--- a/downloads/workbook/ai-3-week-18.docx
+++ b/downloads/workbook/ai-3-week-18.docx
@@ -1850,6 +1850,178 @@
     <w:p>
       <w:r>
         <w:t>Project connection: For your Verified Study Buddy, save the input, procedure, observed result and limitation of this check. Label this worked example as practice; use a different, previously unreviewed case when checking independent understanding.</w:t>
+      </w:r>
+    </w:p>
+    <w:p>
+      <w:pPr>
+        <w:pStyle w:val="Heading1"/>
+      </w:pPr>
+      <w:r>
+        <w:t>29. Project portfolio milestone</w:t>
+      </w:r>
+    </w:p>
+    <w:p>
+      <w:r>
+        <w:t>Project: Verified Study Buddy</w:t>
+      </w:r>
+    </w:p>
+    <w:p>
+      <w:r>
+        <w:t>Current milestone: Test changed cases. Keep normal, boundary and failure cases; compare expected and observed results.</w:t>
+      </w:r>
+    </w:p>
+    <w:p>
+      <w:r>
+        <w:t>For your Verified Study Buddy, save the input, procedure, observed result and limitation of this check. Label this worked example as practice; use a different, previously unreviewed case when checking independent understanding.</w:t>
+      </w:r>
+    </w:p>
+    <w:tbl>
+      <w:tblPr>
+        <w:tblStyle w:val="LightShading-Accent1"/>
+        <w:tblW w:type="auto" w:w="0"/>
+        <w:tblLook w:firstColumn="1" w:firstRow="1" w:lastColumn="0" w:lastRow="0" w:noHBand="0" w:noVBand="1" w:val="04A0"/>
+      </w:tblPr>
+      <w:tblGrid>
+        <w:gridCol w:w="5112"/>
+        <w:gridCol w:w="5112"/>
+      </w:tblGrid>
+      <w:tr>
+        <w:trPr>
+          <w:tblHeader/>
+        </w:trPr>
+        <w:tc>
+          <w:tcPr>
+            <w:tcW w:type="dxa" w:w="5112"/>
+          </w:tcPr>
+          <w:p>
+            <w:r>
+              <w:t>Evidence to keep</w:t>
+            </w:r>
+          </w:p>
+        </w:tc>
+        <w:tc>
+          <w:tcPr>
+            <w:tcW w:type="dxa" w:w="5112"/>
+          </w:tcPr>
+          <w:p>
+            <w:r>
+              <w:t>My record</w:t>
+            </w:r>
+          </w:p>
+        </w:tc>
+      </w:tr>
+      <w:tr>
+        <w:tc>
+          <w:tcPr>
+            <w:tcW w:type="dxa" w:w="5112"/>
+          </w:tcPr>
+          <w:p>
+            <w:r>
+              <w:t>This week’s input and deciding step</w:t>
+            </w:r>
+          </w:p>
+        </w:tc>
+        <w:tc>
+          <w:tcPr>
+            <w:tcW w:type="dxa" w:w="5112"/>
+          </w:tcPr>
+          <w:p>
+            <w:r/>
+          </w:p>
+        </w:tc>
+      </w:tr>
+      <w:tr>
+        <w:tc>
+          <w:tcPr>
+            <w:tcW w:type="dxa" w:w="5112"/>
+          </w:tcPr>
+          <w:p>
+            <w:r>
+              <w:t>Prediction and actual result (or labelled paper trace)</w:t>
+            </w:r>
+          </w:p>
+        </w:tc>
+        <w:tc>
+          <w:tcPr>
+            <w:tcW w:type="dxa" w:w="5112"/>
+          </w:tcPr>
+          <w:p>
+            <w:r/>
+          </w:p>
+        </w:tc>
+      </w:tr>
+      <w:tr>
+        <w:tc>
+          <w:tcPr>
+            <w:tcW w:type="dxa" w:w="5112"/>
+          </w:tcPr>
+          <w:p>
+            <w:r>
+              <w:t>One change since the previous checkpoint and why</w:t>
+            </w:r>
+          </w:p>
+        </w:tc>
+        <w:tc>
+          <w:tcPr>
+            <w:tcW w:type="dxa" w:w="5112"/>
+          </w:tcPr>
+          <w:p>
+            <w:r/>
+          </w:p>
+        </w:tc>
+      </w:tr>
+      <w:tr>
+        <w:tc>
+          <w:tcPr>
+            <w:tcW w:type="dxa" w:w="5112"/>
+          </w:tcPr>
+          <w:p>
+            <w:r>
+              <w:t>One error or limit and the next test</w:t>
+            </w:r>
+          </w:p>
+        </w:tc>
+        <w:tc>
+          <w:tcPr>
+            <w:tcW w:type="dxa" w:w="5112"/>
+          </w:tcPr>
+          <w:p>
+            <w:r/>
+          </w:p>
+        </w:tc>
+      </w:tr>
+    </w:tbl>
+    <w:p>
+      <w:pPr>
+        <w:pStyle w:val="Heading3"/>
+      </w:pPr>
+      <w:r>
+        <w:t>Explain what this week adds to your project. Reuse last week’s record rather than starting again.</w:t>
+      </w:r>
+    </w:p>
+    <w:p>
+      <w:r>
+        <w:t>________________________________________________________________</w:t>
+      </w:r>
+    </w:p>
+    <w:p>
+      <w:r>
+        <w:t>________________________________________________________________</w:t>
+      </w:r>
+    </w:p>
+    <w:p>
+      <w:r>
+        <w:t>________________________________________________________________</w:t>
+      </w:r>
+    </w:p>
+    <w:p>
+      <w:r>
+        <w:t>________________________________________________________________</w:t>
+      </w:r>
+    </w:p>
+    <w:p>
+      <w:r>
+        <w:t>________________________________________________________________</w:t>
       </w:r>
     </w:p>
     <w:sectPr>

--- a/downloads/workbook/ai-3-week-18.docx
+++ b/downloads/workbook/ai-3-week-18.docx
@@ -1997,6 +1997,235 @@
       </w:pPr>
       <w:r>
         <w:t>Explain what this week adds to your project. Reuse last week’s record rather than starting again.</w:t>
+      </w:r>
+    </w:p>
+    <w:p>
+      <w:r>
+        <w:t>________________________________________________________________</w:t>
+      </w:r>
+    </w:p>
+    <w:p>
+      <w:r>
+        <w:t>________________________________________________________________</w:t>
+      </w:r>
+    </w:p>
+    <w:p>
+      <w:r>
+        <w:t>________________________________________________________________</w:t>
+      </w:r>
+    </w:p>
+    <w:p>
+      <w:r>
+        <w:t>________________________________________________________________</w:t>
+      </w:r>
+    </w:p>
+    <w:p>
+      <w:r>
+        <w:t>________________________________________________________________</w:t>
+      </w:r>
+    </w:p>
+    <w:p>
+      <w:pPr>
+        <w:pStyle w:val="Heading1"/>
+      </w:pPr>
+      <w:r>
+        <w:t>30. Supported practice and learning evidence</w:t>
+      </w:r>
+    </w:p>
+    <w:p>
+      <w:r>
+        <w:t>Use this supported practice once, in the browser or on paper. Keep the reserved independent assessment for a separate first attempt before teacher feedback.</w:t>
+      </w:r>
+    </w:p>
+    <w:p>
+      <w:r>
+        <w:t>Turn a short science source into an answer with a visible claim-to-source map.</w:t>
+      </w:r>
+    </w:p>
+    <w:p>
+      <w:pPr>
+        <w:pStyle w:val="Heading3"/>
+      </w:pPr>
+      <w:r>
+        <w:t>Practice 1: explain the deciding evidence</w:t>
+      </w:r>
+    </w:p>
+    <w:p>
+      <w:r>
+        <w:t>Which labelled step matches this detail? Both claims match S4. A claim that melting takes exactly two minutes would not match.</w:t>
+      </w:r>
+    </w:p>
+    <w:p>
+      <w:r>
+        <w:t>1. Check each claim</w:t>
+      </w:r>
+    </w:p>
+    <w:p>
+      <w:r>
+        <w:t>2. Draft two claims</w:t>
+      </w:r>
+    </w:p>
+    <w:p>
+      <w:r>
+        <w:t>3. Read source</w:t>
+      </w:r>
+    </w:p>
+    <w:p>
+      <w:pPr>
+        <w:pStyle w:val="Heading3"/>
+      </w:pPr>
+      <w:r>
+        <w:t>My selected conclusion, deciding fact and explanation</w:t>
+      </w:r>
+    </w:p>
+    <w:p>
+      <w:r>
+        <w:t>________________________________________________________________</w:t>
+      </w:r>
+    </w:p>
+    <w:p>
+      <w:r>
+        <w:t>________________________________________________________________</w:t>
+      </w:r>
+    </w:p>
+    <w:p>
+      <w:r>
+        <w:t>________________________________________________________________</w:t>
+      </w:r>
+    </w:p>
+    <w:p>
+      <w:r>
+        <w:t>________________________________________________________________</w:t>
+      </w:r>
+    </w:p>
+    <w:p>
+      <w:r>
+        <w:t>________________________________________________________________</w:t>
+      </w:r>
+    </w:p>
+    <w:p>
+      <w:r>
+        <w:t>Hint if needed: Read the steps in the pictorial case. Match the supplied detail to the stage that performs or records it.</w:t>
+      </w:r>
+    </w:p>
+    <w:p>
+      <w:r>
+        <w:t>After your attempt, compare with the supported explanation: Check each claim Both claims match S4. A claim that melting takes exactly two minutes would not match. Read the picture in order. Both claims match S4. A claim that melting takes exactly two minutes would not match. The arrows show which recorded input or intermediate result each decision uses. Explain the deciding step aloud before checking the changed case; pointing to the final answer alone does not show how it follows.</w:t>
+      </w:r>
+    </w:p>
+    <w:p>
+      <w:pPr>
+        <w:pStyle w:val="Heading3"/>
+      </w:pPr>
+      <w:r>
+        <w:t>Practice 2: explain the deciding evidence</w:t>
+      </w:r>
+    </w:p>
+    <w:p>
+      <w:r>
+        <w:t>Changed-case practice: The question asks exactly how long this ice takes to melt. Which conclusion is supported by the supplied facts?</w:t>
+      </w:r>
+    </w:p>
+    <w:p>
+      <w:r>
+        <w:t>1. We can decide the result without examining the changed input or the procedure.</w:t>
+      </w:r>
+    </w:p>
+    <w:p>
+      <w:r>
+        <w:t>2. This one example guarantees correct results for every future input.</w:t>
+      </w:r>
+    </w:p>
+    <w:p>
+      <w:r>
+        <w:t>3. Say that S4 does not provide a time.</w:t>
+      </w:r>
+    </w:p>
+    <w:p>
+      <w:pPr>
+        <w:pStyle w:val="Heading3"/>
+      </w:pPr>
+      <w:r>
+        <w:t>My selected conclusion, deciding fact and explanation</w:t>
+      </w:r>
+    </w:p>
+    <w:p>
+      <w:r>
+        <w:t>________________________________________________________________</w:t>
+      </w:r>
+    </w:p>
+    <w:p>
+      <w:r>
+        <w:t>________________________________________________________________</w:t>
+      </w:r>
+    </w:p>
+    <w:p>
+      <w:r>
+        <w:t>________________________________________________________________</w:t>
+      </w:r>
+    </w:p>
+    <w:p>
+      <w:r>
+        <w:t>________________________________________________________________</w:t>
+      </w:r>
+    </w:p>
+    <w:p>
+      <w:r>
+        <w:t>________________________________________________________________</w:t>
+      </w:r>
+    </w:p>
+    <w:p>
+      <w:r>
+        <w:t>Hint if needed: Use the changed condition and the deciding step in the pictorial trace. The answer must say what follows from those facts.</w:t>
+      </w:r>
+    </w:p>
+    <w:p>
+      <w:r>
+        <w:t>After your attempt, compare with the supported explanation: Say that S4 does not provide a time. A general change of state does not determine a duration for an unspecified sample.</w:t>
+      </w:r>
+    </w:p>
+    <w:p>
+      <w:pPr>
+        <w:pStyle w:val="Heading3"/>
+      </w:pPr>
+      <w:r>
+        <w:t>Repair a missing building block</w:t>
+      </w:r>
+    </w:p>
+    <w:p>
+      <w:r>
+        <w:t>Review Model Memory vs Retrieval (ai-3/17). Goal: Explain the mechanism and terminology of retrieval and indexing. Short practice: Why can the assistant not certify 15: 00 when the notice is missing? Point to the relevant step in the picture, then write the changed result and the rule or evidence that supports it.. Return to this week and explain what you changed.</w:t>
+      </w:r>
+    </w:p>
+    <w:p>
+      <w:r>
+        <w:t>Review Source Quality (ai-3/15). Goal: Explain the mechanism and terminology of conflicting and time-sensitive sources. Short practice: Which source fields must be checked before answering day 9?. Return to this week and explain what you changed.</w:t>
+      </w:r>
+    </w:p>
+    <w:p>
+      <w:r>
+        <w:t>Review Speech and Audio Systems (ai-3/12). Goal: Explain the mechanism and terminology of speech pipelines and multimodal evidence. Short practice: Which stage was initially wrong, and which stage was correctly operating on a wrong input?. Return to this week and explain what you changed.</w:t>
+      </w:r>
+    </w:p>
+    <w:p>
+      <w:pPr>
+        <w:pStyle w:val="Heading3"/>
+      </w:pPr>
+      <w:r>
+        <w:t>Keep your completed work</w:t>
+      </w:r>
+    </w:p>
+    <w:p>
+      <w:r>
+        <w:t>Use Download completed work in the hosted lesson to export your answers, reflections, practice feedback and code-run evidence. Open the HTML copy to read or print it. Drafts stay in this browser when storage is available; clear drafts on a shared device.</w:t>
+      </w:r>
+    </w:p>
+    <w:p>
+      <w:pPr>
+        <w:pStyle w:val="Heading3"/>
+      </w:pPr>
+      <w:r>
+        <w:t>What I repaired, the evidence I kept and the next test</w:t>
       </w:r>
     </w:p>
     <w:p>

--- a/downloads/workbook/ai-3-week-18.docx
+++ b/downloads/workbook/ai-3-week-18.docx
@@ -30,6 +30,17 @@
     </w:p>
     <w:p>
       <w:r>
+        <w:t>Record your starting explanation for Retrieval Augmented Generation before opening notes. Show any later correction separately.</w:t>
+      </w:r>
+    </w:p>
+    <w:p>
+      <w:pPr>
+        <w:spacing w:line="336" w:lineRule="auto" w:after="180"/>
+      </w:pPr>
+      <w:r>
+        <w:rPr>
+          <w:b w:val="0"/>
+        </w:rPr>
         <w:t>Try the recall before opening notes. Then use a different colour or a labelled second line to correct your explanation.</w:t>
       </w:r>
     </w:p>
@@ -42,7 +53,13 @@
       </w:r>
     </w:p>
     <w:p>
-      <w:r>
+      <w:pPr>
+        <w:spacing w:line="336" w:lineRule="auto" w:after="180"/>
+      </w:pPr>
+      <w:r>
+        <w:rPr>
+          <w:b w:val="0"/>
+        </w:rPr>
         <w:t>Without opening the old lesson, explain one key idea from Model Memory vs Retrieval. Give an example and a mistake that the idea helps you avoid.</w:t>
       </w:r>
     </w:p>
@@ -78,7 +95,13 @@
       </w:r>
     </w:p>
     <w:p>
-      <w:r>
+      <w:pPr>
+        <w:spacing w:line="336" w:lineRule="auto" w:after="180"/>
+      </w:pPr>
+      <w:r>
+        <w:rPr>
+          <w:b w:val="0"/>
+        </w:rPr>
         <w:t>Without opening the old lesson, explain one key idea from Source Quality. Give an example and a mistake that the idea helps you avoid.</w:t>
       </w:r>
     </w:p>
@@ -114,7 +137,13 @@
       </w:r>
     </w:p>
     <w:p>
-      <w:r>
+      <w:pPr>
+        <w:spacing w:line="336" w:lineRule="auto" w:after="180"/>
+      </w:pPr>
+      <w:r>
+        <w:rPr>
+          <w:b w:val="0"/>
+        </w:rPr>
         <w:t>Without opening the old lesson, explain one key idea from Speech and Audio Systems. Give an example and a mistake that the idea helps you avoid.</w:t>
       </w:r>
     </w:p>
@@ -151,7 +180,30 @@
     </w:p>
     <w:p>
       <w:r>
-        <w:t>Use W2: Trace the worked case for Building a grounded answer. Record the answer once; the lesson and workbook refer to the same attempt.</w:t>
+        <w:t>Complete the supported Retrieval Augmented Generation trace and record the first step you can explain without help.</w:t>
+      </w:r>
+    </w:p>
+    <w:p>
+      <w:pPr>
+        <w:spacing w:line="336" w:lineRule="auto" w:after="180"/>
+      </w:pPr>
+      <w:r>
+        <w:rPr>
+          <w:b w:val="0"/>
+        </w:rPr>
+        <w:t xml:space="preserve">Use W2: Trace the worked case for Building a </w:t>
+      </w:r>
+      <w:r>
+        <w:rPr>
+          <w:b/>
+        </w:rPr>
+        <w:t>grounded answer</w:t>
+      </w:r>
+      <w:r>
+        <w:rPr>
+          <w:b w:val="0"/>
+        </w:rPr>
+        <w:t>. Record the answer once; the lesson and workbook refer to the same attempt.</w:t>
       </w:r>
     </w:p>
     <w:tbl>
@@ -279,7 +331,41 @@
     </w:p>
     <w:p>
       <w:r>
-        <w:t>Use the worked case for Building a grounded answer. Proposed explanation: “The worked result establishes every future case”. Decide whether this explanation is supported. Point to the step or supplied fact that decides; explain your repair if needed.</w:t>
+        <w:t>Check the proposed Retrieval Augmented Generation explanation against the supplied facts before discussing it.</w:t>
+      </w:r>
+    </w:p>
+    <w:p>
+      <w:pPr>
+        <w:spacing w:line="336" w:lineRule="auto" w:after="180"/>
+      </w:pPr>
+      <w:r>
+        <w:rPr>
+          <w:b w:val="0"/>
+        </w:rPr>
+        <w:t xml:space="preserve">Use the worked case for Building a </w:t>
+      </w:r>
+      <w:r>
+        <w:rPr>
+          <w:b/>
+        </w:rPr>
+        <w:t>grounded answer</w:t>
+      </w:r>
+      <w:r>
+        <w:rPr>
+          <w:b w:val="0"/>
+        </w:rPr>
+        <w:t>. Proposed explanation: “The worked result establishes every future case”. Decide whether this explanation is supported.</w:t>
+      </w:r>
+    </w:p>
+    <w:p>
+      <w:pPr>
+        <w:spacing w:line="336" w:lineRule="auto" w:after="180"/>
+      </w:pPr>
+      <w:r>
+        <w:rPr>
+          <w:b w:val="0"/>
+        </w:rPr>
+        <w:t>Point to the step or supplied fact that decides; explain your repair if needed.</w:t>
       </w:r>
     </w:p>
     <w:p>
@@ -319,6 +405,11 @@
       </w:r>
     </w:p>
     <w:p>
+      <w:r>
+        <w:t>Write one first attempt at the reserved independent case before feedback. Repeated copies of that case refer to the same recorded attempt.</w:t>
+      </w:r>
+    </w:p>
+    <w:p>
       <w:pPr>
         <w:pStyle w:val="Heading3"/>
       </w:pPr>
@@ -327,7 +418,13 @@
       </w:r>
     </w:p>
     <w:p>
-      <w:r>
+      <w:pPr>
+        <w:spacing w:line="336" w:lineRule="auto" w:after="180"/>
+      </w:pPr>
+      <w:r>
+        <w:rPr>
+          <w:b w:val="0"/>
+        </w:rPr>
         <w:t>Source A approves room H; B lists H capacity 7, except maintenance limit 4. Maintenance status is unknown. Write a grounded response.</w:t>
       </w:r>
     </w:p>
@@ -375,7 +472,13 @@
       </w:r>
     </w:p>
     <w:p>
-      <w:r>
+      <w:pPr>
+        <w:spacing w:line="336" w:lineRule="auto" w:after="180"/>
+      </w:pPr>
+      <w:r>
+        <w:rPr>
+          <w:b w:val="0"/>
+        </w:rPr>
         <w:t>Attempt this case before feedback. Record any help. Earlier examples below are further practice; a case already practised with feedback cannot establish fresh transfer.</w:t>
       </w:r>
     </w:p>
@@ -389,7 +492,31 @@
     </w:p>
     <w:p>
       <w:r>
-        <w:t>Sources: A='Library opens 9'; B='Cafe opens 8'; C='Library closes 5'. A question asks when the library opens. The retriever returns only B and C. What should the generator do?</w:t>
+        <w:t>Connect the Retrieval Augmented Generation target to a trace and a justified conclusion.</w:t>
+      </w:r>
+    </w:p>
+    <w:p>
+      <w:pPr>
+        <w:spacing w:line="336" w:lineRule="auto" w:after="180"/>
+        <w:shd w:fill="F5F1FB"/>
+      </w:pPr>
+      <w:r>
+        <w:rPr>
+          <w:b w:val="0"/>
+        </w:rPr>
+        <w:t xml:space="preserve">Sources: A='Library opens 9'; B='Cafe opens 8'; C='Library closes 5'. A question asks when the library opens. The </w:t>
+      </w:r>
+      <w:r>
+        <w:rPr>
+          <w:b/>
+        </w:rPr>
+        <w:t>retriever</w:t>
+      </w:r>
+      <w:r>
+        <w:rPr>
+          <w:b w:val="0"/>
+        </w:rPr>
+        <w:t xml:space="preserve"> returns only B and C. What should the generator do?</w:t>
       </w:r>
     </w:p>
     <w:p>
@@ -402,17 +529,58 @@
     </w:p>
     <w:p>
       <w:r>
+        <w:t>Solve the supplied Retrieval Augmented Generation case and show the deciding evidence.</w:t>
+      </w:r>
+    </w:p>
+    <w:p>
+      <w:pPr>
+        <w:spacing w:line="336" w:lineRule="auto" w:after="180"/>
+      </w:pPr>
+      <w:r>
+        <w:rPr>
+          <w:b w:val="0"/>
+        </w:rPr>
         <w:t>Note A says library opens at 9. Note B says returns go in the blue box.</w:t>
       </w:r>
     </w:p>
     <w:p>
-      <w:r>
-        <w:t>Answer opening time with evidence.</w:t>
-      </w:r>
-    </w:p>
-    <w:p>
-      <w:r>
-        <w:t>Show your trace, calculation or evidence</w:t>
+      <w:pPr>
+        <w:spacing w:line="336" w:lineRule="auto" w:after="180"/>
+      </w:pPr>
+      <w:r>
+        <w:rPr>
+          <w:b w:val="0"/>
+        </w:rPr>
+        <w:t xml:space="preserve">Answer opening time with </w:t>
+      </w:r>
+      <w:r>
+        <w:rPr>
+          <w:b/>
+        </w:rPr>
+        <w:t>evidence</w:t>
+      </w:r>
+      <w:r>
+        <w:rPr>
+          <w:b w:val="0"/>
+        </w:rPr>
+        <w:t>.</w:t>
+      </w:r>
+    </w:p>
+    <w:p>
+      <w:pPr>
+        <w:spacing w:line="336" w:lineRule="auto" w:after="180"/>
+      </w:pPr>
+      <w:r>
+        <w:rPr>
+          <w:b w:val="0"/>
+        </w:rPr>
+        <w:t xml:space="preserve">Show your trace, calculation or </w:t>
+      </w:r>
+      <w:r>
+        <w:rPr>
+          <w:b/>
+        </w:rPr>
+        <w:t>evidence</w:t>
       </w:r>
     </w:p>
     <w:p>
@@ -458,11 +626,29 @@
     </w:p>
     <w:p>
       <w:r>
+        <w:t>Apply the procedure to the changed case and record why the conclusion follows.</w:t>
+      </w:r>
+    </w:p>
+    <w:p>
+      <w:pPr>
+        <w:spacing w:line="336" w:lineRule="auto" w:after="180"/>
+        <w:shd w:fill="F5F1FB"/>
+      </w:pPr>
+      <w:r>
+        <w:rPr>
+          <w:b w:val="0"/>
+        </w:rPr>
         <w:t>A retrieved passage says the club meets Tuesday; it says nothing about cost. The assistant answers Tuesday, free entry. Which part is grounded and what should replace the unsupported part?</w:t>
       </w:r>
     </w:p>
     <w:p>
-      <w:r>
+      <w:pPr>
+        <w:spacing w:line="336" w:lineRule="auto" w:after="180"/>
+      </w:pPr>
+      <w:r>
+        <w:rPr>
+          <w:b w:val="0"/>
+        </w:rPr>
         <w:t>My independent answer and reason</w:t>
       </w:r>
     </w:p>
@@ -517,7 +703,30 @@
     </w:p>
     <w:p>
       <w:r>
-        <w:t>Create a changed input, boundary case or missing-information case. Write the expected answer or safe response before testing.</w:t>
+        <w:t>Specify a changed input, expected result and observation separately.</w:t>
+      </w:r>
+    </w:p>
+    <w:p>
+      <w:pPr>
+        <w:spacing w:line="336" w:lineRule="auto" w:after="180"/>
+      </w:pPr>
+      <w:r>
+        <w:rPr>
+          <w:b w:val="0"/>
+        </w:rPr>
+        <w:t xml:space="preserve">Create a changed </w:t>
+      </w:r>
+      <w:r>
+        <w:rPr>
+          <w:b/>
+        </w:rPr>
+        <w:t>input</w:t>
+      </w:r>
+      <w:r>
+        <w:rPr>
+          <w:b w:val="0"/>
+        </w:rPr>
+        <w:t>, boundary case or missing-information case. Write the expected answer or safe response before testing.</w:t>
       </w:r>
     </w:p>
     <w:tbl>
@@ -646,12 +855,41 @@
     </w:p>
     <w:p>
       <w:r>
+        <w:t>Justify what Retrieval Augmented Generation adds to Verified Study Buddy and keep the evidence.</w:t>
+      </w:r>
+    </w:p>
+    <w:p>
+      <w:pPr>
+        <w:spacing w:line="336" w:lineRule="auto" w:after="180"/>
+      </w:pPr>
+      <w:r>
+        <w:rPr>
+          <w:b w:val="0"/>
+        </w:rPr>
         <w:t>Implement question → retrieve → inspect → answer → cite → verify as the core architecture.</w:t>
       </w:r>
     </w:p>
     <w:p>
-      <w:r>
-        <w:t>The project change and evidence I will keep</w:t>
+      <w:pPr>
+        <w:spacing w:line="336" w:lineRule="auto" w:after="180"/>
+      </w:pPr>
+      <w:r>
+        <w:rPr>
+          <w:b w:val="0"/>
+        </w:rPr>
+        <w:t xml:space="preserve">The project change and </w:t>
+      </w:r>
+      <w:r>
+        <w:rPr>
+          <w:b/>
+        </w:rPr>
+        <w:t>evidence</w:t>
+      </w:r>
+      <w:r>
+        <w:rPr>
+          <w:b w:val="0"/>
+        </w:rPr>
+        <w:t xml:space="preserve"> I will keep</w:t>
       </w:r>
     </w:p>
     <w:p>
@@ -697,11 +935,54 @@
     </w:p>
     <w:p>
       <w:r>
-        <w:t>I can explain the mechanism. I can show evidence. I can handle a changed case. I can name a limit. Mark each as not yet, with help or independently, and attach supporting work.</w:t>
-      </w:r>
-    </w:p>
-    <w:p>
-      <w:r>
+        <w:t>Judge explanation, evidence, transfer and limits separately; attach the work behind your judgement.</w:t>
+      </w:r>
+    </w:p>
+    <w:p>
+      <w:pPr>
+        <w:pStyle w:val="ListBullet"/>
+      </w:pPr>
+      <w:r>
+        <w:t>I can explain the mechanism.</w:t>
+      </w:r>
+    </w:p>
+    <w:p>
+      <w:pPr>
+        <w:pStyle w:val="ListBullet"/>
+      </w:pPr>
+      <w:r>
+        <w:t>I can show evidence.</w:t>
+      </w:r>
+    </w:p>
+    <w:p>
+      <w:pPr>
+        <w:pStyle w:val="ListBullet"/>
+      </w:pPr>
+      <w:r>
+        <w:t>I can handle a changed case.</w:t>
+      </w:r>
+    </w:p>
+    <w:p>
+      <w:pPr>
+        <w:pStyle w:val="ListBullet"/>
+      </w:pPr>
+      <w:r>
+        <w:t>I can name a limit.</w:t>
+      </w:r>
+    </w:p>
+    <w:p>
+      <w:r>
+        <w:t>Mark each as not yet, with help or independently, and attach supporting work.</w:t>
+      </w:r>
+    </w:p>
+    <w:p>
+      <w:pPr>
+        <w:spacing w:line="336" w:lineRule="auto" w:after="180"/>
+      </w:pPr>
+      <w:r>
+        <w:rPr>
+          <w:b w:val="0"/>
+        </w:rPr>
         <w:t>Teacher review ____________________  Next step ____________________</w:t>
       </w:r>
     </w:p>
@@ -715,7 +996,31 @@
     </w:p>
     <w:p>
       <w:r>
-        <w:t>Sources: A='Library opens 9'; B='Cafe opens 8'; C='Library closes 5'. A question asks when the library opens. The retriever returns only B and C. What should the generator do?</w:t>
+        <w:t>Use this earlier case as transfer practice. A case already discussed with feedback is not fresh assessment evidence.</w:t>
+      </w:r>
+    </w:p>
+    <w:p>
+      <w:pPr>
+        <w:spacing w:line="336" w:lineRule="auto" w:after="180"/>
+        <w:shd w:fill="F5F1FB"/>
+      </w:pPr>
+      <w:r>
+        <w:rPr>
+          <w:b w:val="0"/>
+        </w:rPr>
+        <w:t xml:space="preserve">Sources: A='Library opens 9'; B='Cafe opens 8'; C='Library closes 5'. A question asks when the library opens. The </w:t>
+      </w:r>
+      <w:r>
+        <w:rPr>
+          <w:b/>
+        </w:rPr>
+        <w:t>retriever</w:t>
+      </w:r>
+      <w:r>
+        <w:rPr>
+          <w:b w:val="0"/>
+        </w:rPr>
+        <w:t xml:space="preserve"> returns only B and C. What should the generator do?</w:t>
       </w:r>
     </w:p>
     <w:p>
@@ -762,7 +1067,13 @@
       </w:r>
     </w:p>
     <w:p>
-      <w:r>
+      <w:pPr>
+        <w:spacing w:line="336" w:lineRule="auto" w:after="180"/>
+      </w:pPr>
+      <w:r>
+        <w:rPr>
+          <w:b w:val="0"/>
+        </w:rPr>
         <w:t>Record support used: none, hint or teacher explanation.</w:t>
       </w:r>
     </w:p>
@@ -776,7 +1087,54 @@
     </w:p>
     <w:p>
       <w:r>
-        <w:t>Explain the weekly mechanism in your own words. Use the worked scenario to name its input, decision rule and output.</w:t>
+        <w:t>Explain the mechanism. Apply the supplied Retrieval Augmented Generation facts and keep your reasoning.</w:t>
+      </w:r>
+    </w:p>
+    <w:p>
+      <w:pPr>
+        <w:spacing w:line="336" w:lineRule="auto" w:after="180"/>
+      </w:pPr>
+      <w:r>
+        <w:rPr>
+          <w:b w:val="0"/>
+        </w:rPr>
+        <w:t xml:space="preserve">Explain the weekly </w:t>
+      </w:r>
+      <w:r>
+        <w:rPr>
+          <w:b/>
+        </w:rPr>
+        <w:t>mechanism</w:t>
+      </w:r>
+      <w:r>
+        <w:rPr>
+          <w:b w:val="0"/>
+        </w:rPr>
+        <w:t xml:space="preserve"> in your own words. Use the worked scenario to name its </w:t>
+      </w:r>
+      <w:r>
+        <w:rPr>
+          <w:b/>
+        </w:rPr>
+        <w:t>input</w:t>
+      </w:r>
+      <w:r>
+        <w:rPr>
+          <w:b w:val="0"/>
+        </w:rPr>
+        <w:t xml:space="preserve">, decision rule and </w:t>
+      </w:r>
+      <w:r>
+        <w:rPr>
+          <w:b/>
+        </w:rPr>
+        <w:t>output</w:t>
+      </w:r>
+      <w:r>
+        <w:rPr>
+          <w:b w:val="0"/>
+        </w:rPr>
+        <w:t>.</w:t>
       </w:r>
     </w:p>
     <w:p>
@@ -827,6 +1185,17 @@
     </w:p>
     <w:p>
       <w:r>
+        <w:t>Trace the worked case. Apply the supplied Retrieval Augmented Generation facts and keep your reasoning.</w:t>
+      </w:r>
+    </w:p>
+    <w:p>
+      <w:pPr>
+        <w:spacing w:line="336" w:lineRule="auto" w:after="180"/>
+      </w:pPr>
+      <w:r>
+        <w:rPr>
+          <w:b w:val="0"/>
+        </w:rPr>
         <w:t>Current source P approves room C; Q lists C capacity 10. Draft says room C is approved, seats 10 and offers lunch. Show the intermediate steps and give the conclusion with its scope.</w:t>
       </w:r>
     </w:p>
@@ -883,7 +1252,29 @@
     </w:p>
     <w:p>
       <w:r>
-        <w:t>A report omits this qualification: Grounding requires support for the exact claim, including conditions; attaching a source name is insufficient. Explain how omitting it could change a reader's interpretation, and write an accurate replacement.</w:t>
+        <w:t>Audit the limit. Apply the supplied Retrieval Augmented Generation facts and keep your reasoning.</w:t>
+      </w:r>
+    </w:p>
+    <w:p>
+      <w:pPr>
+        <w:spacing w:line="336" w:lineRule="auto" w:after="180"/>
+      </w:pPr>
+      <w:r>
+        <w:rPr>
+          <w:b w:val="0"/>
+        </w:rPr>
+        <w:t>A report omits this qualification: Grounding requires support for the exact claim, including conditions; attaching a source name is insufficient.</w:t>
+      </w:r>
+    </w:p>
+    <w:p>
+      <w:pPr>
+        <w:spacing w:line="336" w:lineRule="auto" w:after="180"/>
+      </w:pPr>
+      <w:r>
+        <w:rPr>
+          <w:b w:val="0"/>
+        </w:rPr>
+        <w:t>Explain how omitting it could change a reader's interpretation, and write an accurate replacement.</w:t>
       </w:r>
     </w:p>
     <w:p>
@@ -934,6 +1325,17 @@
     </w:p>
     <w:p>
       <w:r>
+        <w:t>Attempt before feedback. If this repeats the selected independent case, reuse that first attempt; otherwise keep a separate record. Apply a new case independently. Apply the supplied Retrieval Augmented Generation facts and keep your reasoning.</w:t>
+      </w:r>
+    </w:p>
+    <w:p>
+      <w:pPr>
+        <w:spacing w:line="336" w:lineRule="auto" w:after="180"/>
+      </w:pPr>
+      <w:r>
+        <w:rPr>
+          <w:b w:val="0"/>
+        </w:rPr>
         <w:t>Source A approves room H; B lists H capacity 7, except maintenance limit 4. Maintenance status is unknown. Write a grounded response.</w:t>
       </w:r>
     </w:p>
@@ -995,7 +1397,29 @@
     </w:p>
     <w:p>
       <w:r>
-        <w:t>For the worked scenario, propose one additional case that could reveal a failure, describe its expected outcome before running it, and explain what would need to remain fixed for a fair comparison. Do not reuse W4 as a new final test after receiving feedback.</w:t>
+        <w:t>Design a revealing follow-up. Apply the supplied Retrieval Augmented Generation facts and keep your reasoning.</w:t>
+      </w:r>
+    </w:p>
+    <w:p>
+      <w:pPr>
+        <w:spacing w:line="336" w:lineRule="auto" w:after="180"/>
+      </w:pPr>
+      <w:r>
+        <w:rPr>
+          <w:b w:val="0"/>
+        </w:rPr>
+        <w:t>For the worked scenario, propose one additional case that could reveal a failure, describe its expected outcome before running it, and explain what would need to remain fixed for a fair comparison.</w:t>
+      </w:r>
+    </w:p>
+    <w:p>
+      <w:pPr>
+        <w:spacing w:line="336" w:lineRule="auto" w:after="180"/>
+      </w:pPr>
+      <w:r>
+        <w:rPr>
+          <w:b w:val="0"/>
+        </w:rPr>
+        <w:t>Do not reuse W4 as a new final test after receiving feedback.</w:t>
       </w:r>
     </w:p>
     <w:p>
@@ -1051,7 +1475,54 @@
     </w:p>
     <w:p>
       <w:r>
-        <w:t>Explain the weekly mechanism in your own words. Use the worked scenario to name its input, decision rule and output.</w:t>
+        <w:t>Use the supplied Retrieval Augmented Generation task to record your reasoning, evidence and next step.</w:t>
+      </w:r>
+    </w:p>
+    <w:p>
+      <w:pPr>
+        <w:spacing w:line="336" w:lineRule="auto" w:after="180"/>
+      </w:pPr>
+      <w:r>
+        <w:rPr>
+          <w:b w:val="0"/>
+        </w:rPr>
+        <w:t xml:space="preserve">Explain the weekly </w:t>
+      </w:r>
+      <w:r>
+        <w:rPr>
+          <w:b/>
+        </w:rPr>
+        <w:t>mechanism</w:t>
+      </w:r>
+      <w:r>
+        <w:rPr>
+          <w:b w:val="0"/>
+        </w:rPr>
+        <w:t xml:space="preserve"> in your own words. Use the worked scenario to name its </w:t>
+      </w:r>
+      <w:r>
+        <w:rPr>
+          <w:b/>
+        </w:rPr>
+        <w:t>input</w:t>
+      </w:r>
+      <w:r>
+        <w:rPr>
+          <w:b w:val="0"/>
+        </w:rPr>
+        <w:t xml:space="preserve">, decision rule and </w:t>
+      </w:r>
+      <w:r>
+        <w:rPr>
+          <w:b/>
+        </w:rPr>
+        <w:t>output</w:t>
+      </w:r>
+      <w:r>
+        <w:rPr>
+          <w:b w:val="0"/>
+        </w:rPr>
+        <w:t>.</w:t>
       </w:r>
     </w:p>
     <w:p>
@@ -1102,7 +1573,30 @@
     </w:p>
     <w:p>
       <w:r>
-        <w:t>A notice says capacity 20, followed by during maintenance capacity 8. Separate chunks contain each sentence but retrieval returns only the first. Show the intermediate steps and give the conclusion with its scope.</w:t>
+        <w:t>Use the supplied Retrieval Augmented Generation task to record your reasoning, evidence and next step.</w:t>
+      </w:r>
+    </w:p>
+    <w:p>
+      <w:pPr>
+        <w:spacing w:line="336" w:lineRule="auto" w:after="180"/>
+      </w:pPr>
+      <w:r>
+        <w:rPr>
+          <w:b w:val="0"/>
+        </w:rPr>
+        <w:t xml:space="preserve">A notice says capacity 20, followed by during maintenance capacity 8. Separate </w:t>
+      </w:r>
+      <w:r>
+        <w:rPr>
+          <w:b/>
+        </w:rPr>
+        <w:t>chunk</w:t>
+      </w:r>
+      <w:r>
+        <w:rPr>
+          <w:b w:val="0"/>
+        </w:rPr>
+        <w:t>s contain each sentence but retrieval returns only the first. Show the intermediate steps and give the conclusion with its scope.</w:t>
       </w:r>
     </w:p>
     <w:p>
@@ -1158,7 +1652,65 @@
     </w:p>
     <w:p>
       <w:r>
-        <w:t>A report omits this qualification: Smaller chunks can improve selectivity while losing necessary qualifiers; chunk size alone is not retrieval quality. Explain how omitting it could change a reader's interpretation, and write an accurate replacement.</w:t>
+        <w:t>Use the supplied Retrieval Augmented Generation task to record your reasoning, evidence and next step.</w:t>
+      </w:r>
+    </w:p>
+    <w:p>
+      <w:pPr>
+        <w:spacing w:line="336" w:lineRule="auto" w:after="180"/>
+      </w:pPr>
+      <w:r>
+        <w:rPr>
+          <w:b w:val="0"/>
+        </w:rPr>
+        <w:t xml:space="preserve">A report omits this qualification: Smaller </w:t>
+      </w:r>
+      <w:r>
+        <w:rPr>
+          <w:b/>
+        </w:rPr>
+        <w:t>chunk</w:t>
+      </w:r>
+      <w:r>
+        <w:rPr>
+          <w:b w:val="0"/>
+        </w:rPr>
+        <w:t xml:space="preserve">s can improve selectivity while losing necessary </w:t>
+      </w:r>
+      <w:r>
+        <w:rPr>
+          <w:b/>
+        </w:rPr>
+        <w:t>qualifier</w:t>
+      </w:r>
+      <w:r>
+        <w:rPr>
+          <w:b w:val="0"/>
+        </w:rPr>
+        <w:t xml:space="preserve">s; </w:t>
+      </w:r>
+      <w:r>
+        <w:rPr>
+          <w:b/>
+        </w:rPr>
+        <w:t>chunk</w:t>
+      </w:r>
+      <w:r>
+        <w:rPr>
+          <w:b w:val="0"/>
+        </w:rPr>
+        <w:t xml:space="preserve"> size alone is not retrieval quality.</w:t>
+      </w:r>
+    </w:p>
+    <w:p>
+      <w:pPr>
+        <w:spacing w:line="336" w:lineRule="auto" w:after="180"/>
+      </w:pPr>
+      <w:r>
+        <w:rPr>
+          <w:b w:val="0"/>
+        </w:rPr>
+        <w:t>Explain how omitting it could change a reader's interpretation, and write an accurate replacement.</w:t>
       </w:r>
     </w:p>
     <w:p>
@@ -1209,7 +1761,30 @@
     </w:p>
     <w:p>
       <w:r>
-        <w:t>A rule section says rooms close at 17:00; an exception paragraph says Friday closes at 16:00. The question is Friday closing. Design a complete chunk reference.</w:t>
+        <w:t>Use the supplied Retrieval Augmented Generation task to record your reasoning, evidence and next step.</w:t>
+      </w:r>
+    </w:p>
+    <w:p>
+      <w:pPr>
+        <w:spacing w:line="336" w:lineRule="auto" w:after="180"/>
+      </w:pPr>
+      <w:r>
+        <w:rPr>
+          <w:b w:val="0"/>
+        </w:rPr>
+        <w:t xml:space="preserve">A rule section says rooms close at 17:00; an exception paragraph says Friday closes at 16:00. The question is Friday closing. Design a complete </w:t>
+      </w:r>
+      <w:r>
+        <w:rPr>
+          <w:b/>
+        </w:rPr>
+        <w:t>chunk</w:t>
+      </w:r>
+      <w:r>
+        <w:rPr>
+          <w:b w:val="0"/>
+        </w:rPr>
+        <w:t xml:space="preserve"> reference.</w:t>
       </w:r>
     </w:p>
     <w:p>
@@ -1270,7 +1845,29 @@
     </w:p>
     <w:p>
       <w:r>
-        <w:t>For the worked scenario, propose one additional case that could reveal a failure, describe its expected outcome before running it, and explain what would need to remain fixed for a fair comparison. Do not reuse W4 as a new final test after receiving feedback.</w:t>
+        <w:t>Use the supplied Retrieval Augmented Generation task to record your reasoning, evidence and next step.</w:t>
+      </w:r>
+    </w:p>
+    <w:p>
+      <w:pPr>
+        <w:spacing w:line="336" w:lineRule="auto" w:after="180"/>
+      </w:pPr>
+      <w:r>
+        <w:rPr>
+          <w:b w:val="0"/>
+        </w:rPr>
+        <w:t>For the worked scenario, propose one additional case that could reveal a failure, describe its expected outcome before running it, and explain what would need to remain fixed for a fair comparison.</w:t>
+      </w:r>
+    </w:p>
+    <w:p>
+      <w:pPr>
+        <w:spacing w:line="336" w:lineRule="auto" w:after="180"/>
+      </w:pPr>
+      <w:r>
+        <w:rPr>
+          <w:b w:val="0"/>
+        </w:rPr>
+        <w:t>Do not reuse W4 as a new final test after receiving feedback.</w:t>
       </w:r>
     </w:p>
     <w:p>
@@ -1326,7 +1923,54 @@
     </w:p>
     <w:p>
       <w:r>
-        <w:t>Explain the weekly mechanism in your own words. Use the worked scenario to name its input, decision rule and output.</w:t>
+        <w:t>Use the supplied Retrieval Augmented Generation task to record your reasoning, evidence and next step.</w:t>
+      </w:r>
+    </w:p>
+    <w:p>
+      <w:pPr>
+        <w:spacing w:line="336" w:lineRule="auto" w:after="180"/>
+      </w:pPr>
+      <w:r>
+        <w:rPr>
+          <w:b w:val="0"/>
+        </w:rPr>
+        <w:t xml:space="preserve">Explain the weekly </w:t>
+      </w:r>
+      <w:r>
+        <w:rPr>
+          <w:b/>
+        </w:rPr>
+        <w:t>mechanism</w:t>
+      </w:r>
+      <w:r>
+        <w:rPr>
+          <w:b w:val="0"/>
+        </w:rPr>
+        <w:t xml:space="preserve"> in your own words. Use the worked scenario to name its </w:t>
+      </w:r>
+      <w:r>
+        <w:rPr>
+          <w:b/>
+        </w:rPr>
+        <w:t>input</w:t>
+      </w:r>
+      <w:r>
+        <w:rPr>
+          <w:b w:val="0"/>
+        </w:rPr>
+        <w:t xml:space="preserve">, decision rule and </w:t>
+      </w:r>
+      <w:r>
+        <w:rPr>
+          <w:b/>
+        </w:rPr>
+        <w:t>output</w:t>
+      </w:r>
+      <w:r>
+        <w:rPr>
+          <w:b w:val="0"/>
+        </w:rPr>
+        <w:t>.</w:t>
       </w:r>
     </w:p>
     <w:p>
@@ -1377,7 +2021,36 @@
     </w:p>
     <w:p>
       <w:r>
-        <w:t>Query terms red sensor. D1 text red sensor manual; D2 text red paint. Their lexical scores are 2 and 1. Vector query [1, 0], D1=[.4, .9], D2=[.8, .1]. Show the intermediate steps and give the conclusion with its scope.</w:t>
+        <w:t>Use the supplied Retrieval Augmented Generation task to record your reasoning, evidence and next step.</w:t>
+      </w:r>
+    </w:p>
+    <w:p>
+      <w:pPr>
+        <w:spacing w:line="336" w:lineRule="auto" w:after="180"/>
+      </w:pPr>
+      <w:r>
+        <w:rPr>
+          <w:b/>
+        </w:rPr>
+        <w:t>Query</w:t>
+      </w:r>
+      <w:r>
+        <w:rPr>
+          <w:b w:val="0"/>
+        </w:rPr>
+        <w:t xml:space="preserve"> terms red sensor. D1 text red sensor manual; D2 text red paint. Their lexical scores are 2 and 1. Vector </w:t>
+      </w:r>
+      <w:r>
+        <w:rPr>
+          <w:b/>
+        </w:rPr>
+        <w:t>query</w:t>
+      </w:r>
+      <w:r>
+        <w:rPr>
+          <w:b w:val="0"/>
+        </w:rPr>
+        <w:t xml:space="preserve"> [1, 0], D1=[.4, .9], D2=[.8, .1]. Show the intermediate steps and give the conclusion with its scope.</w:t>
       </w:r>
     </w:p>
     <w:p>
@@ -1433,7 +2106,41 @@
     </w:p>
     <w:p>
       <w:r>
-        <w:t>A report omits this qualification: Similarity and relevance are different quantities; exact terminology, metadata and permissions may be necessary. Explain how omitting it could change a reader's interpretation, and write an accurate replacement.</w:t>
+        <w:t>Use the supplied Retrieval Augmented Generation task to record your reasoning, evidence and next step.</w:t>
+      </w:r>
+    </w:p>
+    <w:p>
+      <w:pPr>
+        <w:spacing w:line="336" w:lineRule="auto" w:after="180"/>
+      </w:pPr>
+      <w:r>
+        <w:rPr>
+          <w:b w:val="0"/>
+        </w:rPr>
+        <w:t xml:space="preserve">A report omits this qualification: Similarity and </w:t>
+      </w:r>
+      <w:r>
+        <w:rPr>
+          <w:b/>
+        </w:rPr>
+        <w:t>relevance</w:t>
+      </w:r>
+      <w:r>
+        <w:rPr>
+          <w:b w:val="0"/>
+        </w:rPr>
+        <w:t xml:space="preserve"> are different quantities; exact terminology, metadata and permissions may be necessary.</w:t>
+      </w:r>
+    </w:p>
+    <w:p>
+      <w:pPr>
+        <w:spacing w:line="336" w:lineRule="auto" w:after="180"/>
+      </w:pPr>
+      <w:r>
+        <w:rPr>
+          <w:b w:val="0"/>
+        </w:rPr>
+        <w:t>Explain how omitting it could change a reader's interpretation, and write an accurate replacement.</w:t>
       </w:r>
     </w:p>
     <w:p>
@@ -1484,7 +2191,36 @@
     </w:p>
     <w:p>
       <w:r>
-        <w:t>Query terms blue battery. E1 text blue battery guide, vector [.2, .8]; E2 text blue ribbon, vector [.9, .1]. Query vector [1, 0]. Compute both rankings.</w:t>
+        <w:t>Use the supplied Retrieval Augmented Generation task to record your reasoning, evidence and next step.</w:t>
+      </w:r>
+    </w:p>
+    <w:p>
+      <w:pPr>
+        <w:spacing w:line="336" w:lineRule="auto" w:after="180"/>
+      </w:pPr>
+      <w:r>
+        <w:rPr>
+          <w:b/>
+        </w:rPr>
+        <w:t>Query</w:t>
+      </w:r>
+      <w:r>
+        <w:rPr>
+          <w:b w:val="0"/>
+        </w:rPr>
+        <w:t xml:space="preserve"> terms blue battery. E1 text blue battery guide, vector [.2, .8]; E2 text blue ribbon, vector [.9, .1]. </w:t>
+      </w:r>
+      <w:r>
+        <w:rPr>
+          <w:b/>
+        </w:rPr>
+        <w:t>Query</w:t>
+      </w:r>
+      <w:r>
+        <w:rPr>
+          <w:b w:val="0"/>
+        </w:rPr>
+        <w:t xml:space="preserve"> vector [1, 0]. Compute both rankings.</w:t>
       </w:r>
     </w:p>
     <w:p>
@@ -1545,7 +2281,29 @@
     </w:p>
     <w:p>
       <w:r>
-        <w:t>For the worked scenario, propose one additional case that could reveal a failure, describe its expected outcome before running it, and explain what would need to remain fixed for a fair comparison. Do not reuse W4 as a new final test after receiving feedback.</w:t>
+        <w:t>Use the supplied Retrieval Augmented Generation task to record your reasoning, evidence and next step.</w:t>
+      </w:r>
+    </w:p>
+    <w:p>
+      <w:pPr>
+        <w:spacing w:line="336" w:lineRule="auto" w:after="180"/>
+      </w:pPr>
+      <w:r>
+        <w:rPr>
+          <w:b w:val="0"/>
+        </w:rPr>
+        <w:t>For the worked scenario, propose one additional case that could reveal a failure, describe its expected outcome before running it, and explain what would need to remain fixed for a fair comparison.</w:t>
+      </w:r>
+    </w:p>
+    <w:p>
+      <w:pPr>
+        <w:spacing w:line="336" w:lineRule="auto" w:after="180"/>
+      </w:pPr>
+      <w:r>
+        <w:rPr>
+          <w:b w:val="0"/>
+        </w:rPr>
+        <w:t>Do not reuse W4 as a new final test after receiving feedback.</w:t>
       </w:r>
     </w:p>
     <w:p>
@@ -1597,6 +2355,11 @@
       </w:pPr>
       <w:r>
         <w:t>27. Feedback, return check and learning record</w:t>
+      </w:r>
+    </w:p>
+    <w:p>
+      <w:r>
+        <w:t>Record the first repaired step and a different case to revisit after a delay.</w:t>
       </w:r>
     </w:p>
     <w:tbl>
@@ -1736,7 +2499,13 @@
       </w:tr>
     </w:tbl>
     <w:p>
-      <w:r>
+      <w:pPr>
+        <w:spacing w:line="336" w:lineRule="auto" w:after="180"/>
+      </w:pPr>
+      <w:r>
+        <w:rPr>
+          <w:b w:val="0"/>
+        </w:rPr>
         <w:t>Revisit this idea with your teacher after a delay. Familiarity is different from explaining and using it on a changed case.</w:t>
       </w:r>
     </w:p>
@@ -1750,17 +2519,52 @@
     </w:p>
     <w:p>
       <w:r>
+        <w:t>Turn a short science source into an answer with a visible claim-to-source map. Explain the labelled step before checking the changed condition.</w:t>
+      </w:r>
+    </w:p>
+    <w:p>
+      <w:pPr>
+        <w:spacing w:line="336" w:lineRule="auto" w:after="180"/>
+      </w:pPr>
+      <w:r>
+        <w:rPr>
+          <w:b w:val="0"/>
+        </w:rPr>
         <w:t>Turn a short science source into an answer with a visible claim-to-source map.</w:t>
       </w:r>
     </w:p>
     <w:p>
-      <w:r>
+      <w:pPr>
+        <w:spacing w:line="336" w:lineRule="auto" w:after="180"/>
+      </w:pPr>
+      <w:r>
+        <w:rPr>
+          <w:b w:val="0"/>
+        </w:rPr>
         <w:t>Approved note S4 says: ice is solid water; warming can melt ice into liquid water. No temperature or speed is supplied.</w:t>
       </w:r>
     </w:p>
     <w:p>
-      <w:r>
-        <w:t>All inputs and outcomes in this worked example are invented classroom data; no real model run is claimed.</w:t>
+      <w:pPr>
+        <w:spacing w:line="336" w:lineRule="auto" w:after="180"/>
+      </w:pPr>
+      <w:r>
+        <w:rPr>
+          <w:b w:val="0"/>
+        </w:rPr>
+        <w:t xml:space="preserve">All </w:t>
+      </w:r>
+      <w:r>
+        <w:rPr>
+          <w:b/>
+        </w:rPr>
+        <w:t>input</w:t>
+      </w:r>
+      <w:r>
+        <w:rPr>
+          <w:b w:val="0"/>
+        </w:rPr>
+        <w:t>s and outcomes in this worked example are invented classroom data; no real model run is claimed.</w:t>
       </w:r>
     </w:p>
     <w:p>
@@ -1800,8 +2604,26 @@
       </w:r>
     </w:p>
     <w:p>
-      <w:r>
-        <w:t>Which part of the source supports a two-minute melting claim? Point to the relevant step in the picture, then write the changed result and the rule or evidence that supports it.</w:t>
+      <w:pPr>
+        <w:spacing w:line="336" w:lineRule="auto" w:after="180"/>
+      </w:pPr>
+      <w:r>
+        <w:rPr>
+          <w:b w:val="0"/>
+        </w:rPr>
+        <w:t xml:space="preserve">Which part of the source supports a two-minute melting claim? Point to the relevant step in the picture, then write the changed result and the rule or </w:t>
+      </w:r>
+      <w:r>
+        <w:rPr>
+          <w:b/>
+        </w:rPr>
+        <w:t>evidence</w:t>
+      </w:r>
+      <w:r>
+        <w:rPr>
+          <w:b w:val="0"/>
+        </w:rPr>
+        <w:t xml:space="preserve"> that supports it.</w:t>
       </w:r>
     </w:p>
     <w:p>
@@ -1843,13 +2665,69 @@
       </w:r>
     </w:p>
     <w:p>
-      <w:r>
-        <w:t>Support used: alone / hint / worked example. This record is practice evidence.</w:t>
-      </w:r>
-    </w:p>
-    <w:p>
-      <w:r>
-        <w:t>Project connection: For your Verified Study Buddy, save the input, procedure, observed result and limitation of this check. Label this worked example as practice; use a different, previously unreviewed case when checking independent understanding.</w:t>
+      <w:pPr>
+        <w:pStyle w:val="Heading3"/>
+      </w:pPr>
+      <w:r>
+        <w:t>Record the help used</w:t>
+      </w:r>
+    </w:p>
+    <w:p>
+      <w:pPr>
+        <w:spacing w:line="336" w:lineRule="auto" w:after="180"/>
+        <w:shd w:fill="F1F6F8"/>
+      </w:pPr>
+      <w:r>
+        <w:rPr>
+          <w:b w:val="0"/>
+        </w:rPr>
+        <w:t xml:space="preserve">Support used: alone / hint / worked example. This record is practice </w:t>
+      </w:r>
+      <w:r>
+        <w:rPr>
+          <w:b/>
+        </w:rPr>
+        <w:t>evidence</w:t>
+      </w:r>
+      <w:r>
+        <w:rPr>
+          <w:b w:val="0"/>
+        </w:rPr>
+        <w:t>.</w:t>
+      </w:r>
+    </w:p>
+    <w:p>
+      <w:pPr>
+        <w:spacing w:line="336" w:lineRule="auto" w:after="180"/>
+      </w:pPr>
+      <w:r>
+        <w:rPr>
+          <w:b w:val="0"/>
+        </w:rPr>
+        <w:t xml:space="preserve">Project connection: For your Verified Study Buddy, save the </w:t>
+      </w:r>
+      <w:r>
+        <w:rPr>
+          <w:b/>
+        </w:rPr>
+        <w:t>input</w:t>
+      </w:r>
+      <w:r>
+        <w:rPr>
+          <w:b w:val="0"/>
+        </w:rPr>
+        <w:t>, procedure, observed result and limitation of this check.</w:t>
+      </w:r>
+    </w:p>
+    <w:p>
+      <w:pPr>
+        <w:spacing w:line="336" w:lineRule="auto" w:after="180"/>
+      </w:pPr>
+      <w:r>
+        <w:rPr>
+          <w:b w:val="0"/>
+        </w:rPr>
+        <w:t>Label this worked example as practice; use a different, previously unreviewed case when checking independent understanding.</w:t>
       </w:r>
     </w:p>
     <w:p>
@@ -1862,17 +2740,63 @@
     </w:p>
     <w:p>
       <w:r>
+        <w:t>Keep this week’s input, deciding step, result and limit together in the Verified Study Buddy record.</w:t>
+      </w:r>
+    </w:p>
+    <w:p>
+      <w:pPr>
+        <w:spacing w:line="336" w:lineRule="auto" w:after="180"/>
+      </w:pPr>
+      <w:r>
+        <w:rPr>
+          <w:b w:val="0"/>
+        </w:rPr>
         <w:t>Project: Verified Study Buddy</w:t>
       </w:r>
     </w:p>
     <w:p>
-      <w:r>
+      <w:pPr>
+        <w:spacing w:line="336" w:lineRule="auto" w:after="180"/>
+      </w:pPr>
+      <w:r>
+        <w:rPr>
+          <w:b w:val="0"/>
+        </w:rPr>
         <w:t>Current milestone: Test changed cases. Keep normal, boundary and failure cases; compare expected and observed results.</w:t>
       </w:r>
     </w:p>
     <w:p>
-      <w:r>
-        <w:t>For your Verified Study Buddy, save the input, procedure, observed result and limitation of this check. Label this worked example as practice; use a different, previously unreviewed case when checking independent understanding.</w:t>
+      <w:pPr>
+        <w:spacing w:line="336" w:lineRule="auto" w:after="180"/>
+      </w:pPr>
+      <w:r>
+        <w:rPr>
+          <w:b w:val="0"/>
+        </w:rPr>
+        <w:t xml:space="preserve">For your Verified Study Buddy, save the </w:t>
+      </w:r>
+      <w:r>
+        <w:rPr>
+          <w:b/>
+        </w:rPr>
+        <w:t>input</w:t>
+      </w:r>
+      <w:r>
+        <w:rPr>
+          <w:b w:val="0"/>
+        </w:rPr>
+        <w:t>, procedure, observed result and limitation of this check.</w:t>
+      </w:r>
+    </w:p>
+    <w:p>
+      <w:pPr>
+        <w:spacing w:line="336" w:lineRule="auto" w:after="180"/>
+      </w:pPr>
+      <w:r>
+        <w:rPr>
+          <w:b w:val="0"/>
+        </w:rPr>
+        <w:t>Label this worked example as practice; use a different, previously unreviewed case when checking independent understanding.</w:t>
       </w:r>
     </w:p>
     <w:tbl>
@@ -2034,11 +2958,28 @@
     </w:p>
     <w:p>
       <w:r>
+        <w:t>Try the supported questions before comparing with hints and feedback. Record what you repaired and the evidence you retained.</w:t>
+      </w:r>
+    </w:p>
+    <w:p>
+      <w:pPr>
+        <w:spacing w:line="336" w:lineRule="auto" w:after="180"/>
+      </w:pPr>
+      <w:r>
+        <w:rPr>
+          <w:b w:val="0"/>
+        </w:rPr>
         <w:t>Use this supported practice once, in the browser or on paper. Keep the reserved independent assessment for a separate first attempt before teacher feedback.</w:t>
       </w:r>
     </w:p>
     <w:p>
-      <w:r>
+      <w:pPr>
+        <w:spacing w:line="336" w:lineRule="auto" w:after="180"/>
+      </w:pPr>
+      <w:r>
+        <w:rPr>
+          <w:b w:val="0"/>
+        </w:rPr>
         <w:t>Turn a short science source into an answer with a visible claim-to-source map.</w:t>
       </w:r>
     </w:p>
@@ -2051,22 +2992,49 @@
       </w:r>
     </w:p>
     <w:p>
-      <w:r>
+      <w:pPr>
+        <w:spacing w:line="336" w:lineRule="auto" w:after="180"/>
+      </w:pPr>
+      <w:r>
+        <w:rPr>
+          <w:b w:val="0"/>
+        </w:rPr>
         <w:t>Which labelled step matches this detail? Both claims match S4. A claim that melting takes exactly two minutes would not match.</w:t>
       </w:r>
     </w:p>
     <w:p>
-      <w:r>
+      <w:pPr>
+        <w:spacing w:line="336" w:lineRule="auto" w:after="180"/>
+        <w:shd w:fill="F4F9FC"/>
+      </w:pPr>
+      <w:r>
+        <w:rPr>
+          <w:b w:val="0"/>
+        </w:rPr>
         <w:t>1. Check each claim</w:t>
       </w:r>
     </w:p>
     <w:p>
-      <w:r>
+      <w:pPr>
+        <w:spacing w:line="336" w:lineRule="auto" w:after="180"/>
+        <w:shd w:fill="F4F9FC"/>
+      </w:pPr>
+      <w:r>
+        <w:rPr>
+          <w:b w:val="0"/>
+        </w:rPr>
         <w:t>2. Draft two claims</w:t>
       </w:r>
     </w:p>
     <w:p>
-      <w:r>
+      <w:pPr>
+        <w:spacing w:line="336" w:lineRule="auto" w:after="180"/>
+        <w:shd w:fill="F4F9FC"/>
+      </w:pPr>
+      <w:r>
+        <w:rPr>
+          <w:b w:val="0"/>
+        </w:rPr>
         <w:t>3. Read source</w:t>
       </w:r>
     </w:p>
@@ -2104,40 +3072,166 @@
       </w:r>
     </w:p>
     <w:p>
-      <w:r>
+      <w:pPr>
+        <w:pStyle w:val="Heading3"/>
+      </w:pPr>
+      <w:r>
+        <w:t>Hint · try first</w:t>
+      </w:r>
+    </w:p>
+    <w:p>
+      <w:pPr>
+        <w:spacing w:line="336" w:lineRule="auto" w:after="180"/>
+        <w:shd w:fill="F1F6F8"/>
+      </w:pPr>
+      <w:r>
+        <w:rPr>
+          <w:b w:val="0"/>
+        </w:rPr>
         <w:t>Hint if needed: Read the steps in the pictorial case. Match the supplied detail to the stage that performs or records it.</w:t>
       </w:r>
     </w:p>
     <w:p>
-      <w:r>
-        <w:t>After your attempt, compare with the supported explanation: Check each claim Both claims match S4. A claim that melting takes exactly two minutes would not match. Read the picture in order. Both claims match S4. A claim that melting takes exactly two minutes would not match. The arrows show which recorded input or intermediate result each decision uses. Explain the deciding step aloud before checking the changed case; pointing to the final answer alone does not show how it follows.</w:t>
-      </w:r>
-    </w:p>
-    <w:p>
       <w:pPr>
         <w:pStyle w:val="Heading3"/>
       </w:pPr>
       <w:r>
+        <w:t>Feedback · compare after trying</w:t>
+      </w:r>
+    </w:p>
+    <w:p>
+      <w:pPr>
+        <w:spacing w:line="336" w:lineRule="auto" w:after="180"/>
+        <w:shd w:fill="F1F6FC"/>
+      </w:pPr>
+      <w:r>
+        <w:rPr>
+          <w:b w:val="0"/>
+        </w:rPr>
+        <w:t>After your attempt, compare with the supported explanation: Check each claim Both claims match S4. A claim that melting takes exactly two minutes would not match. Read the picture in order. Both claims match S4.</w:t>
+      </w:r>
+    </w:p>
+    <w:p>
+      <w:pPr>
+        <w:spacing w:line="336" w:lineRule="auto" w:after="180"/>
+        <w:shd w:fill="F1F6FC"/>
+      </w:pPr>
+      <w:r>
+        <w:rPr>
+          <w:b w:val="0"/>
+        </w:rPr>
+        <w:t xml:space="preserve">A claim that melting takes exactly two minutes would not match. The arrows show which recorded </w:t>
+      </w:r>
+      <w:r>
+        <w:rPr>
+          <w:b/>
+        </w:rPr>
+        <w:t>input</w:t>
+      </w:r>
+      <w:r>
+        <w:rPr>
+          <w:b w:val="0"/>
+        </w:rPr>
+        <w:t xml:space="preserve"> or intermediate result each decision uses.</w:t>
+      </w:r>
+    </w:p>
+    <w:p>
+      <w:pPr>
+        <w:spacing w:line="336" w:lineRule="auto" w:after="180"/>
+        <w:shd w:fill="F1F6FC"/>
+      </w:pPr>
+      <w:r>
+        <w:rPr>
+          <w:b w:val="0"/>
+        </w:rPr>
+        <w:t>Explain the deciding step aloud before checking the changed case; pointing to the final answer alone does not show how it follows.</w:t>
+      </w:r>
+    </w:p>
+    <w:p>
+      <w:pPr>
+        <w:pStyle w:val="Heading3"/>
+      </w:pPr>
+      <w:r>
         <w:t>Practice 2: explain the deciding evidence</w:t>
       </w:r>
     </w:p>
     <w:p>
-      <w:r>
+      <w:pPr>
+        <w:pStyle w:val="Heading3"/>
+      </w:pPr>
+      <w:r>
+        <w:t>Changed case · predict first</w:t>
+      </w:r>
+    </w:p>
+    <w:p>
+      <w:pPr>
+        <w:spacing w:line="336" w:lineRule="auto" w:after="180"/>
+        <w:shd w:fill="F5F1FB"/>
+      </w:pPr>
+      <w:r>
+        <w:rPr>
+          <w:b w:val="0"/>
+        </w:rPr>
         <w:t>Changed-case practice: The question asks exactly how long this ice takes to melt. Which conclusion is supported by the supplied facts?</w:t>
       </w:r>
     </w:p>
     <w:p>
-      <w:r>
-        <w:t>1. We can decide the result without examining the changed input or the procedure.</w:t>
-      </w:r>
-    </w:p>
-    <w:p>
-      <w:r>
-        <w:t>2. This one example guarantees correct results for every future input.</w:t>
-      </w:r>
-    </w:p>
-    <w:p>
-      <w:r>
+      <w:pPr>
+        <w:spacing w:line="336" w:lineRule="auto" w:after="180"/>
+        <w:shd w:fill="F4F9FC"/>
+      </w:pPr>
+      <w:r>
+        <w:rPr>
+          <w:b w:val="0"/>
+        </w:rPr>
+        <w:t xml:space="preserve">1. We can decide the result without examining the changed </w:t>
+      </w:r>
+      <w:r>
+        <w:rPr>
+          <w:b/>
+        </w:rPr>
+        <w:t>input</w:t>
+      </w:r>
+      <w:r>
+        <w:rPr>
+          <w:b w:val="0"/>
+        </w:rPr>
+        <w:t xml:space="preserve"> or the procedure.</w:t>
+      </w:r>
+    </w:p>
+    <w:p>
+      <w:pPr>
+        <w:spacing w:line="336" w:lineRule="auto" w:after="180"/>
+        <w:shd w:fill="F4F9FC"/>
+      </w:pPr>
+      <w:r>
+        <w:rPr>
+          <w:b w:val="0"/>
+        </w:rPr>
+        <w:t xml:space="preserve">2. This one example guarantees correct results for every future </w:t>
+      </w:r>
+      <w:r>
+        <w:rPr>
+          <w:b/>
+        </w:rPr>
+        <w:t>input</w:t>
+      </w:r>
+      <w:r>
+        <w:rPr>
+          <w:b w:val="0"/>
+        </w:rPr>
+        <w:t>.</w:t>
+      </w:r>
+    </w:p>
+    <w:p>
+      <w:pPr>
+        <w:spacing w:line="336" w:lineRule="auto" w:after="180"/>
+        <w:shd w:fill="F4F9FC"/>
+      </w:pPr>
+      <w:r>
+        <w:rPr>
+          <w:b w:val="0"/>
+        </w:rPr>
         <w:t>3. Say that S4 does not provide a time.</w:t>
       </w:r>
     </w:p>
@@ -2175,12 +3269,42 @@
       </w:r>
     </w:p>
     <w:p>
-      <w:r>
+      <w:pPr>
+        <w:pStyle w:val="Heading3"/>
+      </w:pPr>
+      <w:r>
+        <w:t>Hint · try first</w:t>
+      </w:r>
+    </w:p>
+    <w:p>
+      <w:pPr>
+        <w:spacing w:line="336" w:lineRule="auto" w:after="180"/>
+        <w:shd w:fill="F1F6F8"/>
+      </w:pPr>
+      <w:r>
+        <w:rPr>
+          <w:b w:val="0"/>
+        </w:rPr>
         <w:t>Hint if needed: Use the changed condition and the deciding step in the pictorial trace. The answer must say what follows from those facts.</w:t>
       </w:r>
     </w:p>
     <w:p>
-      <w:r>
+      <w:pPr>
+        <w:pStyle w:val="Heading3"/>
+      </w:pPr>
+      <w:r>
+        <w:t>Feedback · compare after trying</w:t>
+      </w:r>
+    </w:p>
+    <w:p>
+      <w:pPr>
+        <w:spacing w:line="336" w:lineRule="auto" w:after="180"/>
+        <w:shd w:fill="F1F6FC"/>
+      </w:pPr>
+      <w:r>
+        <w:rPr>
+          <w:b w:val="0"/>
+        </w:rPr>
         <w:t>After your attempt, compare with the supported explanation: Say that S4 does not provide a time. A general change of state does not determine a duration for an unspecified sample.</w:t>
       </w:r>
     </w:p>
@@ -2193,18 +3317,141 @@
       </w:r>
     </w:p>
     <w:p>
-      <w:r>
-        <w:t>Review Model Memory vs Retrieval (ai-3/17). Goal: Explain the mechanism and terminology of retrieval and indexing. Short practice: Why can the assistant not certify 15: 00 when the notice is missing? Point to the relevant step in the picture, then write the changed result and the rule or evidence that supports it.. Return to this week and explain what you changed.</w:t>
-      </w:r>
-    </w:p>
-    <w:p>
-      <w:r>
-        <w:t>Review Source Quality (ai-3/15). Goal: Explain the mechanism and terminology of conflicting and time-sensitive sources. Short practice: Which source fields must be checked before answering day 9?. Return to this week and explain what you changed.</w:t>
-      </w:r>
-    </w:p>
-    <w:p>
-      <w:r>
-        <w:t>Review Speech and Audio Systems (ai-3/12). Goal: Explain the mechanism and terminology of speech pipelines and multimodal evidence. Short practice: Which stage was initially wrong, and which stage was correctly operating on a wrong input?. Return to this week and explain what you changed.</w:t>
+      <w:pPr>
+        <w:spacing w:line="336" w:lineRule="auto" w:after="180"/>
+      </w:pPr>
+      <w:r>
+        <w:rPr>
+          <w:b w:val="0"/>
+        </w:rPr>
+        <w:t xml:space="preserve">Review Model Memory vs Retrieval (ai-3/17). Goal: Explain the </w:t>
+      </w:r>
+      <w:r>
+        <w:rPr>
+          <w:b/>
+        </w:rPr>
+        <w:t>mechanism</w:t>
+      </w:r>
+      <w:r>
+        <w:rPr>
+          <w:b w:val="0"/>
+        </w:rPr>
+        <w:t xml:space="preserve"> and terminology of retrieval and indexing. Short practice: Why can the assistant not certify 15: 00 when the notice is missing?</w:t>
+      </w:r>
+    </w:p>
+    <w:p>
+      <w:pPr>
+        <w:spacing w:line="336" w:lineRule="auto" w:after="180"/>
+      </w:pPr>
+      <w:r>
+        <w:rPr>
+          <w:b w:val="0"/>
+        </w:rPr>
+        <w:t xml:space="preserve">Point to the relevant step in the picture, then write the changed result and the rule or </w:t>
+      </w:r>
+      <w:r>
+        <w:rPr>
+          <w:b/>
+        </w:rPr>
+        <w:t>evidence</w:t>
+      </w:r>
+      <w:r>
+        <w:rPr>
+          <w:b w:val="0"/>
+        </w:rPr>
+        <w:t xml:space="preserve"> that supports it.. Return to this week and explain what you changed.</w:t>
+      </w:r>
+    </w:p>
+    <w:p>
+      <w:pPr>
+        <w:spacing w:line="336" w:lineRule="auto" w:after="180"/>
+      </w:pPr>
+      <w:r>
+        <w:rPr>
+          <w:b w:val="0"/>
+        </w:rPr>
+        <w:t xml:space="preserve">Review Source Quality (ai-3/15). Goal: Explain the </w:t>
+      </w:r>
+      <w:r>
+        <w:rPr>
+          <w:b/>
+        </w:rPr>
+        <w:t>mechanism</w:t>
+      </w:r>
+      <w:r>
+        <w:rPr>
+          <w:b w:val="0"/>
+        </w:rPr>
+        <w:t xml:space="preserve"> and terminology of conflicting and time-sensitive sources. Short practice: Which source fields must be checked before answering day 9?.</w:t>
+      </w:r>
+    </w:p>
+    <w:p>
+      <w:pPr>
+        <w:spacing w:line="336" w:lineRule="auto" w:after="180"/>
+      </w:pPr>
+      <w:r>
+        <w:rPr>
+          <w:b w:val="0"/>
+        </w:rPr>
+        <w:t>Return to this week and explain what you changed.</w:t>
+      </w:r>
+    </w:p>
+    <w:p>
+      <w:pPr>
+        <w:spacing w:line="336" w:lineRule="auto" w:after="180"/>
+      </w:pPr>
+      <w:r>
+        <w:rPr>
+          <w:b w:val="0"/>
+        </w:rPr>
+        <w:t xml:space="preserve">Review Speech and Audio Systems (ai-3/12). Goal: Explain the </w:t>
+      </w:r>
+      <w:r>
+        <w:rPr>
+          <w:b/>
+        </w:rPr>
+        <w:t>mechanism</w:t>
+      </w:r>
+      <w:r>
+        <w:rPr>
+          <w:b w:val="0"/>
+        </w:rPr>
+        <w:t xml:space="preserve"> and terminology of speech pipelines and multimodal </w:t>
+      </w:r>
+      <w:r>
+        <w:rPr>
+          <w:b/>
+        </w:rPr>
+        <w:t>evidence</w:t>
+      </w:r>
+      <w:r>
+        <w:rPr>
+          <w:b w:val="0"/>
+        </w:rPr>
+        <w:t>.</w:t>
+      </w:r>
+    </w:p>
+    <w:p>
+      <w:pPr>
+        <w:spacing w:line="336" w:lineRule="auto" w:after="180"/>
+      </w:pPr>
+      <w:r>
+        <w:rPr>
+          <w:b w:val="0"/>
+        </w:rPr>
+        <w:t xml:space="preserve">Short practice: Which stage was initially wrong, and which stage was correctly operating on a wrong </w:t>
+      </w:r>
+      <w:r>
+        <w:rPr>
+          <w:b/>
+        </w:rPr>
+        <w:t>input</w:t>
+      </w:r>
+      <w:r>
+        <w:rPr>
+          <w:b w:val="0"/>
+        </w:rPr>
+        <w:t>?. Return to this week and explain what you changed.</w:t>
       </w:r>
     </w:p>
     <w:p>
@@ -2216,8 +3463,37 @@
       </w:r>
     </w:p>
     <w:p>
-      <w:r>
-        <w:t>Use Download completed work in the hosted lesson to export your answers, reflections, practice feedback and code-run evidence. Open the HTML copy to read or print it. Drafts stay in this browser when storage is available; clear drafts on a shared device.</w:t>
+      <w:pPr>
+        <w:spacing w:line="336" w:lineRule="auto" w:after="180"/>
+      </w:pPr>
+      <w:r>
+        <w:rPr>
+          <w:b w:val="0"/>
+        </w:rPr>
+        <w:t xml:space="preserve">Use Download completed work in the hosted lesson to export your answers, reflections, practice feedback and code-run </w:t>
+      </w:r>
+      <w:r>
+        <w:rPr>
+          <w:b/>
+        </w:rPr>
+        <w:t>evidence</w:t>
+      </w:r>
+      <w:r>
+        <w:rPr>
+          <w:b w:val="0"/>
+        </w:rPr>
+        <w:t>. Open the HTML copy to read or print it.</w:t>
+      </w:r>
+    </w:p>
+    <w:p>
+      <w:pPr>
+        <w:spacing w:line="336" w:lineRule="auto" w:after="180"/>
+      </w:pPr>
+      <w:r>
+        <w:rPr>
+          <w:b w:val="0"/>
+        </w:rPr>
+        <w:t>Drafts stay in this browser when storage is available; clear drafts on a shared device.</w:t>
       </w:r>
     </w:p>
     <w:p>
@@ -2231,6 +3507,844 @@
     <w:p>
       <w:r>
         <w:t>________________________________________________________________</w:t>
+      </w:r>
+    </w:p>
+    <w:p>
+      <w:r>
+        <w:t>________________________________________________________________</w:t>
+      </w:r>
+    </w:p>
+    <w:p>
+      <w:r>
+        <w:t>________________________________________________________________</w:t>
+      </w:r>
+    </w:p>
+    <w:p>
+      <w:r>
+        <w:t>________________________________________________________________</w:t>
+      </w:r>
+    </w:p>
+    <w:p>
+      <w:r>
+        <w:t>________________________________________________________________</w:t>
+      </w:r>
+    </w:p>
+    <w:p>
+      <w:pPr>
+        <w:pStyle w:val="Heading1"/>
+      </w:pPr>
+      <w:r>
+        <w:t>31. Visual concept journey</w:t>
+      </w:r>
+    </w:p>
+    <w:p>
+      <w:r>
+        <w:t>Explain each Retrieval Augmented Generation picture from its labels, then record a relevant limit.</w:t>
+      </w:r>
+    </w:p>
+    <w:p>
+      <w:pPr>
+        <w:pStyle w:val="Heading3"/>
+      </w:pPr>
+      <w:r>
+        <w:t>01. Retrieval Augmented Generation: the case</w:t>
+      </w:r>
+    </w:p>
+    <w:p>
+      <w:r>
+        <w:drawing>
+          <wp:inline xmlns:a="http://schemas.openxmlformats.org/drawingml/2006/main" xmlns:pic="http://schemas.openxmlformats.org/drawingml/2006/picture">
+            <wp:extent cx="5486400" cy="3142488"/>
+            <wp:docPr id="2" name="Picture 2" descr="Turn a short science source into an answer with a visible claim-to-source map. Supplied facts: Approved note S4 says: ice is solid water; warming can melt ice into liquid water. No temperature or speed is supplied. All inputs and outcomes in this worked example are invented classroom data; no real model run is claimed."/>
+            <wp:cNvGraphicFramePr>
+              <a:graphicFrameLocks noChangeAspect="1"/>
+            </wp:cNvGraphicFramePr>
+            <a:graphic>
+              <a:graphicData uri="http://schemas.openxmlformats.org/drawingml/2006/picture">
+                <pic:pic>
+                  <pic:nvPicPr>
+                    <pic:cNvPr id="0" name="academy-story-ai-3-18-01.png"/>
+                    <pic:cNvPicPr/>
+                  </pic:nvPicPr>
+                  <pic:blipFill>
+                    <a:blip r:embed="rId10"/>
+                    <a:stretch>
+                      <a:fillRect/>
+                    </a:stretch>
+                  </pic:blipFill>
+                  <pic:spPr>
+                    <a:xfrm>
+                      <a:off x="0" y="0"/>
+                      <a:ext cx="5486400" cy="3142488"/>
+                    </a:xfrm>
+                    <a:prstGeom prst="rect"/>
+                  </pic:spPr>
+                </pic:pic>
+              </a:graphicData>
+            </a:graphic>
+          </wp:inline>
+        </w:drawing>
+      </w:r>
+    </w:p>
+    <w:p>
+      <w:pPr>
+        <w:spacing w:line="336" w:lineRule="auto" w:after="180"/>
+      </w:pPr>
+      <w:r>
+        <w:rPr>
+          <w:b w:val="0"/>
+        </w:rPr>
+        <w:t>Turn a short science source into an answer with a visible claim-to-source map. Supplied facts: Approved note S4 says: ice is solid water; warming can melt ice into liquid water. No temperature or speed is supplied.</w:t>
+      </w:r>
+    </w:p>
+    <w:p>
+      <w:pPr>
+        <w:spacing w:line="336" w:lineRule="auto" w:after="180"/>
+      </w:pPr>
+      <w:r>
+        <w:rPr>
+          <w:b w:val="0"/>
+        </w:rPr>
+        <w:t xml:space="preserve">All </w:t>
+      </w:r>
+      <w:r>
+        <w:rPr>
+          <w:b/>
+        </w:rPr>
+        <w:t>input</w:t>
+      </w:r>
+      <w:r>
+        <w:rPr>
+          <w:b w:val="0"/>
+        </w:rPr>
+        <w:t>s and outcomes in this worked example are invented classroom data; no real model run is claimed.</w:t>
+      </w:r>
+    </w:p>
+    <w:p>
+      <w:pPr>
+        <w:spacing w:line="336" w:lineRule="auto" w:after="180"/>
+        <w:shd w:fill="F5F1FB"/>
+      </w:pPr>
+      <w:r>
+        <w:rPr>
+          <w:b w:val="0"/>
+        </w:rPr>
+        <w:t>Point to the given fact that matters most. Explain why it matters.</w:t>
+      </w:r>
+    </w:p>
+    <w:p>
+      <w:pPr>
+        <w:pStyle w:val="Heading3"/>
+      </w:pPr>
+      <w:r>
+        <w:t>My picture explanation, deciding evidence and one limit</w:t>
+      </w:r>
+    </w:p>
+    <w:p>
+      <w:r>
+        <w:t>________________________________________________________________</w:t>
+      </w:r>
+    </w:p>
+    <w:p>
+      <w:r>
+        <w:t>________________________________________________________________</w:t>
+      </w:r>
+    </w:p>
+    <w:p>
+      <w:r>
+        <w:t>________________________________________________________________</w:t>
+      </w:r>
+    </w:p>
+    <w:p>
+      <w:r>
+        <w:t>________________________________________________________________</w:t>
+      </w:r>
+    </w:p>
+    <w:p>
+      <w:pPr>
+        <w:pStyle w:val="Heading3"/>
+      </w:pPr>
+      <w:r>
+        <w:t>02. Follow the deciding steps</w:t>
+      </w:r>
+    </w:p>
+    <w:p>
+      <w:r>
+        <w:drawing>
+          <wp:inline xmlns:a="http://schemas.openxmlformats.org/drawingml/2006/main" xmlns:pic="http://schemas.openxmlformats.org/drawingml/2006/picture">
+            <wp:extent cx="5486400" cy="3337560"/>
+            <wp:docPr id="3" name="Picture 3" descr="Read source: S4 supports the material identity and the solid-to-liquid change. → Draft two claims: Draft: ice is solid water; warming can turn it into liquid water. → Check each claim: Both claims match S4. A claim that melting takes exactly two minutes would not match."/>
+            <wp:cNvGraphicFramePr>
+              <a:graphicFrameLocks noChangeAspect="1"/>
+            </wp:cNvGraphicFramePr>
+            <a:graphic>
+              <a:graphicData uri="http://schemas.openxmlformats.org/drawingml/2006/picture">
+                <pic:pic>
+                  <pic:nvPicPr>
+                    <pic:cNvPr id="0" name="academy-story-ai-3-18-02.png"/>
+                    <pic:cNvPicPr/>
+                  </pic:nvPicPr>
+                  <pic:blipFill>
+                    <a:blip r:embed="rId11"/>
+                    <a:stretch>
+                      <a:fillRect/>
+                    </a:stretch>
+                  </pic:blipFill>
+                  <pic:spPr>
+                    <a:xfrm>
+                      <a:off x="0" y="0"/>
+                      <a:ext cx="5486400" cy="3337560"/>
+                    </a:xfrm>
+                    <a:prstGeom prst="rect"/>
+                  </pic:spPr>
+                </pic:pic>
+              </a:graphicData>
+            </a:graphic>
+          </wp:inline>
+        </w:drawing>
+      </w:r>
+    </w:p>
+    <w:p>
+      <w:pPr>
+        <w:spacing w:line="336" w:lineRule="auto" w:after="180"/>
+      </w:pPr>
+      <w:r>
+        <w:rPr>
+          <w:b w:val="0"/>
+        </w:rPr>
+        <w:t>Read source: S4 supports the material identity and the solid-to-liquid change. → Draft two claims: Draft: ice is solid water; warming can turn it into liquid water. → Check each claim: Both claims match S4.</w:t>
+      </w:r>
+    </w:p>
+    <w:p>
+      <w:pPr>
+        <w:spacing w:line="336" w:lineRule="auto" w:after="180"/>
+      </w:pPr>
+      <w:r>
+        <w:rPr>
+          <w:b w:val="0"/>
+        </w:rPr>
+        <w:t>A claim that melting takes exactly two minutes would not match.</w:t>
+      </w:r>
+    </w:p>
+    <w:p>
+      <w:pPr>
+        <w:spacing w:line="336" w:lineRule="auto" w:after="180"/>
+        <w:shd w:fill="F5F1FB"/>
+      </w:pPr>
+      <w:r>
+        <w:rPr>
+          <w:b w:val="0"/>
+        </w:rPr>
+        <w:t xml:space="preserve">Point to each numbered stage and explain which recorded </w:t>
+      </w:r>
+      <w:r>
+        <w:rPr>
+          <w:b/>
+        </w:rPr>
+        <w:t>input</w:t>
+      </w:r>
+      <w:r>
+        <w:rPr>
+          <w:b w:val="0"/>
+        </w:rPr>
+        <w:t xml:space="preserve"> it uses.</w:t>
+      </w:r>
+    </w:p>
+    <w:p>
+      <w:pPr>
+        <w:pStyle w:val="Heading3"/>
+      </w:pPr>
+      <w:r>
+        <w:t>My picture explanation, deciding evidence and one limit</w:t>
+      </w:r>
+    </w:p>
+    <w:p>
+      <w:r>
+        <w:t>________________________________________________________________</w:t>
+      </w:r>
+    </w:p>
+    <w:p>
+      <w:r>
+        <w:t>________________________________________________________________</w:t>
+      </w:r>
+    </w:p>
+    <w:p>
+      <w:r>
+        <w:t>________________________________________________________________</w:t>
+      </w:r>
+    </w:p>
+    <w:p>
+      <w:r>
+        <w:t>________________________________________________________________</w:t>
+      </w:r>
+    </w:p>
+    <w:p>
+      <w:pPr>
+        <w:pStyle w:val="Heading3"/>
+      </w:pPr>
+      <w:r>
+        <w:t>03. Building a grounded answer — evidence trace</w:t>
+      </w:r>
+    </w:p>
+    <w:p>
+      <w:r>
+        <w:drawing>
+          <wp:inline xmlns:a="http://schemas.openxmlformats.org/drawingml/2006/main" xmlns:pic="http://schemas.openxmlformats.org/drawingml/2006/picture">
+            <wp:extent cx="5486400" cy="2996184"/>
+            <wp:docPr id="4" name="Picture 4" descr="Building a grounded answer — evidence trace. Current source P approves room C; Q lists C capacity 10. Draft says room C is approved, seats 10 and offers lunch. | Build a claim-evidence table before final wording. Preserve source versions and qualifiers, omit unsupported claims or explicitly state the gap, then validate the answer against the table. | Approval and capacity are supported by P and Q; lunch lacks evidence. A grounded answer reports the first two claims and does not invent lunch."/>
+            <wp:cNvGraphicFramePr>
+              <a:graphicFrameLocks noChangeAspect="1"/>
+            </wp:cNvGraphicFramePr>
+            <a:graphic>
+              <a:graphicData uri="http://schemas.openxmlformats.org/drawingml/2006/picture">
+                <pic:pic>
+                  <pic:nvPicPr>
+                    <pic:cNvPr id="0" name="academy-story-ai-3-18-03.png"/>
+                    <pic:cNvPicPr/>
+                  </pic:nvPicPr>
+                  <pic:blipFill>
+                    <a:blip r:embed="rId12"/>
+                    <a:stretch>
+                      <a:fillRect/>
+                    </a:stretch>
+                  </pic:blipFill>
+                  <pic:spPr>
+                    <a:xfrm>
+                      <a:off x="0" y="0"/>
+                      <a:ext cx="5486400" cy="2996184"/>
+                    </a:xfrm>
+                    <a:prstGeom prst="rect"/>
+                  </pic:spPr>
+                </pic:pic>
+              </a:graphicData>
+            </a:graphic>
+          </wp:inline>
+        </w:drawing>
+      </w:r>
+    </w:p>
+    <w:p>
+      <w:pPr>
+        <w:spacing w:line="336" w:lineRule="auto" w:after="180"/>
+      </w:pPr>
+      <w:r>
+        <w:rPr>
+          <w:b w:val="0"/>
+        </w:rPr>
+        <w:t xml:space="preserve">Building a </w:t>
+      </w:r>
+      <w:r>
+        <w:rPr>
+          <w:b/>
+        </w:rPr>
+        <w:t>grounded answer</w:t>
+      </w:r>
+      <w:r>
+        <w:rPr>
+          <w:b w:val="0"/>
+        </w:rPr>
+        <w:t xml:space="preserve"> — </w:t>
+      </w:r>
+      <w:r>
+        <w:rPr>
+          <w:b/>
+        </w:rPr>
+        <w:t>evidence</w:t>
+      </w:r>
+      <w:r>
+        <w:rPr>
+          <w:b w:val="0"/>
+        </w:rPr>
+        <w:t xml:space="preserve"> trace. Current source P approves room C; Q lists C capacity 10. Draft says room C is approved, seats 10 and offers lunch. | Build a claim-</w:t>
+      </w:r>
+      <w:r>
+        <w:rPr>
+          <w:b/>
+        </w:rPr>
+        <w:t>evidence table</w:t>
+      </w:r>
+      <w:r>
+        <w:rPr>
+          <w:b w:val="0"/>
+        </w:rPr>
+        <w:t xml:space="preserve"> before final wording.</w:t>
+      </w:r>
+    </w:p>
+    <w:p>
+      <w:pPr>
+        <w:spacing w:line="336" w:lineRule="auto" w:after="180"/>
+      </w:pPr>
+      <w:r>
+        <w:rPr>
+          <w:b w:val="0"/>
+        </w:rPr>
+        <w:t xml:space="preserve">Preserve source versions and </w:t>
+      </w:r>
+      <w:r>
+        <w:rPr>
+          <w:b/>
+        </w:rPr>
+        <w:t>qualifier</w:t>
+      </w:r>
+      <w:r>
+        <w:rPr>
+          <w:b w:val="0"/>
+        </w:rPr>
+        <w:t xml:space="preserve">s, omit unsupported claims or explicitly state the gap, then validate the answer against the table. | Approval and capacity are supported by P and Q; lunch lacks </w:t>
+      </w:r>
+      <w:r>
+        <w:rPr>
+          <w:b/>
+        </w:rPr>
+        <w:t>evidence</w:t>
+      </w:r>
+      <w:r>
+        <w:rPr>
+          <w:b w:val="0"/>
+        </w:rPr>
+        <w:t>.</w:t>
+      </w:r>
+    </w:p>
+    <w:p>
+      <w:pPr>
+        <w:spacing w:line="336" w:lineRule="auto" w:after="180"/>
+      </w:pPr>
+      <w:r>
+        <w:rPr>
+          <w:b w:val="0"/>
+        </w:rPr>
+        <w:t xml:space="preserve">A </w:t>
+      </w:r>
+      <w:r>
+        <w:rPr>
+          <w:b/>
+        </w:rPr>
+        <w:t>grounded answer</w:t>
+      </w:r>
+      <w:r>
+        <w:rPr>
+          <w:b w:val="0"/>
+        </w:rPr>
+        <w:t xml:space="preserve"> reports the first two claims and does not invent lunch.</w:t>
+      </w:r>
+    </w:p>
+    <w:p>
+      <w:pPr>
+        <w:spacing w:line="336" w:lineRule="auto" w:after="180"/>
+        <w:shd w:fill="F5F1FB"/>
+      </w:pPr>
+      <w:r>
+        <w:rPr>
+          <w:b w:val="0"/>
+        </w:rPr>
+        <w:t>Read the labels and values. Explain the relationship the model shows.</w:t>
+      </w:r>
+    </w:p>
+    <w:p>
+      <w:pPr>
+        <w:pStyle w:val="Heading3"/>
+      </w:pPr>
+      <w:r>
+        <w:t>My picture explanation, deciding evidence and one limit</w:t>
+      </w:r>
+    </w:p>
+    <w:p>
+      <w:r>
+        <w:t>________________________________________________________________</w:t>
+      </w:r>
+    </w:p>
+    <w:p>
+      <w:r>
+        <w:t>________________________________________________________________</w:t>
+      </w:r>
+    </w:p>
+    <w:p>
+      <w:r>
+        <w:t>________________________________________________________________</w:t>
+      </w:r>
+    </w:p>
+    <w:p>
+      <w:r>
+        <w:t>________________________________________________________________</w:t>
+      </w:r>
+    </w:p>
+    <w:p>
+      <w:pPr>
+        <w:pStyle w:val="Heading3"/>
+      </w:pPr>
+      <w:r>
+        <w:t>04. Change one thing. Trace what follows.</w:t>
+      </w:r>
+    </w:p>
+    <w:p>
+      <w:r>
+        <w:drawing>
+          <wp:inline xmlns:a="http://schemas.openxmlformats.org/drawingml/2006/main" xmlns:pic="http://schemas.openxmlformats.org/drawingml/2006/picture">
+            <wp:extent cx="5486400" cy="3026664"/>
+            <wp:docPr id="5" name="Picture 5" descr="Original case: Both claims match S4. A claim that melting takes exactly two minutes would not match. Changed condition: The question asks exactly how long this ice takes to melt. Expected result: Say that S4 does not provide a time. Reason: A general change of state does not determine a duration for an unspecified sample."/>
+            <wp:cNvGraphicFramePr>
+              <a:graphicFrameLocks noChangeAspect="1"/>
+            </wp:cNvGraphicFramePr>
+            <a:graphic>
+              <a:graphicData uri="http://schemas.openxmlformats.org/drawingml/2006/picture">
+                <pic:pic>
+                  <pic:nvPicPr>
+                    <pic:cNvPr id="0" name="academy-story-ai-3-18-04.png"/>
+                    <pic:cNvPicPr/>
+                  </pic:nvPicPr>
+                  <pic:blipFill>
+                    <a:blip r:embed="rId13"/>
+                    <a:stretch>
+                      <a:fillRect/>
+                    </a:stretch>
+                  </pic:blipFill>
+                  <pic:spPr>
+                    <a:xfrm>
+                      <a:off x="0" y="0"/>
+                      <a:ext cx="5486400" cy="3026664"/>
+                    </a:xfrm>
+                    <a:prstGeom prst="rect"/>
+                  </pic:spPr>
+                </pic:pic>
+              </a:graphicData>
+            </a:graphic>
+          </wp:inline>
+        </w:drawing>
+      </w:r>
+    </w:p>
+    <w:p>
+      <w:pPr>
+        <w:spacing w:line="336" w:lineRule="auto" w:after="180"/>
+      </w:pPr>
+      <w:r>
+        <w:rPr>
+          <w:b w:val="0"/>
+        </w:rPr>
+        <w:t>Original case: Both claims match S4. A claim that melting takes exactly two minutes would not match. Changed condition: The question asks exactly how long this ice takes to melt.</w:t>
+      </w:r>
+    </w:p>
+    <w:p>
+      <w:pPr>
+        <w:spacing w:line="336" w:lineRule="auto" w:after="180"/>
+      </w:pPr>
+      <w:r>
+        <w:rPr>
+          <w:b w:val="0"/>
+        </w:rPr>
+        <w:t>Expected result: Say that S4 does not provide a time. Reason: A general change of state does not determine a duration for an unspecified sample.</w:t>
+      </w:r>
+    </w:p>
+    <w:p>
+      <w:pPr>
+        <w:spacing w:line="336" w:lineRule="auto" w:after="180"/>
+        <w:shd w:fill="F5F1FB"/>
+      </w:pPr>
+      <w:r>
+        <w:rPr>
+          <w:b w:val="0"/>
+        </w:rPr>
+        <w:t>Predict before checking the worked changed-case result. Name what changed and what the supplied facts allow you to conclude.</w:t>
+      </w:r>
+    </w:p>
+    <w:p>
+      <w:pPr>
+        <w:pStyle w:val="Heading3"/>
+      </w:pPr>
+      <w:r>
+        <w:t>My picture explanation, deciding evidence and one limit</w:t>
+      </w:r>
+    </w:p>
+    <w:p>
+      <w:r>
+        <w:t>________________________________________________________________</w:t>
+      </w:r>
+    </w:p>
+    <w:p>
+      <w:r>
+        <w:t>________________________________________________________________</w:t>
+      </w:r>
+    </w:p>
+    <w:p>
+      <w:r>
+        <w:t>________________________________________________________________</w:t>
+      </w:r>
+    </w:p>
+    <w:p>
+      <w:r>
+        <w:t>________________________________________________________________</w:t>
+      </w:r>
+    </w:p>
+    <w:p>
+      <w:pPr>
+        <w:pStyle w:val="Heading3"/>
+      </w:pPr>
+      <w:r>
+        <w:t>05. Connect the explanation to its limit</w:t>
+      </w:r>
+    </w:p>
+    <w:p>
+      <w:r>
+        <w:drawing>
+          <wp:inline xmlns:a="http://schemas.openxmlformats.org/drawingml/2006/main" xmlns:pic="http://schemas.openxmlformats.org/drawingml/2006/picture">
+            <wp:extent cx="5486400" cy="2834640"/>
+            <wp:docPr id="6" name="Picture 6" descr="Read the picture in order. Both claims match S4. A claim that melting takes exactly two minutes would not match. The arrows show which recorded input or intermediate result each decision uses. Explain the deciding step aloud before checking the changed case; pointing to the final answer alone does not show how it follows. Limit: This source-grounding exercise does not establish that every source is complete or scientifically authoritative."/>
+            <wp:cNvGraphicFramePr>
+              <a:graphicFrameLocks noChangeAspect="1"/>
+            </wp:cNvGraphicFramePr>
+            <a:graphic>
+              <a:graphicData uri="http://schemas.openxmlformats.org/drawingml/2006/picture">
+                <pic:pic>
+                  <pic:nvPicPr>
+                    <pic:cNvPr id="0" name="academy-story-ai-3-18-05.png"/>
+                    <pic:cNvPicPr/>
+                  </pic:nvPicPr>
+                  <pic:blipFill>
+                    <a:blip r:embed="rId14"/>
+                    <a:stretch>
+                      <a:fillRect/>
+                    </a:stretch>
+                  </pic:blipFill>
+                  <pic:spPr>
+                    <a:xfrm>
+                      <a:off x="0" y="0"/>
+                      <a:ext cx="5486400" cy="2834640"/>
+                    </a:xfrm>
+                    <a:prstGeom prst="rect"/>
+                  </pic:spPr>
+                </pic:pic>
+              </a:graphicData>
+            </a:graphic>
+          </wp:inline>
+        </w:drawing>
+      </w:r>
+    </w:p>
+    <w:p>
+      <w:pPr>
+        <w:spacing w:line="336" w:lineRule="auto" w:after="180"/>
+      </w:pPr>
+      <w:r>
+        <w:rPr>
+          <w:b w:val="0"/>
+        </w:rPr>
+        <w:t xml:space="preserve">Read the picture in order. Both claims match S4. A claim that melting takes exactly two minutes would not match. The arrows show which recorded </w:t>
+      </w:r>
+      <w:r>
+        <w:rPr>
+          <w:b/>
+        </w:rPr>
+        <w:t>input</w:t>
+      </w:r>
+      <w:r>
+        <w:rPr>
+          <w:b w:val="0"/>
+        </w:rPr>
+        <w:t xml:space="preserve"> or intermediate result each decision uses.</w:t>
+      </w:r>
+    </w:p>
+    <w:p>
+      <w:pPr>
+        <w:spacing w:line="336" w:lineRule="auto" w:after="180"/>
+      </w:pPr>
+      <w:r>
+        <w:rPr>
+          <w:b w:val="0"/>
+        </w:rPr>
+        <w:t>Explain the deciding step aloud before checking the changed case; pointing to the final answer alone does not show how it follows.</w:t>
+      </w:r>
+    </w:p>
+    <w:p>
+      <w:pPr>
+        <w:spacing w:line="336" w:lineRule="auto" w:after="180"/>
+      </w:pPr>
+      <w:r>
+        <w:rPr>
+          <w:b w:val="0"/>
+        </w:rPr>
+        <w:t>Limit: This source-grounding exercise does not establish that every source is complete or scientifically authoritative.</w:t>
+      </w:r>
+    </w:p>
+    <w:p>
+      <w:pPr>
+        <w:spacing w:line="336" w:lineRule="auto" w:after="180"/>
+        <w:shd w:fill="F5F1FB"/>
+      </w:pPr>
+      <w:r>
+        <w:rPr>
+          <w:b w:val="0"/>
+        </w:rPr>
+        <w:t>Explain the case, then point to a limit on the claim.</w:t>
+      </w:r>
+    </w:p>
+    <w:p>
+      <w:pPr>
+        <w:pStyle w:val="Heading3"/>
+      </w:pPr>
+      <w:r>
+        <w:t>My picture explanation, deciding evidence and one limit</w:t>
+      </w:r>
+    </w:p>
+    <w:p>
+      <w:r>
+        <w:t>________________________________________________________________</w:t>
+      </w:r>
+    </w:p>
+    <w:p>
+      <w:r>
+        <w:t>________________________________________________________________</w:t>
+      </w:r>
+    </w:p>
+    <w:p>
+      <w:r>
+        <w:t>________________________________________________________________</w:t>
+      </w:r>
+    </w:p>
+    <w:p>
+      <w:r>
+        <w:t>________________________________________________________________</w:t>
+      </w:r>
+    </w:p>
+    <w:p>
+      <w:pPr>
+        <w:pStyle w:val="Heading3"/>
+      </w:pPr>
+      <w:r>
+        <w:t>06. Make the idea visible in your project</w:t>
+      </w:r>
+    </w:p>
+    <w:p>
+      <w:r>
+        <w:drawing>
+          <wp:inline xmlns:a="http://schemas.openxmlformats.org/drawingml/2006/main" xmlns:pic="http://schemas.openxmlformats.org/drawingml/2006/picture">
+            <wp:extent cx="5486400" cy="3681984"/>
+            <wp:docPr id="7" name="Picture 7" descr="For your Verified Study Buddy, save the input, procedure, observed result and limitation of this check. Label this worked example as practice; use a different, previously unreviewed case when checking independent understanding. Draw your input, deciding step, result and limit. Supported question: Which part of the source supports a two-minute melting claim? Point to the relevant step in the picture, then write the changed result and the rule or evidence that supports it."/>
+            <wp:cNvGraphicFramePr>
+              <a:graphicFrameLocks noChangeAspect="1"/>
+            </wp:cNvGraphicFramePr>
+            <a:graphic>
+              <a:graphicData uri="http://schemas.openxmlformats.org/drawingml/2006/picture">
+                <pic:pic>
+                  <pic:nvPicPr>
+                    <pic:cNvPr id="0" name="academy-story-ai-3-18-06.png"/>
+                    <pic:cNvPicPr/>
+                  </pic:nvPicPr>
+                  <pic:blipFill>
+                    <a:blip r:embed="rId15"/>
+                    <a:stretch>
+                      <a:fillRect/>
+                    </a:stretch>
+                  </pic:blipFill>
+                  <pic:spPr>
+                    <a:xfrm>
+                      <a:off x="0" y="0"/>
+                      <a:ext cx="5486400" cy="3681984"/>
+                    </a:xfrm>
+                    <a:prstGeom prst="rect"/>
+                  </pic:spPr>
+                </pic:pic>
+              </a:graphicData>
+            </a:graphic>
+          </wp:inline>
+        </w:drawing>
+      </w:r>
+    </w:p>
+    <w:p>
+      <w:pPr>
+        <w:spacing w:line="336" w:lineRule="auto" w:after="180"/>
+      </w:pPr>
+      <w:r>
+        <w:rPr>
+          <w:b w:val="0"/>
+        </w:rPr>
+        <w:t xml:space="preserve">For your Verified Study Buddy, save the </w:t>
+      </w:r>
+      <w:r>
+        <w:rPr>
+          <w:b/>
+        </w:rPr>
+        <w:t>input</w:t>
+      </w:r>
+      <w:r>
+        <w:rPr>
+          <w:b w:val="0"/>
+        </w:rPr>
+        <w:t>, procedure, observed result and limitation of this check.</w:t>
+      </w:r>
+    </w:p>
+    <w:p>
+      <w:pPr>
+        <w:spacing w:line="336" w:lineRule="auto" w:after="180"/>
+      </w:pPr>
+      <w:r>
+        <w:rPr>
+          <w:b w:val="0"/>
+        </w:rPr>
+        <w:t xml:space="preserve">Label this worked example as practice; use a different, previously unreviewed case when checking independent understanding. Draw your </w:t>
+      </w:r>
+      <w:r>
+        <w:rPr>
+          <w:b/>
+        </w:rPr>
+        <w:t>input</w:t>
+      </w:r>
+      <w:r>
+        <w:rPr>
+          <w:b w:val="0"/>
+        </w:rPr>
+        <w:t>, deciding step, result and limit.</w:t>
+      </w:r>
+    </w:p>
+    <w:p>
+      <w:pPr>
+        <w:spacing w:line="336" w:lineRule="auto" w:after="180"/>
+      </w:pPr>
+      <w:r>
+        <w:rPr>
+          <w:b w:val="0"/>
+        </w:rPr>
+        <w:t xml:space="preserve">Supported question: Which part of the source supports a two-minute melting claim? Point to the relevant step in the picture, then write the changed result and the rule or </w:t>
+      </w:r>
+      <w:r>
+        <w:rPr>
+          <w:b/>
+        </w:rPr>
+        <w:t>evidence</w:t>
+      </w:r>
+      <w:r>
+        <w:rPr>
+          <w:b w:val="0"/>
+        </w:rPr>
+        <w:t xml:space="preserve"> that supports it.</w:t>
+      </w:r>
+    </w:p>
+    <w:p>
+      <w:pPr>
+        <w:spacing w:line="336" w:lineRule="auto" w:after="180"/>
+        <w:shd w:fill="F5F1FB"/>
+      </w:pPr>
+      <w:r>
+        <w:rPr>
+          <w:b w:val="0"/>
+        </w:rPr>
+        <w:t xml:space="preserve">Draw your project trace and justify the deciding step using </w:t>
+      </w:r>
+      <w:r>
+        <w:rPr>
+          <w:b/>
+        </w:rPr>
+        <w:t>evidence</w:t>
+      </w:r>
+      <w:r>
+        <w:rPr>
+          <w:b w:val="0"/>
+        </w:rPr>
+        <w:t>.</w:t>
+      </w:r>
+    </w:p>
+    <w:p>
+      <w:pPr>
+        <w:pStyle w:val="Heading3"/>
+      </w:pPr>
+      <w:r>
+        <w:t>My picture explanation, deciding evidence and one limit</w:t>
       </w:r>
     </w:p>
     <w:p>

--- a/downloads/workbook/ai-3-week-18.docx
+++ b/downloads/workbook/ai-3-week-18.docx
@@ -1092,6 +1092,26 @@
     </w:p>
     <w:p>
       <w:pPr>
+        <w:pStyle w:val="Heading3"/>
+      </w:pPr>
+      <w:r>
+        <w:t>Where to find the supplied example</w:t>
+      </w:r>
+    </w:p>
+    <w:p>
+      <w:pPr>
+        <w:spacing w:line="336" w:lineRule="auto" w:after="180"/>
+        <w:shd w:fill="F1F6F8"/>
+      </w:pPr>
+      <w:r>
+        <w:rPr>
+          <w:b w:val="0"/>
+        </w:rPr>
+        <w:t>Reference for this exercise: open this week’s student lesson, “Retrieval Augmented Generation”, at “See how it works” and “Follow a worked example”. Use the original worked values or code named in the question; the later pictorial case is a separate example. Keep this reference beside your workbook while practising.</w:t>
+      </w:r>
+    </w:p>
+    <w:p>
+      <w:pPr>
         <w:spacing w:line="336" w:lineRule="auto" w:after="180"/>
       </w:pPr>
       <w:r>
@@ -1398,6 +1418,26 @@
     <w:p>
       <w:r>
         <w:t>Design a revealing follow-up. Apply the supplied Retrieval Augmented Generation facts and keep your reasoning.</w:t>
+      </w:r>
+    </w:p>
+    <w:p>
+      <w:pPr>
+        <w:pStyle w:val="Heading3"/>
+      </w:pPr>
+      <w:r>
+        <w:t>Where to find the supplied example</w:t>
+      </w:r>
+    </w:p>
+    <w:p>
+      <w:pPr>
+        <w:spacing w:line="336" w:lineRule="auto" w:after="180"/>
+        <w:shd w:fill="F1F6F8"/>
+      </w:pPr>
+      <w:r>
+        <w:rPr>
+          <w:b w:val="0"/>
+        </w:rPr>
+        <w:t>Reference for this exercise: open this week’s student lesson, “Retrieval Augmented Generation”, at “See how it works” and “Follow a worked example”. Use the original worked values or code named in the question; the later pictorial case is a separate example. Keep this reference beside your workbook while practising.</w:t>
       </w:r>
     </w:p>
     <w:p>

--- a/downloads/workbook/ai-3-week-18.docx
+++ b/downloads/workbook/ai-3-week-18.docx
@@ -25,50 +25,224 @@
         <w:pStyle w:val="Heading1"/>
       </w:pPr>
       <w:r>
-        <w:t>01. Recall and choose your starting point</w:t>
-      </w:r>
-    </w:p>
-    <w:p>
-      <w:r>
-        <w:t>Record your starting explanation for Retrieval Augmented Generation before opening notes. Show any later correction separately.</w:t>
-      </w:r>
-    </w:p>
-    <w:p>
-      <w:pPr>
-        <w:spacing w:line="336" w:lineRule="auto" w:after="180"/>
-      </w:pPr>
-      <w:r>
-        <w:rPr>
-          <w:b w:val="0"/>
-        </w:rPr>
+        <w:t>One main grounding record with two retained retrieval extensions.</w:t>
+      </w:r>
+    </w:p>
+    <w:p>
+      <w:r>
+        <w:t>Map claims, trace support, audit limits and design a missing-answer check.</w:t>
+      </w:r>
+    </w:p>
+    <w:p>
+      <w:r>
+        <w:t>Keep source versions, conditions, response support and unresolved fields together.</w:t>
+      </w:r>
+    </w:p>
+    <w:p>
+      <w:pPr>
+        <w:pStyle w:val="Heading1"/>
+      </w:pPr>
+      <w:r>
+        <w:t>01. Recall · Retrieve earlier ideas</w:t>
+      </w:r>
+    </w:p>
+    <w:p>
+      <w:r>
+        <w:t>Try before opening notes.</w:t>
+      </w:r>
+    </w:p>
+    <w:p>
+      <w:pPr>
+        <w:pStyle w:val="Heading2"/>
+      </w:pPr>
+      <w:r>
+        <w:t>Your evidence record</w:t>
+      </w:r>
+    </w:p>
+    <w:p>
+      <w:pPr>
+        <w:pStyle w:val="ListBullet"/>
+      </w:pPr>
+      <w:r>
         <w:t>Try the recall before opening notes. Then use a different colour or a labelled second line to correct your explanation.</w:t>
       </w:r>
     </w:p>
     <w:p>
       <w:pPr>
+        <w:pStyle w:val="ListBullet"/>
+      </w:pPr>
+      <w:r>
+        <w:t>Without opening the old lesson, explain one key idea from Model Memory vs Retrieval. Give an example and a mistake that the idea helps you avoid.</w:t>
+      </w:r>
+    </w:p>
+    <w:p>
+      <w:pPr>
         <w:pStyle w:val="Heading3"/>
       </w:pPr>
       <w:r>
+        <w:t>My remembered idea, example and correction</w:t>
+      </w:r>
+    </w:p>
+    <w:p>
+      <w:r>
+        <w:t>________________________________________________________________</w:t>
+      </w:r>
+    </w:p>
+    <w:p>
+      <w:r>
+        <w:t>________________________________________________________________</w:t>
+      </w:r>
+    </w:p>
+    <w:p>
+      <w:r>
+        <w:t>________________________________________________________________</w:t>
+      </w:r>
+    </w:p>
+    <w:p>
+      <w:pPr>
+        <w:pStyle w:val="ListBullet"/>
+      </w:pPr>
+      <w:r>
+        <w:t>Without opening the old lesson, explain one key idea from Source Quality. Give an example and a mistake that the idea helps you avoid.</w:t>
+      </w:r>
+    </w:p>
+    <w:p>
+      <w:pPr>
+        <w:pStyle w:val="Heading3"/>
+      </w:pPr>
+      <w:r>
+        <w:t>My remembered idea, example and correction</w:t>
+      </w:r>
+    </w:p>
+    <w:p>
+      <w:r>
+        <w:t>________________________________________________________________</w:t>
+      </w:r>
+    </w:p>
+    <w:p>
+      <w:r>
+        <w:t>________________________________________________________________</w:t>
+      </w:r>
+    </w:p>
+    <w:p>
+      <w:r>
+        <w:t>________________________________________________________________</w:t>
+      </w:r>
+    </w:p>
+    <w:p>
+      <w:pPr>
+        <w:pStyle w:val="ListBullet"/>
+      </w:pPr>
+      <w:r>
+        <w:t>Without opening the old lesson, explain one key idea from Speech and Audio Systems. Give an example and a mistake that the idea helps you avoid.</w:t>
+      </w:r>
+    </w:p>
+    <w:p>
+      <w:pPr>
+        <w:pStyle w:val="Heading3"/>
+      </w:pPr>
+      <w:r>
+        <w:t>My remembered idea, example and correction</w:t>
+      </w:r>
+    </w:p>
+    <w:p>
+      <w:r>
+        <w:t>________________________________________________________________</w:t>
+      </w:r>
+    </w:p>
+    <w:p>
+      <w:r>
+        <w:t>________________________________________________________________</w:t>
+      </w:r>
+    </w:p>
+    <w:p>
+      <w:r>
+        <w:t>________________________________________________________________</w:t>
+      </w:r>
+    </w:p>
+    <w:p>
+      <w:pPr>
+        <w:pStyle w:val="Heading2"/>
+      </w:pPr>
+      <w:r>
+        <w:t>Earlier wording, alternatives and picture transcripts · reference / check after trying</w:t>
+      </w:r>
+    </w:p>
+    <w:p>
+      <w:pPr>
+        <w:pStyle w:val="Heading3"/>
+      </w:pPr>
+      <w:r>
         <w:t>Model Memory vs Retrieval</w:t>
       </w:r>
     </w:p>
     <w:p>
       <w:pPr>
-        <w:spacing w:line="336" w:lineRule="auto" w:after="180"/>
-      </w:pPr>
-      <w:r>
-        <w:rPr>
-          <w:b w:val="0"/>
-        </w:rPr>
-        <w:t>Without opening the old lesson, explain one key idea from Model Memory vs Retrieval. Give an example and a mistake that the idea helps you avoid.</w:t>
-      </w:r>
-    </w:p>
-    <w:p>
-      <w:pPr>
         <w:pStyle w:val="Heading3"/>
       </w:pPr>
       <w:r>
-        <w:t>My remembered idea, example and correction</w:t>
+        <w:t>Source Quality</w:t>
+      </w:r>
+    </w:p>
+    <w:p>
+      <w:pPr>
+        <w:pStyle w:val="Heading3"/>
+      </w:pPr>
+      <w:r>
+        <w:t>Speech and Audio Systems</w:t>
+      </w:r>
+    </w:p>
+    <w:p>
+      <w:pPr>
+        <w:pStyle w:val="Heading1"/>
+      </w:pPr>
+      <w:r>
+        <w:t>12. W1 · Explain grounding</w:t>
+      </w:r>
+    </w:p>
+    <w:p>
+      <w:r>
+        <w:t>Connect each claim to evidence actually retrieved.</w:t>
+      </w:r>
+    </w:p>
+    <w:p>
+      <w:pPr>
+        <w:pStyle w:val="Heading2"/>
+      </w:pPr>
+      <w:r>
+        <w:t>Your evidence record</w:t>
+      </w:r>
+    </w:p>
+    <w:p>
+      <w:pPr>
+        <w:pStyle w:val="ListBullet"/>
+      </w:pPr>
+      <w:r>
+        <w:t>Room C supported practice: current source P approves room C; Q lists its capacity10. Draft adds lunch without evidence. Approval and capacity are supported; lunch is not. Separate pictured note S4: ice is solid water; warming can melt it into liquid water; no duration or temperature supplied.</w:t>
+      </w:r>
+    </w:p>
+    <w:p>
+      <w:pPr>
+        <w:pStyle w:val="ListBullet"/>
+      </w:pPr>
+      <w:r>
+        <w:t>Reference for this exercise: open this week’s student lesson, “Retrieval Augmented Generation”, at “See how it works” and “Follow a worked example”. Use the original worked values or code named in the question; the later pictorial case is a separate example. Keep this reference beside your workbook while practising.</w:t>
+      </w:r>
+    </w:p>
+    <w:p>
+      <w:pPr>
+        <w:pStyle w:val="ListBullet"/>
+      </w:pPr>
+      <w:r>
+        <w:t>Explain the weekly mechanism in your own words. Use the worked scenario to name its input, decision rule and output.</w:t>
+      </w:r>
+    </w:p>
+    <w:p>
+      <w:pPr>
+        <w:pStyle w:val="Heading3"/>
+      </w:pPr>
+      <w:r>
+        <w:t>My reasoning and evidence</w:t>
       </w:r>
     </w:p>
     <w:p>
@@ -87,22 +261,135 @@
       </w:r>
     </w:p>
     <w:p>
+      <w:r>
+        <w:t>________________________________________________________________</w:t>
+      </w:r>
+    </w:p>
+    <w:p>
+      <w:r>
+        <w:t>________________________________________________________________</w:t>
+      </w:r>
+    </w:p>
+    <w:p>
+      <w:r>
+        <w:t>________________________________________________________________</w:t>
+      </w:r>
+    </w:p>
+    <w:p>
+      <w:pPr>
+        <w:pStyle w:val="Heading1"/>
+      </w:pPr>
+      <w:r>
+        <w:t>13. W2 · Trace room C support</w:t>
+      </w:r>
+    </w:p>
+    <w:p>
+      <w:r>
+        <w:t>Separate supported approval/capacity from unsupported lunch.</w:t>
+      </w:r>
+    </w:p>
+    <w:p>
+      <w:pPr>
+        <w:pStyle w:val="Heading2"/>
+      </w:pPr>
+      <w:r>
+        <w:t>Your evidence record</w:t>
+      </w:r>
+    </w:p>
+    <w:p>
+      <w:pPr>
+        <w:pStyle w:val="ListBullet"/>
+      </w:pPr>
+      <w:r>
+        <w:t>Room C supported practice: current source P approves room C; Q lists its capacity10. Draft adds lunch without evidence. Approval and capacity are supported; lunch is not. Separate pictured note S4: ice is solid water; warming can melt it into liquid water; no duration or temperature supplied.</w:t>
+      </w:r>
+    </w:p>
+    <w:p>
+      <w:pPr>
+        <w:pStyle w:val="ListBullet"/>
+      </w:pPr>
+      <w:r>
+        <w:t>Current source P approves room C; Q lists C capacity 10. Draft says room C is approved, seats 10 and offers lunch. Show the intermediate steps and give the conclusion with its scope.</w:t>
+      </w:r>
+    </w:p>
+    <w:p>
       <w:pPr>
         <w:pStyle w:val="Heading3"/>
       </w:pPr>
       <w:r>
-        <w:t>Source Quality</w:t>
-      </w:r>
-    </w:p>
-    <w:p>
-      <w:pPr>
-        <w:spacing w:line="336" w:lineRule="auto" w:after="180"/>
-      </w:pPr>
-      <w:r>
-        <w:rPr>
-          <w:b w:val="0"/>
-        </w:rPr>
-        <w:t>Without opening the old lesson, explain one key idea from Source Quality. Give an example and a mistake that the idea helps you avoid.</w:t>
+        <w:t>My reasoning and evidence</w:t>
+      </w:r>
+    </w:p>
+    <w:p>
+      <w:r>
+        <w:t>________________________________________________________________</w:t>
+      </w:r>
+    </w:p>
+    <w:p>
+      <w:r>
+        <w:t>________________________________________________________________</w:t>
+      </w:r>
+    </w:p>
+    <w:p>
+      <w:r>
+        <w:t>________________________________________________________________</w:t>
+      </w:r>
+    </w:p>
+    <w:p>
+      <w:r>
+        <w:t>________________________________________________________________</w:t>
+      </w:r>
+    </w:p>
+    <w:p>
+      <w:r>
+        <w:t>________________________________________________________________</w:t>
+      </w:r>
+    </w:p>
+    <w:p>
+      <w:r>
+        <w:t>________________________________________________________________</w:t>
+      </w:r>
+    </w:p>
+    <w:p>
+      <w:r>
+        <w:t>________________________________________________________________</w:t>
+      </w:r>
+    </w:p>
+    <w:p>
+      <w:pPr>
+        <w:pStyle w:val="Heading1"/>
+      </w:pPr>
+      <w:r>
+        <w:t>14. W3 · Audit a source-name shortcut</w:t>
+      </w:r>
+    </w:p>
+    <w:p>
+      <w:r>
+        <w:t>A citation must support the exact claim and its conditions.</w:t>
+      </w:r>
+    </w:p>
+    <w:p>
+      <w:pPr>
+        <w:pStyle w:val="Heading2"/>
+      </w:pPr>
+      <w:r>
+        <w:t>Your evidence record</w:t>
+      </w:r>
+    </w:p>
+    <w:p>
+      <w:pPr>
+        <w:pStyle w:val="ListBullet"/>
+      </w:pPr>
+      <w:r>
+        <w:t>Room C supported practice: current source P approves room C; Q lists its capacity10. Draft adds lunch without evidence. Approval and capacity are supported; lunch is not. Separate pictured note S4: ice is solid water; warming can melt it into liquid water; no duration or temperature supplied.</w:t>
+      </w:r>
+    </w:p>
+    <w:p>
+      <w:pPr>
+        <w:pStyle w:val="ListBullet"/>
+      </w:pPr>
+      <w:r>
+        <w:t>A report omits this qualification: Grounding requires support for the exact claim, including conditions; attaching a source name is insufficient. Explain how omitting it could change a reader's interpretation, and write an accurate replacement.</w:t>
       </w:r>
     </w:p>
     <w:p>
@@ -110,7 +397,7 @@
         <w:pStyle w:val="Heading3"/>
       </w:pPr>
       <w:r>
-        <w:t>My remembered idea, example and correction</w:t>
+        <w:t>My reasoning and evidence</w:t>
       </w:r>
     </w:p>
     <w:p>
@@ -129,22 +416,143 @@
       </w:r>
     </w:p>
     <w:p>
+      <w:r>
+        <w:t>________________________________________________________________</w:t>
+      </w:r>
+    </w:p>
+    <w:p>
+      <w:r>
+        <w:t>________________________________________________________________</w:t>
+      </w:r>
+    </w:p>
+    <w:p>
+      <w:r>
+        <w:t>________________________________________________________________</w:t>
+      </w:r>
+    </w:p>
+    <w:p>
+      <w:pPr>
+        <w:pStyle w:val="Heading1"/>
+      </w:pPr>
+      <w:r>
+        <w:t>16. W5 · Design a missing-answer check</w:t>
+      </w:r>
+    </w:p>
+    <w:p>
+      <w:r>
+        <w:t>Supply complete passages, expected supported claims and the unresolved gap.</w:t>
+      </w:r>
+    </w:p>
+    <w:p>
+      <w:pPr>
+        <w:pStyle w:val="Heading2"/>
+      </w:pPr>
+      <w:r>
+        <w:t>Your evidence record</w:t>
+      </w:r>
+    </w:p>
+    <w:p>
+      <w:pPr>
+        <w:pStyle w:val="ListBullet"/>
+      </w:pPr>
+      <w:r>
+        <w:t>Room C supported practice: current source P approves room C; Q lists its capacity10. Draft adds lunch without evidence. Approval and capacity are supported; lunch is not. Separate pictured note S4: ice is solid water; warming can melt it into liquid water; no duration or temperature supplied.</w:t>
+      </w:r>
+    </w:p>
+    <w:p>
+      <w:pPr>
+        <w:pStyle w:val="ListBullet"/>
+      </w:pPr>
+      <w:r>
+        <w:t>Reference for this exercise: open this week’s student lesson, “Retrieval Augmented Generation”, at “See how it works” and “Follow a worked example”. Use the original worked values or code named in the question; the later pictorial case is a separate example. Keep this reference beside your workbook while practising.</w:t>
+      </w:r>
+    </w:p>
+    <w:p>
+      <w:pPr>
+        <w:pStyle w:val="ListBullet"/>
+      </w:pPr>
+      <w:r>
+        <w:t>For the worked scenario, propose one additional case that could reveal a failure, describe its expected outcome before running it, and explain what would need to remain fixed for a fair comparison. Do not reuse W4 as a new final test after receiving feedback.</w:t>
+      </w:r>
+    </w:p>
+    <w:p>
       <w:pPr>
         <w:pStyle w:val="Heading3"/>
       </w:pPr>
       <w:r>
-        <w:t>Speech and Audio Systems</w:t>
-      </w:r>
-    </w:p>
-    <w:p>
-      <w:pPr>
-        <w:spacing w:line="336" w:lineRule="auto" w:after="180"/>
-      </w:pPr>
-      <w:r>
-        <w:rPr>
-          <w:b w:val="0"/>
-        </w:rPr>
-        <w:t>Without opening the old lesson, explain one key idea from Speech and Audio Systems. Give an example and a mistake that the idea helps you avoid.</w:t>
+        <w:t>My reasoning and evidence</w:t>
+      </w:r>
+    </w:p>
+    <w:p>
+      <w:r>
+        <w:t>________________________________________________________________</w:t>
+      </w:r>
+    </w:p>
+    <w:p>
+      <w:r>
+        <w:t>________________________________________________________________</w:t>
+      </w:r>
+    </w:p>
+    <w:p>
+      <w:r>
+        <w:t>________________________________________________________________</w:t>
+      </w:r>
+    </w:p>
+    <w:p>
+      <w:r>
+        <w:t>________________________________________________________________</w:t>
+      </w:r>
+    </w:p>
+    <w:p>
+      <w:r>
+        <w:t>________________________________________________________________</w:t>
+      </w:r>
+    </w:p>
+    <w:p>
+      <w:r>
+        <w:t>________________________________________________________________</w:t>
+      </w:r>
+    </w:p>
+    <w:p>
+      <w:r>
+        <w:t>________________________________________________________________</w:t>
+      </w:r>
+    </w:p>
+    <w:p>
+      <w:pPr>
+        <w:pStyle w:val="Heading1"/>
+      </w:pPr>
+      <w:r>
+        <w:t>04. W4 · Ground the new room H response independently</w:t>
+      </w:r>
+    </w:p>
+    <w:p>
+      <w:r>
+        <w:t>Keep the first attempt before hints.</w:t>
+      </w:r>
+    </w:p>
+    <w:p>
+      <w:pPr>
+        <w:pStyle w:val="Heading2"/>
+      </w:pPr>
+      <w:r>
+        <w:t>Your evidence record</w:t>
+      </w:r>
+    </w:p>
+    <w:p>
+      <w:pPr>
+        <w:pStyle w:val="ListBullet"/>
+      </w:pPr>
+      <w:r>
+        <w:t>Use only the stated approval and conditional capacity sources. No maintenance-status record is provided. State what is supported and what remains unresolved without adding a new room inspection or source.</w:t>
+      </w:r>
+    </w:p>
+    <w:p>
+      <w:pPr>
+        <w:pStyle w:val="ListBullet"/>
+      </w:pPr>
+      <w:r>
+        <w:t>Source A approves room H; B lists H capacity 7, except maintenance limit 4. Maintenance status is unknown. Write a grounded response.</w:t>
       </w:r>
     </w:p>
     <w:p>
@@ -152,7 +560,7 @@
         <w:pStyle w:val="Heading3"/>
       </w:pPr>
       <w:r>
-        <w:t>My remembered idea, example and correction</w:t>
+        <w:t>My independent explanation, trace and limits</w:t>
       </w:r>
     </w:p>
     <w:p>
@@ -171,139 +579,92 @@
       </w:r>
     </w:p>
     <w:p>
+      <w:r>
+        <w:t>________________________________________________________________</w:t>
+      </w:r>
+    </w:p>
+    <w:p>
+      <w:r>
+        <w:t>________________________________________________________________</w:t>
+      </w:r>
+    </w:p>
+    <w:p>
+      <w:r>
+        <w:t>________________________________________________________________</w:t>
+      </w:r>
+    </w:p>
+    <w:p>
+      <w:r>
+        <w:t>________________________________________________________________</w:t>
+      </w:r>
+    </w:p>
+    <w:p>
+      <w:pPr>
+        <w:pStyle w:val="ListBullet"/>
+      </w:pPr>
+      <w:r>
+        <w:t>Attempt this case before feedback. Record any help. Earlier examples below are further practice; a case already practised with feedback cannot establish fresh transfer.</w:t>
+      </w:r>
+    </w:p>
+    <w:p>
+      <w:pPr>
+        <w:pStyle w:val="Heading2"/>
+      </w:pPr>
+      <w:r>
+        <w:t>Earlier wording, alternatives and picture transcripts · reference / check after trying</w:t>
+      </w:r>
+    </w:p>
+    <w:p>
+      <w:pPr>
+        <w:pStyle w:val="Heading3"/>
+      </w:pPr>
+      <w:r>
+        <w:t>Independent case: Apply a new case independently</w:t>
+      </w:r>
+    </w:p>
+    <w:p>
       <w:pPr>
         <w:pStyle w:val="Heading1"/>
       </w:pPr>
       <w:r>
-        <w:t>02. Practise with fading help</w:t>
-      </w:r>
-    </w:p>
-    <w:p>
-      <w:r>
-        <w:t>Complete the supported Retrieval Augmented Generation trace and record the first step you can explain without help.</w:t>
-      </w:r>
-    </w:p>
-    <w:p>
-      <w:pPr>
-        <w:spacing w:line="336" w:lineRule="auto" w:after="180"/>
-      </w:pPr>
-      <w:r>
-        <w:rPr>
-          <w:b w:val="0"/>
-        </w:rPr>
-        <w:t xml:space="preserve">Use W2: Trace the worked case for Building a </w:t>
-      </w:r>
-      <w:r>
-        <w:rPr>
-          <w:b/>
-        </w:rPr>
-        <w:t>grounded answer</w:t>
-      </w:r>
-      <w:r>
-        <w:rPr>
-          <w:b w:val="0"/>
-        </w:rPr>
-        <w:t>. Record the answer once; the lesson and workbook refer to the same attempt.</w:t>
-      </w:r>
-    </w:p>
-    <w:tbl>
-      <w:tblPr>
-        <w:tblStyle w:val="LightShading-Accent1"/>
-        <w:tblW w:type="auto" w:w="0"/>
-        <w:tblLook w:firstColumn="1" w:firstRow="1" w:lastColumn="0" w:lastRow="0" w:noHBand="0" w:noVBand="1" w:val="04A0"/>
-      </w:tblPr>
-      <w:tblGrid>
-        <w:gridCol w:w="2556"/>
-        <w:gridCol w:w="2556"/>
-        <w:gridCol w:w="2556"/>
-        <w:gridCol w:w="2556"/>
-      </w:tblGrid>
-      <w:tr>
-        <w:trPr>
-          <w:tblHeader/>
-        </w:trPr>
-        <w:tc>
-          <w:tcPr>
-            <w:tcW w:type="dxa" w:w="2556"/>
-          </w:tcPr>
-          <w:p>
-            <w:r>
-              <w:t>Given inputs</w:t>
-            </w:r>
-          </w:p>
-        </w:tc>
-        <w:tc>
-          <w:tcPr>
-            <w:tcW w:type="dxa" w:w="2556"/>
-          </w:tcPr>
-          <w:p>
-            <w:r>
-              <w:t>Procedure I chose</w:t>
-            </w:r>
-          </w:p>
-        </w:tc>
-        <w:tc>
-          <w:tcPr>
-            <w:tcW w:type="dxa" w:w="2556"/>
-          </w:tcPr>
-          <w:p>
-            <w:r>
-              <w:t>Middle steps</w:t>
-            </w:r>
-          </w:p>
-        </w:tc>
-        <w:tc>
-          <w:tcPr>
-            <w:tcW w:type="dxa" w:w="2556"/>
-          </w:tcPr>
-          <w:p>
-            <w:r>
-              <w:t>Result and check</w:t>
-            </w:r>
-          </w:p>
-        </w:tc>
-      </w:tr>
-      <w:tr>
-        <w:tc>
-          <w:tcPr>
-            <w:tcW w:type="dxa" w:w="2556"/>
-          </w:tcPr>
-          <w:p>
-            <w:r/>
-          </w:p>
-        </w:tc>
-        <w:tc>
-          <w:tcPr>
-            <w:tcW w:type="dxa" w:w="2556"/>
-          </w:tcPr>
-          <w:p>
-            <w:r/>
-          </w:p>
-        </w:tc>
-        <w:tc>
-          <w:tcPr>
-            <w:tcW w:type="dxa" w:w="2556"/>
-          </w:tcPr>
-          <w:p>
-            <w:r/>
-          </w:p>
-        </w:tc>
-        <w:tc>
-          <w:tcPr>
-            <w:tcW w:type="dxa" w:w="2556"/>
-          </w:tcPr>
-          <w:p>
-            <w:r/>
-          </w:p>
-        </w:tc>
-      </w:tr>
-    </w:tbl>
+        <w:t>09. Project · Keep the decision and evidence</w:t>
+      </w:r>
+    </w:p>
+    <w:p>
+      <w:r>
+        <w:t>Extend the existing project record.</w:t>
+      </w:r>
+    </w:p>
+    <w:p>
+      <w:pPr>
+        <w:pStyle w:val="Heading2"/>
+      </w:pPr>
+      <w:r>
+        <w:t>Your evidence record</w:t>
+      </w:r>
+    </w:p>
+    <w:p>
+      <w:pPr>
+        <w:pStyle w:val="ListBullet"/>
+      </w:pPr>
+      <w:r>
+        <w:t>Implement question → retrieve → inspect → answer → cite → verify as the core architecture.</w:t>
+      </w:r>
+    </w:p>
+    <w:p>
+      <w:pPr>
+        <w:pStyle w:val="ListBullet"/>
+      </w:pPr>
+      <w:r>
+        <w:t>The project change and evidence I will keep</w:t>
+      </w:r>
+    </w:p>
     <w:p>
       <w:pPr>
         <w:pStyle w:val="Heading3"/>
       </w:pPr>
       <w:r>
-        <w:t>The step I completed without help, and the hint I needed</w:t>
+        <w:t>Write or draw your reasoning and evidence.</w:t>
       </w:r>
     </w:p>
     <w:p>
@@ -322,2084 +683,34 @@
       </w:r>
     </w:p>
     <w:p>
+      <w:r>
+        <w:t>________________________________________________________________</w:t>
+      </w:r>
+    </w:p>
+    <w:p>
+      <w:r>
+        <w:t>________________________________________________________________</w:t>
+      </w:r>
+    </w:p>
+    <w:p>
       <w:pPr>
         <w:pStyle w:val="Heading1"/>
       </w:pPr>
       <w:r>
-        <w:t>03. Individual reasoning check</w:t>
-      </w:r>
-    </w:p>
-    <w:p>
-      <w:r>
-        <w:t>Check the proposed Retrieval Augmented Generation explanation against the supplied facts before discussing it.</w:t>
-      </w:r>
-    </w:p>
-    <w:p>
-      <w:pPr>
-        <w:spacing w:line="336" w:lineRule="auto" w:after="180"/>
-      </w:pPr>
-      <w:r>
-        <w:rPr>
-          <w:b w:val="0"/>
-        </w:rPr>
-        <w:t xml:space="preserve">Use the worked case for Building a </w:t>
-      </w:r>
-      <w:r>
-        <w:rPr>
-          <w:b/>
-        </w:rPr>
-        <w:t>grounded answer</w:t>
-      </w:r>
-      <w:r>
-        <w:rPr>
-          <w:b w:val="0"/>
-        </w:rPr>
-        <w:t>. Proposed explanation: “The worked result establishes every future case”. Decide whether this explanation is supported.</w:t>
-      </w:r>
-    </w:p>
-    <w:p>
-      <w:pPr>
-        <w:spacing w:line="336" w:lineRule="auto" w:after="180"/>
-      </w:pPr>
-      <w:r>
-        <w:rPr>
-          <w:b w:val="0"/>
-        </w:rPr>
-        <w:t>Point to the step or supplied fact that decides; explain your repair if needed.</w:t>
-      </w:r>
-    </w:p>
-    <w:p>
-      <w:pPr>
-        <w:pStyle w:val="Heading3"/>
-      </w:pPr>
-      <w:r>
-        <w:t>My explanation before partner discussion</w:t>
-      </w:r>
-    </w:p>
-    <w:p>
-      <w:r>
-        <w:t>________________________________________________________________</w:t>
-      </w:r>
-    </w:p>
-    <w:p>
-      <w:r>
-        <w:t>________________________________________________________________</w:t>
-      </w:r>
-    </w:p>
-    <w:p>
-      <w:r>
-        <w:t>________________________________________________________________</w:t>
-      </w:r>
-    </w:p>
-    <w:p>
-      <w:r>
-        <w:t>________________________________________________________________</w:t>
-      </w:r>
-    </w:p>
-    <w:p>
-      <w:pPr>
-        <w:pStyle w:val="Heading1"/>
-      </w:pPr>
-      <w:r>
-        <w:t>04. Independent transfer case</w:t>
-      </w:r>
-    </w:p>
-    <w:p>
-      <w:r>
-        <w:t>Write one first attempt at the reserved independent case before feedback. Repeated copies of that case refer to the same recorded attempt.</w:t>
-      </w:r>
-    </w:p>
-    <w:p>
-      <w:pPr>
-        <w:pStyle w:val="Heading3"/>
-      </w:pPr>
-      <w:r>
-        <w:t>Independent case: Apply a new case independently</w:t>
-      </w:r>
-    </w:p>
-    <w:p>
-      <w:pPr>
-        <w:spacing w:line="336" w:lineRule="auto" w:after="180"/>
-      </w:pPr>
-      <w:r>
-        <w:rPr>
-          <w:b w:val="0"/>
-        </w:rPr>
-        <w:t>Source A approves room H; B lists H capacity 7, except maintenance limit 4. Maintenance status is unknown. Write a grounded response.</w:t>
-      </w:r>
-    </w:p>
-    <w:p>
-      <w:pPr>
-        <w:pStyle w:val="Heading3"/>
-      </w:pPr>
-      <w:r>
-        <w:t>My independent explanation, trace and limits</w:t>
-      </w:r>
-    </w:p>
-    <w:p>
-      <w:r>
-        <w:t>________________________________________________________________</w:t>
-      </w:r>
-    </w:p>
-    <w:p>
-      <w:r>
-        <w:t>________________________________________________________________</w:t>
-      </w:r>
-    </w:p>
-    <w:p>
-      <w:r>
-        <w:t>________________________________________________________________</w:t>
-      </w:r>
-    </w:p>
-    <w:p>
-      <w:r>
-        <w:t>________________________________________________________________</w:t>
-      </w:r>
-    </w:p>
-    <w:p>
-      <w:r>
-        <w:t>________________________________________________________________</w:t>
-      </w:r>
-    </w:p>
-    <w:p>
-      <w:r>
-        <w:t>________________________________________________________________</w:t>
-      </w:r>
-    </w:p>
-    <w:p>
-      <w:r>
-        <w:t>________________________________________________________________</w:t>
-      </w:r>
-    </w:p>
-    <w:p>
-      <w:pPr>
-        <w:spacing w:line="336" w:lineRule="auto" w:after="180"/>
-      </w:pPr>
-      <w:r>
-        <w:rPr>
-          <w:b w:val="0"/>
-        </w:rPr>
-        <w:t>Attempt this case before feedback. Record any help. Earlier examples below are further practice; a case already practised with feedback cannot establish fresh transfer.</w:t>
-      </w:r>
-    </w:p>
-    <w:p>
-      <w:pPr>
-        <w:pStyle w:val="Heading1"/>
-      </w:pPr>
-      <w:r>
-        <w:t>05. Your learning target</w:t>
-      </w:r>
-    </w:p>
-    <w:p>
-      <w:r>
-        <w:t>Connect the Retrieval Augmented Generation target to a trace and a justified conclusion.</w:t>
-      </w:r>
-    </w:p>
-    <w:p>
-      <w:pPr>
-        <w:spacing w:line="336" w:lineRule="auto" w:after="180"/>
-        <w:shd w:fill="F5F1FB"/>
-      </w:pPr>
-      <w:r>
-        <w:rPr>
-          <w:b w:val="0"/>
-        </w:rPr>
-        <w:t xml:space="preserve">Sources: A='Library opens 9'; B='Cafe opens 8'; C='Library closes 5'. A question asks when the library opens. The </w:t>
-      </w:r>
-      <w:r>
-        <w:rPr>
-          <w:b/>
-        </w:rPr>
-        <w:t>retriever</w:t>
-      </w:r>
-      <w:r>
-        <w:rPr>
-          <w:b w:val="0"/>
-        </w:rPr>
-        <w:t xml:space="preserve"> returns only B and C. What should the generator do?</w:t>
-      </w:r>
-    </w:p>
-    <w:p>
-      <w:pPr>
-        <w:pStyle w:val="Heading1"/>
-      </w:pPr>
-      <w:r>
-        <w:t>06. Solve the given case</w:t>
-      </w:r>
-    </w:p>
-    <w:p>
-      <w:r>
-        <w:t>Solve the supplied Retrieval Augmented Generation case and show the deciding evidence.</w:t>
-      </w:r>
-    </w:p>
-    <w:p>
-      <w:pPr>
-        <w:spacing w:line="336" w:lineRule="auto" w:after="180"/>
-      </w:pPr>
-      <w:r>
-        <w:rPr>
-          <w:b w:val="0"/>
-        </w:rPr>
-        <w:t>Note A says library opens at 9. Note B says returns go in the blue box.</w:t>
-      </w:r>
-    </w:p>
-    <w:p>
-      <w:pPr>
-        <w:spacing w:line="336" w:lineRule="auto" w:after="180"/>
-      </w:pPr>
-      <w:r>
-        <w:rPr>
-          <w:b w:val="0"/>
-        </w:rPr>
-        <w:t xml:space="preserve">Answer opening time with </w:t>
-      </w:r>
-      <w:r>
-        <w:rPr>
-          <w:b/>
-        </w:rPr>
-        <w:t>evidence</w:t>
-      </w:r>
-      <w:r>
-        <w:rPr>
-          <w:b w:val="0"/>
-        </w:rPr>
-        <w:t>.</w:t>
-      </w:r>
-    </w:p>
-    <w:p>
-      <w:pPr>
-        <w:spacing w:line="336" w:lineRule="auto" w:after="180"/>
-      </w:pPr>
-      <w:r>
-        <w:rPr>
-          <w:b w:val="0"/>
-        </w:rPr>
-        <w:t xml:space="preserve">Show your trace, calculation or </w:t>
-      </w:r>
-      <w:r>
-        <w:rPr>
-          <w:b/>
-        </w:rPr>
-        <w:t>evidence</w:t>
-      </w:r>
-    </w:p>
-    <w:p>
-      <w:pPr>
-        <w:pStyle w:val="Heading3"/>
-      </w:pPr>
-      <w:r>
-        <w:t>Write or draw your reasoning and evidence.</w:t>
-      </w:r>
-    </w:p>
-    <w:p>
-      <w:r>
-        <w:t>________________________________________________________________</w:t>
-      </w:r>
-    </w:p>
-    <w:p>
-      <w:r>
-        <w:t>________________________________________________________________</w:t>
-      </w:r>
-    </w:p>
-    <w:p>
-      <w:r>
-        <w:t>________________________________________________________________</w:t>
-      </w:r>
-    </w:p>
-    <w:p>
-      <w:r>
-        <w:t>________________________________________________________________</w:t>
-      </w:r>
-    </w:p>
-    <w:p>
-      <w:r>
-        <w:t>________________________________________________________________</w:t>
-      </w:r>
-    </w:p>
-    <w:p>
-      <w:pPr>
-        <w:pStyle w:val="Heading1"/>
-      </w:pPr>
-      <w:r>
-        <w:t>07. Check a changed case</w:t>
-      </w:r>
-    </w:p>
-    <w:p>
-      <w:r>
-        <w:t>Apply the procedure to the changed case and record why the conclusion follows.</w:t>
-      </w:r>
-    </w:p>
-    <w:p>
-      <w:pPr>
-        <w:spacing w:line="336" w:lineRule="auto" w:after="180"/>
-        <w:shd w:fill="F5F1FB"/>
-      </w:pPr>
-      <w:r>
-        <w:rPr>
-          <w:b w:val="0"/>
-        </w:rPr>
-        <w:t>A retrieved passage says the club meets Tuesday; it says nothing about cost. The assistant answers Tuesday, free entry. Which part is grounded and what should replace the unsupported part?</w:t>
-      </w:r>
-    </w:p>
-    <w:p>
-      <w:pPr>
-        <w:spacing w:line="336" w:lineRule="auto" w:after="180"/>
-      </w:pPr>
-      <w:r>
-        <w:rPr>
-          <w:b w:val="0"/>
-        </w:rPr>
-        <w:t>My independent answer and reason</w:t>
-      </w:r>
-    </w:p>
-    <w:p>
-      <w:pPr>
-        <w:pStyle w:val="Heading3"/>
-      </w:pPr>
-      <w:r>
-        <w:t>Write or draw your reasoning and evidence.</w:t>
-      </w:r>
-    </w:p>
-    <w:p>
-      <w:r>
-        <w:t>________________________________________________________________</w:t>
-      </w:r>
-    </w:p>
-    <w:p>
-      <w:r>
-        <w:t>________________________________________________________________</w:t>
-      </w:r>
-    </w:p>
-    <w:p>
-      <w:r>
-        <w:t>________________________________________________________________</w:t>
-      </w:r>
-    </w:p>
-    <w:p>
-      <w:r>
-        <w:t>________________________________________________________________</w:t>
-      </w:r>
-    </w:p>
-    <w:p>
-      <w:r>
-        <w:t>________________________________________________________________</w:t>
-      </w:r>
-    </w:p>
-    <w:p>
-      <w:pPr>
-        <w:pStyle w:val="Heading3"/>
-      </w:pPr>
-      <w:r>
-        <w:t>Week 18 Test and reflect</w:t>
-      </w:r>
-    </w:p>
-    <w:p>
-      <w:pPr>
-        <w:pStyle w:val="Heading1"/>
-      </w:pPr>
-      <w:r>
-        <w:t>08. Design a revealing test</w:t>
-      </w:r>
-    </w:p>
-    <w:p>
-      <w:r>
-        <w:t>Specify a changed input, expected result and observation separately.</w:t>
-      </w:r>
-    </w:p>
-    <w:p>
-      <w:pPr>
-        <w:spacing w:line="336" w:lineRule="auto" w:after="180"/>
-      </w:pPr>
-      <w:r>
-        <w:rPr>
-          <w:b w:val="0"/>
-        </w:rPr>
-        <w:t xml:space="preserve">Create a changed </w:t>
-      </w:r>
-      <w:r>
-        <w:rPr>
-          <w:b/>
-        </w:rPr>
-        <w:t>input</w:t>
-      </w:r>
-      <w:r>
-        <w:rPr>
-          <w:b w:val="0"/>
-        </w:rPr>
-        <w:t>, boundary case or missing-information case. Write the expected answer or safe response before testing.</w:t>
-      </w:r>
-    </w:p>
-    <w:tbl>
-      <w:tblPr>
-        <w:tblStyle w:val="LightShading-Accent1"/>
-        <w:tblW w:type="auto" w:w="0"/>
-        <w:tblLook w:firstColumn="1" w:firstRow="1" w:lastColumn="0" w:lastRow="0" w:noHBand="0" w:noVBand="1" w:val="04A0"/>
-      </w:tblPr>
-      <w:tblGrid>
-        <w:gridCol w:w="5112"/>
-        <w:gridCol w:w="5112"/>
-      </w:tblGrid>
-      <w:tr>
-        <w:trPr>
-          <w:tblHeader/>
-        </w:trPr>
-        <w:tc>
-          <w:tcPr>
-            <w:tcW w:type="dxa" w:w="5112"/>
-          </w:tcPr>
-          <w:p>
-            <w:r>
-              <w:t>Test record</w:t>
-            </w:r>
-          </w:p>
-        </w:tc>
-        <w:tc>
-          <w:tcPr>
-            <w:tcW w:type="dxa" w:w="5112"/>
-          </w:tcPr>
-          <w:p>
-            <w:r>
-              <w:t>My evidence</w:t>
-            </w:r>
-          </w:p>
-        </w:tc>
-      </w:tr>
-      <w:tr>
-        <w:tc>
-          <w:tcPr>
-            <w:tcW w:type="dxa" w:w="5112"/>
-          </w:tcPr>
-          <w:p>
-            <w:r>
-              <w:t>Changed input or condition</w:t>
-            </w:r>
-          </w:p>
-        </w:tc>
-        <w:tc>
-          <w:tcPr>
-            <w:tcW w:type="dxa" w:w="5112"/>
-          </w:tcPr>
-          <w:p>
-            <w:r/>
-          </w:p>
-        </w:tc>
-      </w:tr>
-      <w:tr>
-        <w:tc>
-          <w:tcPr>
-            <w:tcW w:type="dxa" w:w="5112"/>
-          </w:tcPr>
-          <w:p>
-            <w:r>
-              <w:t>Expected answer or fallback</w:t>
-            </w:r>
-          </w:p>
-        </w:tc>
-        <w:tc>
-          <w:tcPr>
-            <w:tcW w:type="dxa" w:w="5112"/>
-          </w:tcPr>
-          <w:p>
-            <w:r/>
-          </w:p>
-        </w:tc>
-      </w:tr>
-      <w:tr>
-        <w:tc>
-          <w:tcPr>
-            <w:tcW w:type="dxa" w:w="5112"/>
-          </w:tcPr>
-          <w:p>
-            <w:r>
-              <w:t>Observed result</w:t>
-            </w:r>
-          </w:p>
-        </w:tc>
-        <w:tc>
-          <w:tcPr>
-            <w:tcW w:type="dxa" w:w="5112"/>
-          </w:tcPr>
-          <w:p>
-            <w:r/>
-          </w:p>
-        </w:tc>
-      </w:tr>
-      <w:tr>
-        <w:tc>
-          <w:tcPr>
-            <w:tcW w:type="dxa" w:w="5112"/>
-          </w:tcPr>
-          <w:p>
-            <w:r>
-              <w:t>Why the result occurred</w:t>
-            </w:r>
-          </w:p>
-        </w:tc>
-        <w:tc>
-          <w:tcPr>
-            <w:tcW w:type="dxa" w:w="5112"/>
-          </w:tcPr>
-          <w:p>
-            <w:r/>
-          </w:p>
-        </w:tc>
-      </w:tr>
-    </w:tbl>
-    <w:p>
-      <w:pPr>
-        <w:pStyle w:val="Heading1"/>
-      </w:pPr>
-      <w:r>
-        <w:t>09. Project checkpoint</w:t>
-      </w:r>
-    </w:p>
-    <w:p>
-      <w:r>
-        <w:t>Justify what Retrieval Augmented Generation adds to Verified Study Buddy and keep the evidence.</w:t>
-      </w:r>
-    </w:p>
-    <w:p>
-      <w:pPr>
-        <w:spacing w:line="336" w:lineRule="auto" w:after="180"/>
-      </w:pPr>
-      <w:r>
-        <w:rPr>
-          <w:b w:val="0"/>
-        </w:rPr>
-        <w:t>Implement question → retrieve → inspect → answer → cite → verify as the core architecture.</w:t>
-      </w:r>
-    </w:p>
-    <w:p>
-      <w:pPr>
-        <w:spacing w:line="336" w:lineRule="auto" w:after="180"/>
-      </w:pPr>
-      <w:r>
-        <w:rPr>
-          <w:b w:val="0"/>
-        </w:rPr>
-        <w:t xml:space="preserve">The project change and </w:t>
-      </w:r>
-      <w:r>
-        <w:rPr>
-          <w:b/>
-        </w:rPr>
-        <w:t>evidence</w:t>
-      </w:r>
-      <w:r>
-        <w:rPr>
-          <w:b w:val="0"/>
-        </w:rPr>
-        <w:t xml:space="preserve"> I will keep</w:t>
-      </w:r>
-    </w:p>
-    <w:p>
-      <w:pPr>
-        <w:pStyle w:val="Heading3"/>
-      </w:pPr>
-      <w:r>
-        <w:t>Write or draw your reasoning and evidence.</w:t>
-      </w:r>
-    </w:p>
-    <w:p>
-      <w:r>
-        <w:t>________________________________________________________________</w:t>
-      </w:r>
-    </w:p>
-    <w:p>
-      <w:r>
-        <w:t>________________________________________________________________</w:t>
-      </w:r>
-    </w:p>
-    <w:p>
-      <w:r>
-        <w:t>________________________________________________________________</w:t>
-      </w:r>
-    </w:p>
-    <w:p>
-      <w:r>
-        <w:t>________________________________________________________________</w:t>
-      </w:r>
-    </w:p>
-    <w:p>
-      <w:r>
-        <w:t>________________________________________________________________</w:t>
-      </w:r>
-    </w:p>
-    <w:p>
-      <w:pPr>
-        <w:pStyle w:val="Heading1"/>
-      </w:pPr>
-      <w:r>
-        <w:t>10. Self check</w:t>
-      </w:r>
-    </w:p>
-    <w:p>
-      <w:r>
-        <w:t>Judge explanation, evidence, transfer and limits separately; attach the work behind your judgement.</w:t>
-      </w:r>
-    </w:p>
-    <w:p>
-      <w:pPr>
-        <w:pStyle w:val="ListBullet"/>
-      </w:pPr>
-      <w:r>
-        <w:t>I can explain the mechanism.</w:t>
-      </w:r>
-    </w:p>
-    <w:p>
-      <w:pPr>
-        <w:pStyle w:val="ListBullet"/>
-      </w:pPr>
-      <w:r>
-        <w:t>I can show evidence.</w:t>
-      </w:r>
-    </w:p>
-    <w:p>
-      <w:pPr>
-        <w:pStyle w:val="ListBullet"/>
-      </w:pPr>
-      <w:r>
-        <w:t>I can handle a changed case.</w:t>
-      </w:r>
-    </w:p>
-    <w:p>
-      <w:pPr>
-        <w:pStyle w:val="ListBullet"/>
-      </w:pPr>
-      <w:r>
-        <w:t>I can name a limit.</w:t>
-      </w:r>
-    </w:p>
-    <w:p>
-      <w:r>
-        <w:t>Mark each as not yet, with help or independently, and attach supporting work.</w:t>
-      </w:r>
-    </w:p>
-    <w:p>
-      <w:pPr>
-        <w:spacing w:line="336" w:lineRule="auto" w:after="180"/>
-      </w:pPr>
-      <w:r>
-        <w:rPr>
-          <w:b w:val="0"/>
-        </w:rPr>
-        <w:t>Teacher review ____________________  Next step ____________________</w:t>
-      </w:r>
-    </w:p>
-    <w:p>
-      <w:pPr>
-        <w:pStyle w:val="Heading1"/>
-      </w:pPr>
-      <w:r>
-        <w:t>11. Transfer practice from the original programme</w:t>
-      </w:r>
-    </w:p>
-    <w:p>
-      <w:r>
-        <w:t>Use this earlier case as transfer practice. A case already discussed with feedback is not fresh assessment evidence.</w:t>
-      </w:r>
-    </w:p>
-    <w:p>
-      <w:pPr>
-        <w:spacing w:line="336" w:lineRule="auto" w:after="180"/>
-        <w:shd w:fill="F5F1FB"/>
-      </w:pPr>
-      <w:r>
-        <w:rPr>
-          <w:b w:val="0"/>
-        </w:rPr>
-        <w:t xml:space="preserve">Sources: A='Library opens 9'; B='Cafe opens 8'; C='Library closes 5'. A question asks when the library opens. The </w:t>
-      </w:r>
-      <w:r>
-        <w:rPr>
-          <w:b/>
-        </w:rPr>
-        <w:t>retriever</w:t>
-      </w:r>
-      <w:r>
-        <w:rPr>
-          <w:b w:val="0"/>
-        </w:rPr>
-        <w:t xml:space="preserve"> returns only B and C. What should the generator do?</w:t>
-      </w:r>
-    </w:p>
-    <w:p>
-      <w:pPr>
-        <w:pStyle w:val="Heading3"/>
-      </w:pPr>
-      <w:r>
-        <w:t>My independently reasoned answer</w:t>
-      </w:r>
-    </w:p>
-    <w:p>
-      <w:r>
-        <w:t>________________________________________________________________</w:t>
-      </w:r>
-    </w:p>
-    <w:p>
-      <w:r>
-        <w:t>________________________________________________________________</w:t>
-      </w:r>
-    </w:p>
-    <w:p>
-      <w:r>
-        <w:t>________________________________________________________________</w:t>
-      </w:r>
-    </w:p>
-    <w:p>
-      <w:r>
-        <w:t>________________________________________________________________</w:t>
-      </w:r>
-    </w:p>
-    <w:p>
-      <w:r>
-        <w:t>________________________________________________________________</w:t>
-      </w:r>
-    </w:p>
-    <w:p>
-      <w:r>
-        <w:t>________________________________________________________________</w:t>
-      </w:r>
-    </w:p>
-    <w:p>
-      <w:r>
-        <w:t>________________________________________________________________</w:t>
-      </w:r>
-    </w:p>
-    <w:p>
-      <w:pPr>
-        <w:spacing w:line="336" w:lineRule="auto" w:after="180"/>
-      </w:pPr>
-      <w:r>
-        <w:rPr>
-          <w:b w:val="0"/>
-        </w:rPr>
-        <w:t>Record support used: none, hint or teacher explanation.</w:t>
-      </w:r>
-    </w:p>
-    <w:p>
-      <w:pPr>
-        <w:pStyle w:val="Heading1"/>
-      </w:pPr>
-      <w:r>
-        <w:t>12. W1 Explain the mechanism</w:t>
-      </w:r>
-    </w:p>
-    <w:p>
-      <w:r>
-        <w:t>Explain the mechanism. Apply the supplied Retrieval Augmented Generation facts and keep your reasoning.</w:t>
-      </w:r>
-    </w:p>
-    <w:p>
-      <w:pPr>
-        <w:pStyle w:val="Heading3"/>
-      </w:pPr>
-      <w:r>
-        <w:t>Where to find the supplied example</w:t>
-      </w:r>
-    </w:p>
-    <w:p>
-      <w:pPr>
-        <w:spacing w:line="336" w:lineRule="auto" w:after="180"/>
-        <w:shd w:fill="F1F6F8"/>
-      </w:pPr>
-      <w:r>
-        <w:rPr>
-          <w:b w:val="0"/>
-        </w:rPr>
-        <w:t>Reference for this exercise: open this week’s student lesson, “Retrieval Augmented Generation”, at “See how it works” and “Follow a worked example”. Use the original worked values or code named in the question; the later pictorial case is a separate example. Keep this reference beside your workbook while practising.</w:t>
-      </w:r>
-    </w:p>
-    <w:p>
-      <w:pPr>
-        <w:spacing w:line="336" w:lineRule="auto" w:after="180"/>
-      </w:pPr>
-      <w:r>
-        <w:rPr>
-          <w:b w:val="0"/>
-        </w:rPr>
-        <w:t xml:space="preserve">Explain the weekly </w:t>
-      </w:r>
-      <w:r>
-        <w:rPr>
-          <w:b/>
-        </w:rPr>
-        <w:t>mechanism</w:t>
-      </w:r>
-      <w:r>
-        <w:rPr>
-          <w:b w:val="0"/>
-        </w:rPr>
-        <w:t xml:space="preserve"> in your own words. Use the worked scenario to name its </w:t>
-      </w:r>
-      <w:r>
-        <w:rPr>
-          <w:b/>
-        </w:rPr>
-        <w:t>input</w:t>
-      </w:r>
-      <w:r>
-        <w:rPr>
-          <w:b w:val="0"/>
-        </w:rPr>
-        <w:t xml:space="preserve">, decision rule and </w:t>
-      </w:r>
-      <w:r>
-        <w:rPr>
-          <w:b/>
-        </w:rPr>
-        <w:t>output</w:t>
-      </w:r>
-      <w:r>
-        <w:rPr>
-          <w:b w:val="0"/>
-        </w:rPr>
-        <w:t>.</w:t>
-      </w:r>
-    </w:p>
-    <w:p>
-      <w:pPr>
-        <w:pStyle w:val="Heading3"/>
-      </w:pPr>
-      <w:r>
-        <w:t>My reasoning and evidence</w:t>
-      </w:r>
-    </w:p>
-    <w:p>
-      <w:r>
-        <w:t>________________________________________________________________</w:t>
-      </w:r>
-    </w:p>
-    <w:p>
-      <w:r>
-        <w:t>________________________________________________________________</w:t>
-      </w:r>
-    </w:p>
-    <w:p>
-      <w:r>
-        <w:t>________________________________________________________________</w:t>
-      </w:r>
-    </w:p>
-    <w:p>
-      <w:r>
-        <w:t>________________________________________________________________</w:t>
-      </w:r>
-    </w:p>
-    <w:p>
-      <w:r>
-        <w:t>________________________________________________________________</w:t>
-      </w:r>
-    </w:p>
-    <w:p>
-      <w:r>
-        <w:t>________________________________________________________________</w:t>
-      </w:r>
-    </w:p>
-    <w:p>
-      <w:pPr>
-        <w:pStyle w:val="Heading1"/>
-      </w:pPr>
-      <w:r>
-        <w:t>13. W2 Trace the worked case</w:t>
-      </w:r>
-    </w:p>
-    <w:p>
-      <w:r>
-        <w:t>Trace the worked case. Apply the supplied Retrieval Augmented Generation facts and keep your reasoning.</w:t>
-      </w:r>
-    </w:p>
-    <w:p>
-      <w:pPr>
-        <w:spacing w:line="336" w:lineRule="auto" w:after="180"/>
-      </w:pPr>
-      <w:r>
-        <w:rPr>
-          <w:b w:val="0"/>
-        </w:rPr>
-        <w:t>Current source P approves room C; Q lists C capacity 10. Draft says room C is approved, seats 10 and offers lunch. Show the intermediate steps and give the conclusion with its scope.</w:t>
-      </w:r>
-    </w:p>
-    <w:p>
-      <w:pPr>
-        <w:pStyle w:val="Heading3"/>
-      </w:pPr>
-      <w:r>
-        <w:t>My reasoning and evidence</w:t>
-      </w:r>
-    </w:p>
-    <w:p>
-      <w:r>
-        <w:t>________________________________________________________________</w:t>
-      </w:r>
-    </w:p>
-    <w:p>
-      <w:r>
-        <w:t>________________________________________________________________</w:t>
-      </w:r>
-    </w:p>
-    <w:p>
-      <w:r>
-        <w:t>________________________________________________________________</w:t>
-      </w:r>
-    </w:p>
-    <w:p>
-      <w:r>
-        <w:t>________________________________________________________________</w:t>
-      </w:r>
-    </w:p>
-    <w:p>
-      <w:r>
-        <w:t>________________________________________________________________</w:t>
-      </w:r>
-    </w:p>
-    <w:p>
-      <w:r>
-        <w:t>________________________________________________________________</w:t>
-      </w:r>
-    </w:p>
-    <w:p>
-      <w:r>
-        <w:t>________________________________________________________________</w:t>
-      </w:r>
-    </w:p>
-    <w:p>
-      <w:pPr>
-        <w:pStyle w:val="Heading1"/>
-      </w:pPr>
-      <w:r>
-        <w:t>14. W3 Audit the limit</w:t>
-      </w:r>
-    </w:p>
-    <w:p>
-      <w:r>
-        <w:t>Audit the limit. Apply the supplied Retrieval Augmented Generation facts and keep your reasoning.</w:t>
-      </w:r>
-    </w:p>
-    <w:p>
-      <w:pPr>
-        <w:spacing w:line="336" w:lineRule="auto" w:after="180"/>
-      </w:pPr>
-      <w:r>
-        <w:rPr>
-          <w:b w:val="0"/>
-        </w:rPr>
-        <w:t>A report omits this qualification: Grounding requires support for the exact claim, including conditions; attaching a source name is insufficient.</w:t>
-      </w:r>
-    </w:p>
-    <w:p>
-      <w:pPr>
-        <w:spacing w:line="336" w:lineRule="auto" w:after="180"/>
-      </w:pPr>
-      <w:r>
-        <w:rPr>
-          <w:b w:val="0"/>
-        </w:rPr>
-        <w:t>Explain how omitting it could change a reader's interpretation, and write an accurate replacement.</w:t>
-      </w:r>
-    </w:p>
-    <w:p>
-      <w:pPr>
-        <w:pStyle w:val="Heading3"/>
-      </w:pPr>
-      <w:r>
-        <w:t>My reasoning and evidence</w:t>
-      </w:r>
-    </w:p>
-    <w:p>
-      <w:r>
-        <w:t>________________________________________________________________</w:t>
-      </w:r>
-    </w:p>
-    <w:p>
-      <w:r>
-        <w:t>________________________________________________________________</w:t>
-      </w:r>
-    </w:p>
-    <w:p>
-      <w:r>
-        <w:t>________________________________________________________________</w:t>
-      </w:r>
-    </w:p>
-    <w:p>
-      <w:r>
-        <w:t>________________________________________________________________</w:t>
-      </w:r>
-    </w:p>
-    <w:p>
-      <w:r>
-        <w:t>________________________________________________________________</w:t>
-      </w:r>
-    </w:p>
-    <w:p>
-      <w:r>
-        <w:t>________________________________________________________________</w:t>
-      </w:r>
-    </w:p>
-    <w:p>
-      <w:pPr>
-        <w:pStyle w:val="Heading1"/>
-      </w:pPr>
-      <w:r>
-        <w:t>15. W4 Apply a new case independently</w:t>
-      </w:r>
-    </w:p>
-    <w:p>
-      <w:r>
-        <w:t>Attempt before feedback. If this repeats the selected independent case, reuse that first attempt; otherwise keep a separate record. Apply a new case independently. Apply the supplied Retrieval Augmented Generation facts and keep your reasoning.</w:t>
-      </w:r>
-    </w:p>
-    <w:p>
-      <w:pPr>
-        <w:spacing w:line="336" w:lineRule="auto" w:after="180"/>
-      </w:pPr>
-      <w:r>
-        <w:rPr>
-          <w:b w:val="0"/>
-        </w:rPr>
-        <w:t>Source A approves room H; B lists H capacity 7, except maintenance limit 4. Maintenance status is unknown. Write a grounded response.</w:t>
-      </w:r>
-    </w:p>
-    <w:p>
-      <w:pPr>
-        <w:pStyle w:val="Heading3"/>
-      </w:pPr>
-      <w:r>
-        <w:t>My reasoning and evidence</w:t>
-      </w:r>
-    </w:p>
-    <w:p>
-      <w:r>
-        <w:t>________________________________________________________________</w:t>
-      </w:r>
-    </w:p>
-    <w:p>
-      <w:r>
-        <w:t>________________________________________________________________</w:t>
-      </w:r>
-    </w:p>
-    <w:p>
-      <w:r>
-        <w:t>________________________________________________________________</w:t>
-      </w:r>
-    </w:p>
-    <w:p>
-      <w:r>
-        <w:t>________________________________________________________________</w:t>
-      </w:r>
-    </w:p>
-    <w:p>
-      <w:r>
-        <w:t>________________________________________________________________</w:t>
-      </w:r>
-    </w:p>
-    <w:p>
-      <w:r>
-        <w:t>________________________________________________________________</w:t>
-      </w:r>
-    </w:p>
-    <w:p>
-      <w:r>
-        <w:t>________________________________________________________________</w:t>
-      </w:r>
-    </w:p>
-    <w:p>
-      <w:r>
-        <w:t>________________________________________________________________</w:t>
-      </w:r>
-    </w:p>
-    <w:p>
-      <w:pPr>
-        <w:pStyle w:val="Heading1"/>
-      </w:pPr>
-      <w:r>
-        <w:t>16. W5 Design a revealing follow-up</w:t>
-      </w:r>
-    </w:p>
-    <w:p>
-      <w:r>
-        <w:t>Design a revealing follow-up. Apply the supplied Retrieval Augmented Generation facts and keep your reasoning.</w:t>
-      </w:r>
-    </w:p>
-    <w:p>
-      <w:pPr>
-        <w:pStyle w:val="Heading3"/>
-      </w:pPr>
-      <w:r>
-        <w:t>Where to find the supplied example</w:t>
-      </w:r>
-    </w:p>
-    <w:p>
-      <w:pPr>
-        <w:spacing w:line="336" w:lineRule="auto" w:after="180"/>
-        <w:shd w:fill="F1F6F8"/>
-      </w:pPr>
-      <w:r>
-        <w:rPr>
-          <w:b w:val="0"/>
-        </w:rPr>
-        <w:t>Reference for this exercise: open this week’s student lesson, “Retrieval Augmented Generation”, at “See how it works” and “Follow a worked example”. Use the original worked values or code named in the question; the later pictorial case is a separate example. Keep this reference beside your workbook while practising.</w:t>
-      </w:r>
-    </w:p>
-    <w:p>
-      <w:pPr>
-        <w:spacing w:line="336" w:lineRule="auto" w:after="180"/>
-      </w:pPr>
-      <w:r>
-        <w:rPr>
-          <w:b w:val="0"/>
-        </w:rPr>
-        <w:t>For the worked scenario, propose one additional case that could reveal a failure, describe its expected outcome before running it, and explain what would need to remain fixed for a fair comparison.</w:t>
-      </w:r>
-    </w:p>
-    <w:p>
-      <w:pPr>
-        <w:spacing w:line="336" w:lineRule="auto" w:after="180"/>
-      </w:pPr>
-      <w:r>
-        <w:rPr>
-          <w:b w:val="0"/>
-        </w:rPr>
-        <w:t>Do not reuse W4 as a new final test after receiving feedback.</w:t>
-      </w:r>
-    </w:p>
-    <w:p>
-      <w:pPr>
-        <w:pStyle w:val="Heading3"/>
-      </w:pPr>
-      <w:r>
-        <w:t>My reasoning and evidence</w:t>
-      </w:r>
-    </w:p>
-    <w:p>
-      <w:r>
-        <w:t>________________________________________________________________</w:t>
-      </w:r>
-    </w:p>
-    <w:p>
-      <w:r>
-        <w:t>________________________________________________________________</w:t>
-      </w:r>
-    </w:p>
-    <w:p>
-      <w:r>
-        <w:t>________________________________________________________________</w:t>
-      </w:r>
-    </w:p>
-    <w:p>
-      <w:r>
-        <w:t>________________________________________________________________</w:t>
-      </w:r>
-    </w:p>
-    <w:p>
-      <w:r>
-        <w:t>________________________________________________________________</w:t>
-      </w:r>
-    </w:p>
-    <w:p>
-      <w:r>
-        <w:t>________________________________________________________________</w:t>
-      </w:r>
-    </w:p>
-    <w:p>
-      <w:r>
-        <w:t>________________________________________________________________</w:t>
-      </w:r>
-    </w:p>
-    <w:p>
-      <w:pPr>
-        <w:pStyle w:val="Heading1"/>
-      </w:pPr>
-      <w:r>
-        <w:t>17. Chunking and document structure — W1 Explain the mechanism</w:t>
-      </w:r>
-    </w:p>
-    <w:p>
-      <w:r>
-        <w:t>Use the supplied Retrieval Augmented Generation task to record your reasoning, evidence and next step.</w:t>
-      </w:r>
-    </w:p>
-    <w:p>
-      <w:pPr>
-        <w:spacing w:line="336" w:lineRule="auto" w:after="180"/>
-      </w:pPr>
-      <w:r>
-        <w:rPr>
-          <w:b w:val="0"/>
-        </w:rPr>
-        <w:t xml:space="preserve">Explain the weekly </w:t>
-      </w:r>
-      <w:r>
-        <w:rPr>
-          <w:b/>
-        </w:rPr>
-        <w:t>mechanism</w:t>
-      </w:r>
-      <w:r>
-        <w:rPr>
-          <w:b w:val="0"/>
-        </w:rPr>
-        <w:t xml:space="preserve"> in your own words. Use the worked scenario to name its </w:t>
-      </w:r>
-      <w:r>
-        <w:rPr>
-          <w:b/>
-        </w:rPr>
-        <w:t>input</w:t>
-      </w:r>
-      <w:r>
-        <w:rPr>
-          <w:b w:val="0"/>
-        </w:rPr>
-        <w:t xml:space="preserve">, decision rule and </w:t>
-      </w:r>
-      <w:r>
-        <w:rPr>
-          <w:b/>
-        </w:rPr>
-        <w:t>output</w:t>
-      </w:r>
-      <w:r>
-        <w:rPr>
-          <w:b w:val="0"/>
-        </w:rPr>
-        <w:t>.</w:t>
-      </w:r>
-    </w:p>
-    <w:p>
-      <w:pPr>
-        <w:pStyle w:val="Heading3"/>
-      </w:pPr>
-      <w:r>
-        <w:t>My reasoning and evidence</w:t>
-      </w:r>
-    </w:p>
-    <w:p>
-      <w:r>
-        <w:t>________________________________________________________________</w:t>
-      </w:r>
-    </w:p>
-    <w:p>
-      <w:r>
-        <w:t>________________________________________________________________</w:t>
-      </w:r>
-    </w:p>
-    <w:p>
-      <w:r>
-        <w:t>________________________________________________________________</w:t>
-      </w:r>
-    </w:p>
-    <w:p>
-      <w:r>
-        <w:t>________________________________________________________________</w:t>
-      </w:r>
-    </w:p>
-    <w:p>
-      <w:r>
-        <w:t>________________________________________________________________</w:t>
-      </w:r>
-    </w:p>
-    <w:p>
-      <w:r>
-        <w:t>________________________________________________________________</w:t>
-      </w:r>
-    </w:p>
-    <w:p>
-      <w:pPr>
-        <w:pStyle w:val="Heading1"/>
-      </w:pPr>
-      <w:r>
-        <w:t>18. Chunking and document structure — W2 Trace the worked case</w:t>
-      </w:r>
-    </w:p>
-    <w:p>
-      <w:r>
-        <w:t>Use the supplied Retrieval Augmented Generation task to record your reasoning, evidence and next step.</w:t>
-      </w:r>
-    </w:p>
-    <w:p>
-      <w:pPr>
-        <w:spacing w:line="336" w:lineRule="auto" w:after="180"/>
-      </w:pPr>
-      <w:r>
-        <w:rPr>
-          <w:b w:val="0"/>
-        </w:rPr>
-        <w:t xml:space="preserve">A notice says capacity 20, followed by during maintenance capacity 8. Separate </w:t>
-      </w:r>
-      <w:r>
-        <w:rPr>
-          <w:b/>
-        </w:rPr>
-        <w:t>chunk</w:t>
-      </w:r>
-      <w:r>
-        <w:rPr>
-          <w:b w:val="0"/>
-        </w:rPr>
-        <w:t>s contain each sentence but retrieval returns only the first. Show the intermediate steps and give the conclusion with its scope.</w:t>
-      </w:r>
-    </w:p>
-    <w:p>
-      <w:pPr>
-        <w:pStyle w:val="Heading3"/>
-      </w:pPr>
-      <w:r>
-        <w:t>My reasoning and evidence</w:t>
-      </w:r>
-    </w:p>
-    <w:p>
-      <w:r>
-        <w:t>________________________________________________________________</w:t>
-      </w:r>
-    </w:p>
-    <w:p>
-      <w:r>
-        <w:t>________________________________________________________________</w:t>
-      </w:r>
-    </w:p>
-    <w:p>
-      <w:r>
-        <w:t>________________________________________________________________</w:t>
-      </w:r>
-    </w:p>
-    <w:p>
-      <w:r>
-        <w:t>________________________________________________________________</w:t>
-      </w:r>
-    </w:p>
-    <w:p>
-      <w:r>
-        <w:t>________________________________________________________________</w:t>
-      </w:r>
-    </w:p>
-    <w:p>
-      <w:r>
-        <w:t>________________________________________________________________</w:t>
-      </w:r>
-    </w:p>
-    <w:p>
-      <w:r>
-        <w:t>________________________________________________________________</w:t>
-      </w:r>
-    </w:p>
-    <w:p>
-      <w:pPr>
-        <w:pStyle w:val="Heading1"/>
-      </w:pPr>
-      <w:r>
-        <w:t>19. Chunking and document structure — W3 Audit the limit</w:t>
-      </w:r>
-    </w:p>
-    <w:p>
-      <w:r>
-        <w:t>Use the supplied Retrieval Augmented Generation task to record your reasoning, evidence and next step.</w:t>
-      </w:r>
-    </w:p>
-    <w:p>
-      <w:pPr>
-        <w:spacing w:line="336" w:lineRule="auto" w:after="180"/>
-      </w:pPr>
-      <w:r>
-        <w:rPr>
-          <w:b w:val="0"/>
-        </w:rPr>
-        <w:t xml:space="preserve">A report omits this qualification: Smaller </w:t>
-      </w:r>
-      <w:r>
-        <w:rPr>
-          <w:b/>
-        </w:rPr>
-        <w:t>chunk</w:t>
-      </w:r>
-      <w:r>
-        <w:rPr>
-          <w:b w:val="0"/>
-        </w:rPr>
-        <w:t xml:space="preserve">s can improve selectivity while losing necessary </w:t>
-      </w:r>
-      <w:r>
-        <w:rPr>
-          <w:b/>
-        </w:rPr>
-        <w:t>qualifier</w:t>
-      </w:r>
-      <w:r>
-        <w:rPr>
-          <w:b w:val="0"/>
-        </w:rPr>
-        <w:t xml:space="preserve">s; </w:t>
-      </w:r>
-      <w:r>
-        <w:rPr>
-          <w:b/>
-        </w:rPr>
-        <w:t>chunk</w:t>
-      </w:r>
-      <w:r>
-        <w:rPr>
-          <w:b w:val="0"/>
-        </w:rPr>
-        <w:t xml:space="preserve"> size alone is not retrieval quality.</w:t>
-      </w:r>
-    </w:p>
-    <w:p>
-      <w:pPr>
-        <w:spacing w:line="336" w:lineRule="auto" w:after="180"/>
-      </w:pPr>
-      <w:r>
-        <w:rPr>
-          <w:b w:val="0"/>
-        </w:rPr>
-        <w:t>Explain how omitting it could change a reader's interpretation, and write an accurate replacement.</w:t>
-      </w:r>
-    </w:p>
-    <w:p>
-      <w:pPr>
-        <w:pStyle w:val="Heading3"/>
-      </w:pPr>
-      <w:r>
-        <w:t>My reasoning and evidence</w:t>
-      </w:r>
-    </w:p>
-    <w:p>
-      <w:r>
-        <w:t>________________________________________________________________</w:t>
-      </w:r>
-    </w:p>
-    <w:p>
-      <w:r>
-        <w:t>________________________________________________________________</w:t>
-      </w:r>
-    </w:p>
-    <w:p>
-      <w:r>
-        <w:t>________________________________________________________________</w:t>
-      </w:r>
-    </w:p>
-    <w:p>
-      <w:r>
-        <w:t>________________________________________________________________</w:t>
-      </w:r>
-    </w:p>
-    <w:p>
-      <w:r>
-        <w:t>________________________________________________________________</w:t>
-      </w:r>
-    </w:p>
-    <w:p>
-      <w:r>
-        <w:t>________________________________________________________________</w:t>
-      </w:r>
-    </w:p>
-    <w:p>
-      <w:pPr>
-        <w:pStyle w:val="Heading1"/>
-      </w:pPr>
-      <w:r>
-        <w:t>20. Chunking and document structure — W4 Apply a new case independently</w:t>
-      </w:r>
-    </w:p>
-    <w:p>
-      <w:r>
-        <w:t>Use the supplied Retrieval Augmented Generation task to record your reasoning, evidence and next step.</w:t>
-      </w:r>
-    </w:p>
-    <w:p>
-      <w:pPr>
-        <w:spacing w:line="336" w:lineRule="auto" w:after="180"/>
-      </w:pPr>
-      <w:r>
-        <w:rPr>
-          <w:b w:val="0"/>
-        </w:rPr>
-        <w:t xml:space="preserve">A rule section says rooms close at 17:00; an exception paragraph says Friday closes at 16:00. The question is Friday closing. Design a complete </w:t>
-      </w:r>
-      <w:r>
-        <w:rPr>
-          <w:b/>
-        </w:rPr>
-        <w:t>chunk</w:t>
-      </w:r>
-      <w:r>
-        <w:rPr>
-          <w:b w:val="0"/>
-        </w:rPr>
-        <w:t xml:space="preserve"> reference.</w:t>
-      </w:r>
-    </w:p>
-    <w:p>
-      <w:pPr>
-        <w:pStyle w:val="Heading3"/>
-      </w:pPr>
-      <w:r>
-        <w:t>My reasoning and evidence</w:t>
-      </w:r>
-    </w:p>
-    <w:p>
-      <w:r>
-        <w:t>________________________________________________________________</w:t>
-      </w:r>
-    </w:p>
-    <w:p>
-      <w:r>
-        <w:t>________________________________________________________________</w:t>
-      </w:r>
-    </w:p>
-    <w:p>
-      <w:r>
-        <w:t>________________________________________________________________</w:t>
-      </w:r>
-    </w:p>
-    <w:p>
-      <w:r>
-        <w:t>________________________________________________________________</w:t>
-      </w:r>
-    </w:p>
-    <w:p>
-      <w:r>
-        <w:t>________________________________________________________________</w:t>
-      </w:r>
-    </w:p>
-    <w:p>
-      <w:r>
-        <w:t>________________________________________________________________</w:t>
-      </w:r>
-    </w:p>
-    <w:p>
-      <w:r>
-        <w:t>________________________________________________________________</w:t>
-      </w:r>
-    </w:p>
-    <w:p>
-      <w:r>
-        <w:t>________________________________________________________________</w:t>
-      </w:r>
-    </w:p>
-    <w:p>
-      <w:pPr>
-        <w:pStyle w:val="Heading1"/>
-      </w:pPr>
-      <w:r>
-        <w:t>21. Chunking and document structure — W5 Design a revealing follow-up</w:t>
-      </w:r>
-    </w:p>
-    <w:p>
-      <w:r>
-        <w:t>Use the supplied Retrieval Augmented Generation task to record your reasoning, evidence and next step.</w:t>
-      </w:r>
-    </w:p>
-    <w:p>
-      <w:pPr>
-        <w:spacing w:line="336" w:lineRule="auto" w:after="180"/>
-      </w:pPr>
-      <w:r>
-        <w:rPr>
-          <w:b w:val="0"/>
-        </w:rPr>
-        <w:t>For the worked scenario, propose one additional case that could reveal a failure, describe its expected outcome before running it, and explain what would need to remain fixed for a fair comparison.</w:t>
-      </w:r>
-    </w:p>
-    <w:p>
-      <w:pPr>
-        <w:spacing w:line="336" w:lineRule="auto" w:after="180"/>
-      </w:pPr>
-      <w:r>
-        <w:rPr>
-          <w:b w:val="0"/>
-        </w:rPr>
-        <w:t>Do not reuse W4 as a new final test after receiving feedback.</w:t>
-      </w:r>
-    </w:p>
-    <w:p>
-      <w:pPr>
-        <w:pStyle w:val="Heading3"/>
-      </w:pPr>
-      <w:r>
-        <w:t>My reasoning and evidence</w:t>
-      </w:r>
-    </w:p>
-    <w:p>
-      <w:r>
-        <w:t>________________________________________________________________</w:t>
-      </w:r>
-    </w:p>
-    <w:p>
-      <w:r>
-        <w:t>________________________________________________________________</w:t>
-      </w:r>
-    </w:p>
-    <w:p>
-      <w:r>
-        <w:t>________________________________________________________________</w:t>
-      </w:r>
-    </w:p>
-    <w:p>
-      <w:r>
-        <w:t>________________________________________________________________</w:t>
-      </w:r>
-    </w:p>
-    <w:p>
-      <w:r>
-        <w:t>________________________________________________________________</w:t>
-      </w:r>
-    </w:p>
-    <w:p>
-      <w:r>
-        <w:t>________________________________________________________________</w:t>
-      </w:r>
-    </w:p>
-    <w:p>
-      <w:r>
-        <w:t>________________________________________________________________</w:t>
-      </w:r>
-    </w:p>
-    <w:p>
-      <w:pPr>
-        <w:pStyle w:val="Heading1"/>
-      </w:pPr>
-      <w:r>
-        <w:t>22. Lexical and vector retrieval — W1 Explain the mechanism</w:t>
-      </w:r>
-    </w:p>
-    <w:p>
-      <w:r>
-        <w:t>Use the supplied Retrieval Augmented Generation task to record your reasoning, evidence and next step.</w:t>
-      </w:r>
-    </w:p>
-    <w:p>
-      <w:pPr>
-        <w:spacing w:line="336" w:lineRule="auto" w:after="180"/>
-      </w:pPr>
-      <w:r>
-        <w:rPr>
-          <w:b w:val="0"/>
-        </w:rPr>
-        <w:t xml:space="preserve">Explain the weekly </w:t>
-      </w:r>
-      <w:r>
-        <w:rPr>
-          <w:b/>
-        </w:rPr>
-        <w:t>mechanism</w:t>
-      </w:r>
-      <w:r>
-        <w:rPr>
-          <w:b w:val="0"/>
-        </w:rPr>
-        <w:t xml:space="preserve"> in your own words. Use the worked scenario to name its </w:t>
-      </w:r>
-      <w:r>
-        <w:rPr>
-          <w:b/>
-        </w:rPr>
-        <w:t>input</w:t>
-      </w:r>
-      <w:r>
-        <w:rPr>
-          <w:b w:val="0"/>
-        </w:rPr>
-        <w:t xml:space="preserve">, decision rule and </w:t>
-      </w:r>
-      <w:r>
-        <w:rPr>
-          <w:b/>
-        </w:rPr>
-        <w:t>output</w:t>
-      </w:r>
-      <w:r>
-        <w:rPr>
-          <w:b w:val="0"/>
-        </w:rPr>
-        <w:t>.</w:t>
-      </w:r>
-    </w:p>
-    <w:p>
-      <w:pPr>
-        <w:pStyle w:val="Heading3"/>
-      </w:pPr>
-      <w:r>
-        <w:t>My reasoning and evidence</w:t>
-      </w:r>
-    </w:p>
-    <w:p>
-      <w:r>
-        <w:t>________________________________________________________________</w:t>
-      </w:r>
-    </w:p>
-    <w:p>
-      <w:r>
-        <w:t>________________________________________________________________</w:t>
-      </w:r>
-    </w:p>
-    <w:p>
-      <w:r>
-        <w:t>________________________________________________________________</w:t>
-      </w:r>
-    </w:p>
-    <w:p>
-      <w:r>
-        <w:t>________________________________________________________________</w:t>
-      </w:r>
-    </w:p>
-    <w:p>
-      <w:r>
-        <w:t>________________________________________________________________</w:t>
-      </w:r>
-    </w:p>
-    <w:p>
-      <w:r>
-        <w:t>________________________________________________________________</w:t>
-      </w:r>
-    </w:p>
-    <w:p>
-      <w:pPr>
-        <w:pStyle w:val="Heading1"/>
-      </w:pPr>
-      <w:r>
-        <w:t>23. Lexical and vector retrieval — W2 Trace the worked case</w:t>
-      </w:r>
-    </w:p>
-    <w:p>
-      <w:r>
-        <w:t>Use the supplied Retrieval Augmented Generation task to record your reasoning, evidence and next step.</w:t>
-      </w:r>
-    </w:p>
-    <w:p>
-      <w:pPr>
-        <w:spacing w:line="336" w:lineRule="auto" w:after="180"/>
-      </w:pPr>
-      <w:r>
-        <w:rPr>
-          <w:b/>
-        </w:rPr>
-        <w:t>Query</w:t>
-      </w:r>
-      <w:r>
-        <w:rPr>
-          <w:b w:val="0"/>
-        </w:rPr>
-        <w:t xml:space="preserve"> terms red sensor. D1 text red sensor manual; D2 text red paint. Their lexical scores are 2 and 1. Vector </w:t>
-      </w:r>
-      <w:r>
-        <w:rPr>
-          <w:b/>
-        </w:rPr>
-        <w:t>query</w:t>
-      </w:r>
-      <w:r>
-        <w:rPr>
-          <w:b w:val="0"/>
-        </w:rPr>
-        <w:t xml:space="preserve"> [1, 0], D1=[.4, .9], D2=[.8, .1]. Show the intermediate steps and give the conclusion with its scope.</w:t>
-      </w:r>
-    </w:p>
-    <w:p>
-      <w:pPr>
-        <w:pStyle w:val="Heading3"/>
-      </w:pPr>
-      <w:r>
-        <w:t>My reasoning and evidence</w:t>
-      </w:r>
-    </w:p>
-    <w:p>
-      <w:r>
-        <w:t>________________________________________________________________</w:t>
-      </w:r>
-    </w:p>
-    <w:p>
-      <w:r>
-        <w:t>________________________________________________________________</w:t>
-      </w:r>
-    </w:p>
-    <w:p>
-      <w:r>
-        <w:t>________________________________________________________________</w:t>
-      </w:r>
-    </w:p>
-    <w:p>
-      <w:r>
-        <w:t>________________________________________________________________</w:t>
-      </w:r>
-    </w:p>
-    <w:p>
-      <w:r>
-        <w:t>________________________________________________________________</w:t>
-      </w:r>
-    </w:p>
-    <w:p>
-      <w:r>
-        <w:t>________________________________________________________________</w:t>
-      </w:r>
-    </w:p>
-    <w:p>
-      <w:r>
-        <w:t>________________________________________________________________</w:t>
-      </w:r>
-    </w:p>
-    <w:p>
-      <w:pPr>
-        <w:pStyle w:val="Heading1"/>
-      </w:pPr>
-      <w:r>
-        <w:t>24. Lexical and vector retrieval — W3 Audit the limit</w:t>
-      </w:r>
-    </w:p>
-    <w:p>
-      <w:r>
-        <w:t>Use the supplied Retrieval Augmented Generation task to record your reasoning, evidence and next step.</w:t>
-      </w:r>
-    </w:p>
-    <w:p>
-      <w:pPr>
-        <w:spacing w:line="336" w:lineRule="auto" w:after="180"/>
-      </w:pPr>
-      <w:r>
-        <w:rPr>
-          <w:b w:val="0"/>
-        </w:rPr>
-        <w:t xml:space="preserve">A report omits this qualification: Similarity and </w:t>
-      </w:r>
-      <w:r>
-        <w:rPr>
-          <w:b/>
-        </w:rPr>
-        <w:t>relevance</w:t>
-      </w:r>
-      <w:r>
-        <w:rPr>
-          <w:b w:val="0"/>
-        </w:rPr>
-        <w:t xml:space="preserve"> are different quantities; exact terminology, metadata and permissions may be necessary.</w:t>
-      </w:r>
-    </w:p>
-    <w:p>
-      <w:pPr>
-        <w:spacing w:line="336" w:lineRule="auto" w:after="180"/>
-      </w:pPr>
-      <w:r>
-        <w:rPr>
-          <w:b w:val="0"/>
-        </w:rPr>
-        <w:t>Explain how omitting it could change a reader's interpretation, and write an accurate replacement.</w:t>
-      </w:r>
-    </w:p>
-    <w:p>
-      <w:pPr>
-        <w:pStyle w:val="Heading3"/>
-      </w:pPr>
-      <w:r>
-        <w:t>My reasoning and evidence</w:t>
-      </w:r>
-    </w:p>
-    <w:p>
-      <w:r>
-        <w:t>________________________________________________________________</w:t>
-      </w:r>
-    </w:p>
-    <w:p>
-      <w:r>
-        <w:t>________________________________________________________________</w:t>
-      </w:r>
-    </w:p>
-    <w:p>
-      <w:r>
-        <w:t>________________________________________________________________</w:t>
-      </w:r>
-    </w:p>
-    <w:p>
-      <w:r>
-        <w:t>________________________________________________________________</w:t>
-      </w:r>
-    </w:p>
-    <w:p>
-      <w:r>
-        <w:t>________________________________________________________________</w:t>
-      </w:r>
-    </w:p>
-    <w:p>
-      <w:r>
-        <w:t>________________________________________________________________</w:t>
-      </w:r>
-    </w:p>
-    <w:p>
-      <w:pPr>
-        <w:pStyle w:val="Heading1"/>
-      </w:pPr>
-      <w:r>
-        <w:t>25. Lexical and vector retrieval — W4 Apply a new case independently</w:t>
-      </w:r>
-    </w:p>
-    <w:p>
-      <w:r>
-        <w:t>Use the supplied Retrieval Augmented Generation task to record your reasoning, evidence and next step.</w:t>
-      </w:r>
-    </w:p>
-    <w:p>
-      <w:pPr>
-        <w:spacing w:line="336" w:lineRule="auto" w:after="180"/>
-      </w:pPr>
-      <w:r>
-        <w:rPr>
-          <w:b/>
-        </w:rPr>
-        <w:t>Query</w:t>
-      </w:r>
-      <w:r>
-        <w:rPr>
-          <w:b w:val="0"/>
-        </w:rPr>
-        <w:t xml:space="preserve"> terms blue battery. E1 text blue battery guide, vector [.2, .8]; E2 text blue ribbon, vector [.9, .1]. </w:t>
-      </w:r>
-      <w:r>
-        <w:rPr>
-          <w:b/>
-        </w:rPr>
-        <w:t>Query</w:t>
-      </w:r>
-      <w:r>
-        <w:rPr>
-          <w:b w:val="0"/>
-        </w:rPr>
-        <w:t xml:space="preserve"> vector [1, 0]. Compute both rankings.</w:t>
-      </w:r>
-    </w:p>
-    <w:p>
-      <w:pPr>
-        <w:pStyle w:val="Heading3"/>
-      </w:pPr>
-      <w:r>
-        <w:t>My reasoning and evidence</w:t>
-      </w:r>
-    </w:p>
-    <w:p>
-      <w:r>
-        <w:t>________________________________________________________________</w:t>
-      </w:r>
-    </w:p>
-    <w:p>
-      <w:r>
-        <w:t>________________________________________________________________</w:t>
-      </w:r>
-    </w:p>
-    <w:p>
-      <w:r>
-        <w:t>________________________________________________________________</w:t>
-      </w:r>
-    </w:p>
-    <w:p>
-      <w:r>
-        <w:t>________________________________________________________________</w:t>
-      </w:r>
-    </w:p>
-    <w:p>
-      <w:r>
-        <w:t>________________________________________________________________</w:t>
-      </w:r>
-    </w:p>
-    <w:p>
-      <w:r>
-        <w:t>________________________________________________________________</w:t>
-      </w:r>
-    </w:p>
-    <w:p>
-      <w:r>
-        <w:t>________________________________________________________________</w:t>
-      </w:r>
-    </w:p>
-    <w:p>
-      <w:r>
-        <w:t>________________________________________________________________</w:t>
-      </w:r>
-    </w:p>
-    <w:p>
-      <w:pPr>
-        <w:pStyle w:val="Heading1"/>
-      </w:pPr>
-      <w:r>
-        <w:t>26. Lexical and vector retrieval — W5 Design a revealing follow-up</w:t>
-      </w:r>
-    </w:p>
-    <w:p>
-      <w:r>
-        <w:t>Use the supplied Retrieval Augmented Generation task to record your reasoning, evidence and next step.</w:t>
-      </w:r>
-    </w:p>
-    <w:p>
-      <w:pPr>
-        <w:spacing w:line="336" w:lineRule="auto" w:after="180"/>
-      </w:pPr>
-      <w:r>
-        <w:rPr>
-          <w:b w:val="0"/>
-        </w:rPr>
-        <w:t>For the worked scenario, propose one additional case that could reveal a failure, describe its expected outcome before running it, and explain what would need to remain fixed for a fair comparison.</w:t>
-      </w:r>
-    </w:p>
-    <w:p>
-      <w:pPr>
-        <w:spacing w:line="336" w:lineRule="auto" w:after="180"/>
-      </w:pPr>
-      <w:r>
-        <w:rPr>
-          <w:b w:val="0"/>
-        </w:rPr>
-        <w:t>Do not reuse W4 as a new final test after receiving feedback.</w:t>
-      </w:r>
-    </w:p>
-    <w:p>
-      <w:pPr>
-        <w:pStyle w:val="Heading3"/>
-      </w:pPr>
-      <w:r>
-        <w:t>My reasoning and evidence</w:t>
-      </w:r>
-    </w:p>
-    <w:p>
-      <w:r>
-        <w:t>________________________________________________________________</w:t>
-      </w:r>
-    </w:p>
-    <w:p>
-      <w:r>
-        <w:t>________________________________________________________________</w:t>
-      </w:r>
-    </w:p>
-    <w:p>
-      <w:r>
-        <w:t>________________________________________________________________</w:t>
-      </w:r>
-    </w:p>
-    <w:p>
-      <w:r>
-        <w:t>________________________________________________________________</w:t>
-      </w:r>
-    </w:p>
-    <w:p>
-      <w:r>
-        <w:t>________________________________________________________________</w:t>
-      </w:r>
-    </w:p>
-    <w:p>
-      <w:r>
-        <w:t>________________________________________________________________</w:t>
-      </w:r>
-    </w:p>
-    <w:p>
-      <w:r>
-        <w:t>________________________________________________________________</w:t>
-      </w:r>
-    </w:p>
-    <w:p>
-      <w:pPr>
-        <w:pStyle w:val="Heading1"/>
-      </w:pPr>
-      <w:r>
-        <w:t>27. Feedback, return check and learning record</w:t>
-      </w:r>
-    </w:p>
-    <w:p>
-      <w:r>
-        <w:t>Record the first repaired step and a different case to revisit after a delay.</w:t>
+        <w:t>27. Feedback · Repair and return</w:t>
+      </w:r>
+    </w:p>
+    <w:p>
+      <w:r>
+        <w:t>Keep first attempt, repair and a changed-case check.</w:t>
+      </w:r>
+    </w:p>
+    <w:p>
+      <w:pPr>
+        <w:pStyle w:val="Heading2"/>
+      </w:pPr>
+      <w:r>
+        <w:t>Your evidence record</w:t>
       </w:r>
     </w:p>
     <w:tbl>
@@ -2540,13 +851,214 @@
     </w:tbl>
     <w:p>
       <w:pPr>
+        <w:pStyle w:val="ListBullet"/>
+      </w:pPr>
+      <w:r>
+        <w:t>Revisit this idea with your teacher after a delay. Familiarity is different from explaining and using it on a changed case.</w:t>
+      </w:r>
+    </w:p>
+    <w:p>
+      <w:pPr>
+        <w:pStyle w:val="Heading1"/>
+      </w:pPr>
+      <w:r>
+        <w:t>10. Finish · Judge your evidence</w:t>
+      </w:r>
+    </w:p>
+    <w:p>
+      <w:r>
+        <w:t>Point to work that supports your judgement.</w:t>
+      </w:r>
+    </w:p>
+    <w:p>
+      <w:pPr>
+        <w:pStyle w:val="Heading2"/>
+      </w:pPr>
+      <w:r>
+        <w:t>Your evidence record</w:t>
+      </w:r>
+    </w:p>
+    <w:p>
+      <w:pPr>
+        <w:pStyle w:val="ListBullet"/>
+      </w:pPr>
+      <w:r>
+        <w:t>I can explain the mechanism. I can show evidence. I can handle a changed case. I can name a limit. Mark each as not yet, with help or independently, and attach supporting work.</w:t>
+      </w:r>
+    </w:p>
+    <w:p>
+      <w:pPr>
+        <w:pStyle w:val="ListBullet"/>
+      </w:pPr>
+      <w:r>
+        <w:t>Teacher review ____________________  Next step ____________________</w:t>
+      </w:r>
+    </w:p>
+    <w:p>
+      <w:pPr>
+        <w:pStyle w:val="Heading1"/>
+      </w:pPr>
+      <w:r>
+        <w:t>Reference bank and extra practice</w:t>
+      </w:r>
+    </w:p>
+    <w:p>
+      <w:pPr>
+        <w:pStyle w:val="Heading1"/>
+      </w:pPr>
+      <w:r>
+        <w:t>02. Reference · Supported W2 record</w:t>
+      </w:r>
+    </w:p>
+    <w:p>
+      <w:r>
+        <w:t>Use when helpful; keep this practice separate from the selected first attempt.</w:t>
+      </w:r>
+    </w:p>
+    <w:p>
+      <w:pPr>
+        <w:pStyle w:val="Heading2"/>
+      </w:pPr>
+      <w:r>
+        <w:t>Additional evidence</w:t>
+      </w:r>
+    </w:p>
+    <w:p>
+      <w:pPr>
         <w:spacing w:line="336" w:lineRule="auto" w:after="180"/>
       </w:pPr>
       <w:r>
         <w:rPr>
           <w:b w:val="0"/>
         </w:rPr>
-        <w:t>Revisit this idea with your teacher after a delay. Familiarity is different from explaining and using it on a changed case.</w:t>
+        <w:t xml:space="preserve">Use W2: Trace the worked case for Building a </w:t>
+      </w:r>
+      <w:r>
+        <w:rPr>
+          <w:b/>
+        </w:rPr>
+        <w:t>grounded answer</w:t>
+      </w:r>
+      <w:r>
+        <w:rPr>
+          <w:b w:val="0"/>
+        </w:rPr>
+        <w:t>. Record the answer once; the lesson and workbook refer to the same attempt.</w:t>
+      </w:r>
+    </w:p>
+    <w:tbl>
+      <w:tblPr>
+        <w:tblStyle w:val="LightShading-Accent1"/>
+        <w:tblW w:type="auto" w:w="0"/>
+        <w:tblLook w:firstColumn="1" w:firstRow="1" w:lastColumn="0" w:lastRow="0" w:noHBand="0" w:noVBand="1" w:val="04A0"/>
+      </w:tblPr>
+      <w:tblGrid>
+        <w:gridCol w:w="2556"/>
+        <w:gridCol w:w="2556"/>
+        <w:gridCol w:w="2556"/>
+        <w:gridCol w:w="2556"/>
+      </w:tblGrid>
+      <w:tr>
+        <w:trPr>
+          <w:tblHeader/>
+        </w:trPr>
+        <w:tc>
+          <w:tcPr>
+            <w:tcW w:type="dxa" w:w="2556"/>
+          </w:tcPr>
+          <w:p>
+            <w:r>
+              <w:t>Given inputs</w:t>
+            </w:r>
+          </w:p>
+        </w:tc>
+        <w:tc>
+          <w:tcPr>
+            <w:tcW w:type="dxa" w:w="2556"/>
+          </w:tcPr>
+          <w:p>
+            <w:r>
+              <w:t>Procedure I chose</w:t>
+            </w:r>
+          </w:p>
+        </w:tc>
+        <w:tc>
+          <w:tcPr>
+            <w:tcW w:type="dxa" w:w="2556"/>
+          </w:tcPr>
+          <w:p>
+            <w:r>
+              <w:t>Middle steps</w:t>
+            </w:r>
+          </w:p>
+        </w:tc>
+        <w:tc>
+          <w:tcPr>
+            <w:tcW w:type="dxa" w:w="2556"/>
+          </w:tcPr>
+          <w:p>
+            <w:r>
+              <w:t>Result and check</w:t>
+            </w:r>
+          </w:p>
+        </w:tc>
+      </w:tr>
+      <w:tr>
+        <w:tc>
+          <w:tcPr>
+            <w:tcW w:type="dxa" w:w="2556"/>
+          </w:tcPr>
+          <w:p>
+            <w:r/>
+          </w:p>
+        </w:tc>
+        <w:tc>
+          <w:tcPr>
+            <w:tcW w:type="dxa" w:w="2556"/>
+          </w:tcPr>
+          <w:p>
+            <w:r/>
+          </w:p>
+        </w:tc>
+        <w:tc>
+          <w:tcPr>
+            <w:tcW w:type="dxa" w:w="2556"/>
+          </w:tcPr>
+          <w:p>
+            <w:r/>
+          </w:p>
+        </w:tc>
+        <w:tc>
+          <w:tcPr>
+            <w:tcW w:type="dxa" w:w="2556"/>
+          </w:tcPr>
+          <w:p>
+            <w:r/>
+          </w:p>
+        </w:tc>
+      </w:tr>
+    </w:tbl>
+    <w:p>
+      <w:pPr>
+        <w:pStyle w:val="Heading3"/>
+      </w:pPr>
+      <w:r>
+        <w:t>The step I completed without help, and the hint I needed</w:t>
+      </w:r>
+    </w:p>
+    <w:p>
+      <w:r>
+        <w:t>________________________________________________________________</w:t>
+      </w:r>
+    </w:p>
+    <w:p>
+      <w:r>
+        <w:t>________________________________________________________________</w:t>
+      </w:r>
+    </w:p>
+    <w:p>
+      <w:r>
+        <w:t>________________________________________________________________</w:t>
       </w:r>
     </w:p>
     <w:p>
@@ -2554,12 +1066,1574 @@
         <w:pStyle w:val="Heading1"/>
       </w:pPr>
       <w:r>
-        <w:t>28. Pictorial case practice: Retrieval Augmented Generation</w:t>
-      </w:r>
-    </w:p>
-    <w:p>
-      <w:r>
-        <w:t>Turn a short science source into an answer with a visible claim-to-source map. Explain the labelled step before checking the changed condition.</w:t>
+        <w:t>03. Extra practice · Repair a claim</w:t>
+      </w:r>
+    </w:p>
+    <w:p>
+      <w:r>
+        <w:t>Use when helpful; keep this practice separate from the selected first attempt.</w:t>
+      </w:r>
+    </w:p>
+    <w:p>
+      <w:pPr>
+        <w:pStyle w:val="Heading2"/>
+      </w:pPr>
+      <w:r>
+        <w:t>Additional evidence</w:t>
+      </w:r>
+    </w:p>
+    <w:p>
+      <w:pPr>
+        <w:spacing w:line="336" w:lineRule="auto" w:after="180"/>
+      </w:pPr>
+      <w:r>
+        <w:rPr>
+          <w:b w:val="0"/>
+        </w:rPr>
+        <w:t xml:space="preserve">Use the worked case for Building a </w:t>
+      </w:r>
+      <w:r>
+        <w:rPr>
+          <w:b/>
+        </w:rPr>
+        <w:t>grounded answer</w:t>
+      </w:r>
+      <w:r>
+        <w:rPr>
+          <w:b w:val="0"/>
+        </w:rPr>
+        <w:t>. Proposed explanation: “The worked result establishes every future case”. Decide whether this explanation is supported.</w:t>
+      </w:r>
+    </w:p>
+    <w:p>
+      <w:pPr>
+        <w:spacing w:line="336" w:lineRule="auto" w:after="180"/>
+      </w:pPr>
+      <w:r>
+        <w:rPr>
+          <w:b w:val="0"/>
+        </w:rPr>
+        <w:t>Point to the step or supplied fact that decides; explain your repair if needed.</w:t>
+      </w:r>
+    </w:p>
+    <w:p>
+      <w:pPr>
+        <w:pStyle w:val="Heading3"/>
+      </w:pPr>
+      <w:r>
+        <w:t>My explanation before partner discussion</w:t>
+      </w:r>
+    </w:p>
+    <w:p>
+      <w:r>
+        <w:t>________________________________________________________________</w:t>
+      </w:r>
+    </w:p>
+    <w:p>
+      <w:r>
+        <w:t>________________________________________________________________</w:t>
+      </w:r>
+    </w:p>
+    <w:p>
+      <w:r>
+        <w:t>________________________________________________________________</w:t>
+      </w:r>
+    </w:p>
+    <w:p>
+      <w:r>
+        <w:t>________________________________________________________________</w:t>
+      </w:r>
+    </w:p>
+    <w:p>
+      <w:pPr>
+        <w:pStyle w:val="Heading1"/>
+      </w:pPr>
+      <w:r>
+        <w:t>05. Reference · Earlier target</w:t>
+      </w:r>
+    </w:p>
+    <w:p>
+      <w:r>
+        <w:t>Use when helpful; keep this practice separate from the selected first attempt.</w:t>
+      </w:r>
+    </w:p>
+    <w:p>
+      <w:pPr>
+        <w:pStyle w:val="Heading2"/>
+      </w:pPr>
+      <w:r>
+        <w:t>Additional evidence</w:t>
+      </w:r>
+    </w:p>
+    <w:p>
+      <w:pPr>
+        <w:spacing w:line="336" w:lineRule="auto" w:after="180"/>
+      </w:pPr>
+      <w:r>
+        <w:rPr>
+          <w:b w:val="0"/>
+        </w:rPr>
+        <w:t xml:space="preserve">Sources: A='Library opens 9'; B='Cafe opens 8'; C='Library closes 5'. A question asks when the library opens. The </w:t>
+      </w:r>
+      <w:r>
+        <w:rPr>
+          <w:b/>
+        </w:rPr>
+        <w:t>retriever</w:t>
+      </w:r>
+      <w:r>
+        <w:rPr>
+          <w:b w:val="0"/>
+        </w:rPr>
+        <w:t xml:space="preserve"> returns only B and C. What should the generator do?</w:t>
+      </w:r>
+    </w:p>
+    <w:p>
+      <w:pPr>
+        <w:pStyle w:val="Heading1"/>
+      </w:pPr>
+      <w:r>
+        <w:t>06. Extra practice · Earlier worked case</w:t>
+      </w:r>
+    </w:p>
+    <w:p>
+      <w:r>
+        <w:t>Use when helpful; keep this practice separate from the selected first attempt.</w:t>
+      </w:r>
+    </w:p>
+    <w:p>
+      <w:pPr>
+        <w:pStyle w:val="Heading2"/>
+      </w:pPr>
+      <w:r>
+        <w:t>Additional evidence</w:t>
+      </w:r>
+    </w:p>
+    <w:p>
+      <w:pPr>
+        <w:spacing w:line="336" w:lineRule="auto" w:after="180"/>
+      </w:pPr>
+      <w:r>
+        <w:rPr>
+          <w:b w:val="0"/>
+        </w:rPr>
+        <w:t>Note A says library opens at 9. Note B says returns go in the blue box.</w:t>
+      </w:r>
+    </w:p>
+    <w:p>
+      <w:pPr>
+        <w:spacing w:line="336" w:lineRule="auto" w:after="180"/>
+      </w:pPr>
+      <w:r>
+        <w:rPr>
+          <w:b w:val="0"/>
+        </w:rPr>
+        <w:t xml:space="preserve">Answer opening time with </w:t>
+      </w:r>
+      <w:r>
+        <w:rPr>
+          <w:b/>
+        </w:rPr>
+        <w:t>evidence</w:t>
+      </w:r>
+      <w:r>
+        <w:rPr>
+          <w:b w:val="0"/>
+        </w:rPr>
+        <w:t>.</w:t>
+      </w:r>
+    </w:p>
+    <w:p>
+      <w:pPr>
+        <w:spacing w:line="336" w:lineRule="auto" w:after="180"/>
+      </w:pPr>
+      <w:r>
+        <w:rPr>
+          <w:b w:val="0"/>
+        </w:rPr>
+        <w:t xml:space="preserve">Show your trace, calculation or </w:t>
+      </w:r>
+      <w:r>
+        <w:rPr>
+          <w:b/>
+        </w:rPr>
+        <w:t>evidence</w:t>
+      </w:r>
+    </w:p>
+    <w:p>
+      <w:pPr>
+        <w:pStyle w:val="Heading3"/>
+      </w:pPr>
+      <w:r>
+        <w:t>Write or draw your reasoning and evidence.</w:t>
+      </w:r>
+    </w:p>
+    <w:p>
+      <w:r>
+        <w:t>________________________________________________________________</w:t>
+      </w:r>
+    </w:p>
+    <w:p>
+      <w:r>
+        <w:t>________________________________________________________________</w:t>
+      </w:r>
+    </w:p>
+    <w:p>
+      <w:r>
+        <w:t>________________________________________________________________</w:t>
+      </w:r>
+    </w:p>
+    <w:p>
+      <w:r>
+        <w:t>________________________________________________________________</w:t>
+      </w:r>
+    </w:p>
+    <w:p>
+      <w:r>
+        <w:t>________________________________________________________________</w:t>
+      </w:r>
+    </w:p>
+    <w:p>
+      <w:pPr>
+        <w:pStyle w:val="Heading1"/>
+      </w:pPr>
+      <w:r>
+        <w:t>07. Extra practice · Changed case</w:t>
+      </w:r>
+    </w:p>
+    <w:p>
+      <w:r>
+        <w:t>Use when helpful; keep this practice separate from the selected first attempt.</w:t>
+      </w:r>
+    </w:p>
+    <w:p>
+      <w:pPr>
+        <w:pStyle w:val="Heading2"/>
+      </w:pPr>
+      <w:r>
+        <w:t>Additional evidence</w:t>
+      </w:r>
+    </w:p>
+    <w:p>
+      <w:pPr>
+        <w:spacing w:line="336" w:lineRule="auto" w:after="180"/>
+      </w:pPr>
+      <w:r>
+        <w:rPr>
+          <w:b w:val="0"/>
+        </w:rPr>
+        <w:t>A retrieved passage says the club meets Tuesday; it says nothing about cost. The assistant answers Tuesday, free entry. Which part is grounded and what should replace the unsupported part?</w:t>
+      </w:r>
+    </w:p>
+    <w:p>
+      <w:pPr>
+        <w:spacing w:line="336" w:lineRule="auto" w:after="180"/>
+      </w:pPr>
+      <w:r>
+        <w:rPr>
+          <w:b w:val="0"/>
+        </w:rPr>
+        <w:t>My practice reasoning</w:t>
+      </w:r>
+    </w:p>
+    <w:p>
+      <w:pPr>
+        <w:pStyle w:val="Heading3"/>
+      </w:pPr>
+      <w:r>
+        <w:t>Write or draw your reasoning and evidence.</w:t>
+      </w:r>
+    </w:p>
+    <w:p>
+      <w:r>
+        <w:t>________________________________________________________________</w:t>
+      </w:r>
+    </w:p>
+    <w:p>
+      <w:r>
+        <w:t>________________________________________________________________</w:t>
+      </w:r>
+    </w:p>
+    <w:p>
+      <w:r>
+        <w:t>________________________________________________________________</w:t>
+      </w:r>
+    </w:p>
+    <w:p>
+      <w:r>
+        <w:t>________________________________________________________________</w:t>
+      </w:r>
+    </w:p>
+    <w:p>
+      <w:r>
+        <w:t>________________________________________________________________</w:t>
+      </w:r>
+    </w:p>
+    <w:p>
+      <w:pPr>
+        <w:pStyle w:val="Heading3"/>
+      </w:pPr>
+      <w:r>
+        <w:t>Week 18 Test and reflect</w:t>
+      </w:r>
+    </w:p>
+    <w:p>
+      <w:pPr>
+        <w:pStyle w:val="Heading1"/>
+      </w:pPr>
+      <w:r>
+        <w:t>08. Extra practice · A revealing test</w:t>
+      </w:r>
+    </w:p>
+    <w:p>
+      <w:r>
+        <w:t>Use when helpful; keep this practice separate from the selected first attempt.</w:t>
+      </w:r>
+    </w:p>
+    <w:p>
+      <w:pPr>
+        <w:pStyle w:val="Heading2"/>
+      </w:pPr>
+      <w:r>
+        <w:t>Additional evidence</w:t>
+      </w:r>
+    </w:p>
+    <w:p>
+      <w:pPr>
+        <w:spacing w:line="336" w:lineRule="auto" w:after="180"/>
+      </w:pPr>
+      <w:r>
+        <w:rPr>
+          <w:b w:val="0"/>
+        </w:rPr>
+        <w:t xml:space="preserve">Create a changed </w:t>
+      </w:r>
+      <w:r>
+        <w:rPr>
+          <w:b/>
+        </w:rPr>
+        <w:t>input</w:t>
+      </w:r>
+      <w:r>
+        <w:rPr>
+          <w:b w:val="0"/>
+        </w:rPr>
+        <w:t>, boundary case or missing-information case. Write the expected answer or safe response before testing.</w:t>
+      </w:r>
+    </w:p>
+    <w:tbl>
+      <w:tblPr>
+        <w:tblStyle w:val="LightShading-Accent1"/>
+        <w:tblW w:type="auto" w:w="0"/>
+        <w:tblLook w:firstColumn="1" w:firstRow="1" w:lastColumn="0" w:lastRow="0" w:noHBand="0" w:noVBand="1" w:val="04A0"/>
+      </w:tblPr>
+      <w:tblGrid>
+        <w:gridCol w:w="5112"/>
+        <w:gridCol w:w="5112"/>
+      </w:tblGrid>
+      <w:tr>
+        <w:trPr>
+          <w:tblHeader/>
+        </w:trPr>
+        <w:tc>
+          <w:tcPr>
+            <w:tcW w:type="dxa" w:w="5112"/>
+          </w:tcPr>
+          <w:p>
+            <w:r>
+              <w:t>Test record</w:t>
+            </w:r>
+          </w:p>
+        </w:tc>
+        <w:tc>
+          <w:tcPr>
+            <w:tcW w:type="dxa" w:w="5112"/>
+          </w:tcPr>
+          <w:p>
+            <w:r>
+              <w:t>My evidence</w:t>
+            </w:r>
+          </w:p>
+        </w:tc>
+      </w:tr>
+      <w:tr>
+        <w:tc>
+          <w:tcPr>
+            <w:tcW w:type="dxa" w:w="5112"/>
+          </w:tcPr>
+          <w:p>
+            <w:r>
+              <w:t>Changed input or condition</w:t>
+            </w:r>
+          </w:p>
+        </w:tc>
+        <w:tc>
+          <w:tcPr>
+            <w:tcW w:type="dxa" w:w="5112"/>
+          </w:tcPr>
+          <w:p>
+            <w:r/>
+          </w:p>
+        </w:tc>
+      </w:tr>
+      <w:tr>
+        <w:tc>
+          <w:tcPr>
+            <w:tcW w:type="dxa" w:w="5112"/>
+          </w:tcPr>
+          <w:p>
+            <w:r>
+              <w:t>Expected answer or fallback</w:t>
+            </w:r>
+          </w:p>
+        </w:tc>
+        <w:tc>
+          <w:tcPr>
+            <w:tcW w:type="dxa" w:w="5112"/>
+          </w:tcPr>
+          <w:p>
+            <w:r/>
+          </w:p>
+        </w:tc>
+      </w:tr>
+      <w:tr>
+        <w:tc>
+          <w:tcPr>
+            <w:tcW w:type="dxa" w:w="5112"/>
+          </w:tcPr>
+          <w:p>
+            <w:r>
+              <w:t>Observed result</w:t>
+            </w:r>
+          </w:p>
+        </w:tc>
+        <w:tc>
+          <w:tcPr>
+            <w:tcW w:type="dxa" w:w="5112"/>
+          </w:tcPr>
+          <w:p>
+            <w:r/>
+          </w:p>
+        </w:tc>
+      </w:tr>
+      <w:tr>
+        <w:tc>
+          <w:tcPr>
+            <w:tcW w:type="dxa" w:w="5112"/>
+          </w:tcPr>
+          <w:p>
+            <w:r>
+              <w:t>Why the result occurred</w:t>
+            </w:r>
+          </w:p>
+        </w:tc>
+        <w:tc>
+          <w:tcPr>
+            <w:tcW w:type="dxa" w:w="5112"/>
+          </w:tcPr>
+          <w:p>
+            <w:r/>
+          </w:p>
+        </w:tc>
+      </w:tr>
+    </w:tbl>
+    <w:p>
+      <w:pPr>
+        <w:pStyle w:val="Heading1"/>
+      </w:pPr>
+      <w:r>
+        <w:t>11. Extra practice · Earlier transfer</w:t>
+      </w:r>
+    </w:p>
+    <w:p>
+      <w:r>
+        <w:t>Use when helpful; keep this practice separate from the selected first attempt.</w:t>
+      </w:r>
+    </w:p>
+    <w:p>
+      <w:pPr>
+        <w:pStyle w:val="Heading2"/>
+      </w:pPr>
+      <w:r>
+        <w:t>Additional evidence</w:t>
+      </w:r>
+    </w:p>
+    <w:p>
+      <w:pPr>
+        <w:spacing w:line="336" w:lineRule="auto" w:after="180"/>
+      </w:pPr>
+      <w:r>
+        <w:rPr>
+          <w:b w:val="0"/>
+        </w:rPr>
+        <w:t xml:space="preserve">Sources: A='Library opens 9'; B='Cafe opens 8'; C='Library closes 5'. A question asks when the library opens. The </w:t>
+      </w:r>
+      <w:r>
+        <w:rPr>
+          <w:b/>
+        </w:rPr>
+        <w:t>retriever</w:t>
+      </w:r>
+      <w:r>
+        <w:rPr>
+          <w:b w:val="0"/>
+        </w:rPr>
+        <w:t xml:space="preserve"> returns only B and C. What should the generator do?</w:t>
+      </w:r>
+    </w:p>
+    <w:p>
+      <w:pPr>
+        <w:pStyle w:val="Heading3"/>
+      </w:pPr>
+      <w:r>
+        <w:t>My explanation after practice</w:t>
+      </w:r>
+    </w:p>
+    <w:p>
+      <w:r>
+        <w:t>________________________________________________________________</w:t>
+      </w:r>
+    </w:p>
+    <w:p>
+      <w:r>
+        <w:t>________________________________________________________________</w:t>
+      </w:r>
+    </w:p>
+    <w:p>
+      <w:r>
+        <w:t>________________________________________________________________</w:t>
+      </w:r>
+    </w:p>
+    <w:p>
+      <w:r>
+        <w:t>________________________________________________________________</w:t>
+      </w:r>
+    </w:p>
+    <w:p>
+      <w:r>
+        <w:t>________________________________________________________________</w:t>
+      </w:r>
+    </w:p>
+    <w:p>
+      <w:r>
+        <w:t>________________________________________________________________</w:t>
+      </w:r>
+    </w:p>
+    <w:p>
+      <w:r>
+        <w:t>________________________________________________________________</w:t>
+      </w:r>
+    </w:p>
+    <w:p>
+      <w:pPr>
+        <w:spacing w:line="336" w:lineRule="auto" w:after="180"/>
+      </w:pPr>
+      <w:r>
+        <w:rPr>
+          <w:b w:val="0"/>
+        </w:rPr>
+        <w:t>Record support used: none, hint or teacher explanation.</w:t>
+      </w:r>
+    </w:p>
+    <w:p>
+      <w:pPr>
+        <w:pStyle w:val="Heading1"/>
+      </w:pPr>
+      <w:r>
+        <w:t>15. Reference · Selected W4 response copy</w:t>
+      </w:r>
+    </w:p>
+    <w:p>
+      <w:r>
+        <w:t>Use when helpful; keep this practice separate from the selected first attempt.</w:t>
+      </w:r>
+    </w:p>
+    <w:p>
+      <w:pPr>
+        <w:pStyle w:val="Heading2"/>
+      </w:pPr>
+      <w:r>
+        <w:t>Additional evidence</w:t>
+      </w:r>
+    </w:p>
+    <w:p>
+      <w:pPr>
+        <w:spacing w:line="336" w:lineRule="auto" w:after="180"/>
+      </w:pPr>
+      <w:r>
+        <w:rPr>
+          <w:b w:val="0"/>
+        </w:rPr>
+        <w:t>Source A approves room H; B lists H capacity 7, except maintenance limit 4. Maintenance status is unknown. Write a grounded response.</w:t>
+      </w:r>
+    </w:p>
+    <w:p>
+      <w:pPr>
+        <w:pStyle w:val="Heading3"/>
+      </w:pPr>
+      <w:r>
+        <w:t>My reasoning and evidence</w:t>
+      </w:r>
+    </w:p>
+    <w:p>
+      <w:r>
+        <w:t>________________________________________________________________</w:t>
+      </w:r>
+    </w:p>
+    <w:p>
+      <w:r>
+        <w:t>________________________________________________________________</w:t>
+      </w:r>
+    </w:p>
+    <w:p>
+      <w:r>
+        <w:t>________________________________________________________________</w:t>
+      </w:r>
+    </w:p>
+    <w:p>
+      <w:r>
+        <w:t>________________________________________________________________</w:t>
+      </w:r>
+    </w:p>
+    <w:p>
+      <w:r>
+        <w:t>________________________________________________________________</w:t>
+      </w:r>
+    </w:p>
+    <w:p>
+      <w:r>
+        <w:t>________________________________________________________________</w:t>
+      </w:r>
+    </w:p>
+    <w:p>
+      <w:r>
+        <w:t>________________________________________________________________</w:t>
+      </w:r>
+    </w:p>
+    <w:p>
+      <w:r>
+        <w:t>________________________________________________________________</w:t>
+      </w:r>
+    </w:p>
+    <w:p>
+      <w:pPr>
+        <w:pStyle w:val="Heading1"/>
+      </w:pPr>
+      <w:r>
+        <w:t>17. Extension · Chunking and document structure — W1 Explain the mechanism</w:t>
+      </w:r>
+    </w:p>
+    <w:p>
+      <w:r>
+        <w:t>Keep this extension’s procedure and values separate from the main RAG assessment.</w:t>
+      </w:r>
+    </w:p>
+    <w:p>
+      <w:pPr>
+        <w:pStyle w:val="Heading2"/>
+      </w:pPr>
+      <w:r>
+        <w:t>Reference procedure</w:t>
+      </w:r>
+    </w:p>
+    <w:p>
+      <w:pPr>
+        <w:spacing w:line="336" w:lineRule="auto" w:after="180"/>
+      </w:pPr>
+      <w:r>
+        <w:rPr>
+          <w:b w:val="0"/>
+        </w:rPr>
+        <w:t>Chunking practice: one notice says capacity20, then during maintenance capacity8. Retrieval returned only the first sentence; maintenance status is unknown. Preserve both clauses and source/version links. Separate extension independent task supplies its own Friday exception; use its stated facts, not these capacity values.</w:t>
+      </w:r>
+    </w:p>
+    <w:p>
+      <w:pPr>
+        <w:pStyle w:val="Heading2"/>
+      </w:pPr>
+      <w:r>
+        <w:t>Extension task and response</w:t>
+      </w:r>
+    </w:p>
+    <w:p>
+      <w:pPr>
+        <w:pStyle w:val="ListBullet"/>
+      </w:pPr>
+      <w:r>
+        <w:t>Explain the weekly mechanism in your own words. Use the worked scenario to name its input, decision rule and output.</w:t>
+      </w:r>
+    </w:p>
+    <w:p>
+      <w:pPr>
+        <w:pStyle w:val="Heading3"/>
+      </w:pPr>
+      <w:r>
+        <w:t>My reasoning and evidence</w:t>
+      </w:r>
+    </w:p>
+    <w:p>
+      <w:r>
+        <w:t>________________________________________________________________</w:t>
+      </w:r>
+    </w:p>
+    <w:p>
+      <w:r>
+        <w:t>________________________________________________________________</w:t>
+      </w:r>
+    </w:p>
+    <w:p>
+      <w:r>
+        <w:t>________________________________________________________________</w:t>
+      </w:r>
+    </w:p>
+    <w:p>
+      <w:r>
+        <w:t>________________________________________________________________</w:t>
+      </w:r>
+    </w:p>
+    <w:p>
+      <w:r>
+        <w:t>________________________________________________________________</w:t>
+      </w:r>
+    </w:p>
+    <w:p>
+      <w:r>
+        <w:t>________________________________________________________________</w:t>
+      </w:r>
+    </w:p>
+    <w:p>
+      <w:pPr>
+        <w:pStyle w:val="Heading1"/>
+      </w:pPr>
+      <w:r>
+        <w:t>18. Extension · Chunking and document structure — W2 Trace the worked case</w:t>
+      </w:r>
+    </w:p>
+    <w:p>
+      <w:r>
+        <w:t>Keep this extension’s procedure and values separate from the main RAG assessment.</w:t>
+      </w:r>
+    </w:p>
+    <w:p>
+      <w:pPr>
+        <w:pStyle w:val="Heading2"/>
+      </w:pPr>
+      <w:r>
+        <w:t>Reference procedure</w:t>
+      </w:r>
+    </w:p>
+    <w:p>
+      <w:pPr>
+        <w:spacing w:line="336" w:lineRule="auto" w:after="180"/>
+      </w:pPr>
+      <w:r>
+        <w:rPr>
+          <w:b w:val="0"/>
+        </w:rPr>
+        <w:t>Chunking practice: one notice says capacity20, then during maintenance capacity8. Retrieval returned only the first sentence; maintenance status is unknown. Preserve both clauses and source/version links. Separate extension independent task supplies its own Friday exception; use its stated facts, not these capacity values.</w:t>
+      </w:r>
+    </w:p>
+    <w:p>
+      <w:pPr>
+        <w:pStyle w:val="Heading2"/>
+      </w:pPr>
+      <w:r>
+        <w:t>Extension task and response</w:t>
+      </w:r>
+    </w:p>
+    <w:p>
+      <w:pPr>
+        <w:pStyle w:val="ListBullet"/>
+      </w:pPr>
+      <w:r>
+        <w:t>A notice says capacity 20, followed by during maintenance capacity 8. Separate chunks contain each sentence but retrieval returns only the first. Show the intermediate steps and give the conclusion with its scope.</w:t>
+      </w:r>
+    </w:p>
+    <w:p>
+      <w:pPr>
+        <w:pStyle w:val="Heading3"/>
+      </w:pPr>
+      <w:r>
+        <w:t>My reasoning and evidence</w:t>
+      </w:r>
+    </w:p>
+    <w:p>
+      <w:r>
+        <w:t>________________________________________________________________</w:t>
+      </w:r>
+    </w:p>
+    <w:p>
+      <w:r>
+        <w:t>________________________________________________________________</w:t>
+      </w:r>
+    </w:p>
+    <w:p>
+      <w:r>
+        <w:t>________________________________________________________________</w:t>
+      </w:r>
+    </w:p>
+    <w:p>
+      <w:r>
+        <w:t>________________________________________________________________</w:t>
+      </w:r>
+    </w:p>
+    <w:p>
+      <w:r>
+        <w:t>________________________________________________________________</w:t>
+      </w:r>
+    </w:p>
+    <w:p>
+      <w:r>
+        <w:t>________________________________________________________________</w:t>
+      </w:r>
+    </w:p>
+    <w:p>
+      <w:r>
+        <w:t>________________________________________________________________</w:t>
+      </w:r>
+    </w:p>
+    <w:p>
+      <w:pPr>
+        <w:pStyle w:val="Heading1"/>
+      </w:pPr>
+      <w:r>
+        <w:t>19. Extension · Chunking and document structure — W3 Audit the limit</w:t>
+      </w:r>
+    </w:p>
+    <w:p>
+      <w:r>
+        <w:t>Keep this extension’s procedure and values separate from the main RAG assessment.</w:t>
+      </w:r>
+    </w:p>
+    <w:p>
+      <w:pPr>
+        <w:pStyle w:val="Heading2"/>
+      </w:pPr>
+      <w:r>
+        <w:t>Reference procedure</w:t>
+      </w:r>
+    </w:p>
+    <w:p>
+      <w:pPr>
+        <w:spacing w:line="336" w:lineRule="auto" w:after="180"/>
+      </w:pPr>
+      <w:r>
+        <w:rPr>
+          <w:b w:val="0"/>
+        </w:rPr>
+        <w:t>Chunking practice: one notice says capacity20, then during maintenance capacity8. Retrieval returned only the first sentence; maintenance status is unknown. Preserve both clauses and source/version links. Separate extension independent task supplies its own Friday exception; use its stated facts, not these capacity values.</w:t>
+      </w:r>
+    </w:p>
+    <w:p>
+      <w:pPr>
+        <w:pStyle w:val="Heading2"/>
+      </w:pPr>
+      <w:r>
+        <w:t>Extension task and response</w:t>
+      </w:r>
+    </w:p>
+    <w:p>
+      <w:pPr>
+        <w:pStyle w:val="ListBullet"/>
+      </w:pPr>
+      <w:r>
+        <w:t>A report omits this qualification: Smaller chunks can improve selectivity while losing necessary qualifiers; chunk size alone is not retrieval quality. Explain how omitting it could change a reader's interpretation, and write an accurate replacement.</w:t>
+      </w:r>
+    </w:p>
+    <w:p>
+      <w:pPr>
+        <w:pStyle w:val="Heading3"/>
+      </w:pPr>
+      <w:r>
+        <w:t>My reasoning and evidence</w:t>
+      </w:r>
+    </w:p>
+    <w:p>
+      <w:r>
+        <w:t>________________________________________________________________</w:t>
+      </w:r>
+    </w:p>
+    <w:p>
+      <w:r>
+        <w:t>________________________________________________________________</w:t>
+      </w:r>
+    </w:p>
+    <w:p>
+      <w:r>
+        <w:t>________________________________________________________________</w:t>
+      </w:r>
+    </w:p>
+    <w:p>
+      <w:r>
+        <w:t>________________________________________________________________</w:t>
+      </w:r>
+    </w:p>
+    <w:p>
+      <w:r>
+        <w:t>________________________________________________________________</w:t>
+      </w:r>
+    </w:p>
+    <w:p>
+      <w:r>
+        <w:t>________________________________________________________________</w:t>
+      </w:r>
+    </w:p>
+    <w:p>
+      <w:pPr>
+        <w:pStyle w:val="Heading1"/>
+      </w:pPr>
+      <w:r>
+        <w:t>20. Extension · Chunking and document structure — W4 Apply a new case independently</w:t>
+      </w:r>
+    </w:p>
+    <w:p>
+      <w:r>
+        <w:t>Keep this extension’s procedure and values separate from the main RAG assessment.</w:t>
+      </w:r>
+    </w:p>
+    <w:p>
+      <w:pPr>
+        <w:pStyle w:val="Heading2"/>
+      </w:pPr>
+      <w:r>
+        <w:t>Reference procedure</w:t>
+      </w:r>
+    </w:p>
+    <w:p>
+      <w:pPr>
+        <w:spacing w:line="336" w:lineRule="auto" w:after="180"/>
+      </w:pPr>
+      <w:r>
+        <w:rPr>
+          <w:b w:val="0"/>
+        </w:rPr>
+        <w:t>Chunking practice: one notice says capacity20, then during maintenance capacity8. Retrieval returned only the first sentence; maintenance status is unknown. Preserve both clauses and source/version links. Separate extension independent task supplies its own Friday exception; use its stated facts, not these capacity values.</w:t>
+      </w:r>
+    </w:p>
+    <w:p>
+      <w:pPr>
+        <w:pStyle w:val="Heading2"/>
+      </w:pPr>
+      <w:r>
+        <w:t>Extension task and response</w:t>
+      </w:r>
+    </w:p>
+    <w:p>
+      <w:pPr>
+        <w:pStyle w:val="ListBullet"/>
+      </w:pPr>
+      <w:r>
+        <w:t>A rule section says rooms close at 17:00; an exception paragraph says Friday closes at 16:00. The question is Friday closing. Design a complete chunk reference.</w:t>
+      </w:r>
+    </w:p>
+    <w:p>
+      <w:pPr>
+        <w:pStyle w:val="Heading3"/>
+      </w:pPr>
+      <w:r>
+        <w:t>My reasoning and evidence</w:t>
+      </w:r>
+    </w:p>
+    <w:p>
+      <w:r>
+        <w:t>________________________________________________________________</w:t>
+      </w:r>
+    </w:p>
+    <w:p>
+      <w:r>
+        <w:t>________________________________________________________________</w:t>
+      </w:r>
+    </w:p>
+    <w:p>
+      <w:r>
+        <w:t>________________________________________________________________</w:t>
+      </w:r>
+    </w:p>
+    <w:p>
+      <w:r>
+        <w:t>________________________________________________________________</w:t>
+      </w:r>
+    </w:p>
+    <w:p>
+      <w:r>
+        <w:t>________________________________________________________________</w:t>
+      </w:r>
+    </w:p>
+    <w:p>
+      <w:r>
+        <w:t>________________________________________________________________</w:t>
+      </w:r>
+    </w:p>
+    <w:p>
+      <w:r>
+        <w:t>________________________________________________________________</w:t>
+      </w:r>
+    </w:p>
+    <w:p>
+      <w:r>
+        <w:t>________________________________________________________________</w:t>
+      </w:r>
+    </w:p>
+    <w:p>
+      <w:pPr>
+        <w:pStyle w:val="Heading1"/>
+      </w:pPr>
+      <w:r>
+        <w:t>21. Extension · Chunking and document structure — W5 Design a revealing follow-up</w:t>
+      </w:r>
+    </w:p>
+    <w:p>
+      <w:r>
+        <w:t>Keep this extension’s procedure and values separate from the main RAG assessment.</w:t>
+      </w:r>
+    </w:p>
+    <w:p>
+      <w:pPr>
+        <w:pStyle w:val="Heading2"/>
+      </w:pPr>
+      <w:r>
+        <w:t>Reference procedure</w:t>
+      </w:r>
+    </w:p>
+    <w:p>
+      <w:pPr>
+        <w:spacing w:line="336" w:lineRule="auto" w:after="180"/>
+      </w:pPr>
+      <w:r>
+        <w:rPr>
+          <w:b w:val="0"/>
+        </w:rPr>
+        <w:t>Chunking practice: one notice says capacity20, then during maintenance capacity8. Retrieval returned only the first sentence; maintenance status is unknown. Preserve both clauses and source/version links. Separate extension independent task supplies its own Friday exception; use its stated facts, not these capacity values.</w:t>
+      </w:r>
+    </w:p>
+    <w:p>
+      <w:pPr>
+        <w:pStyle w:val="Heading2"/>
+      </w:pPr>
+      <w:r>
+        <w:t>Extension task and response</w:t>
+      </w:r>
+    </w:p>
+    <w:p>
+      <w:pPr>
+        <w:pStyle w:val="ListBullet"/>
+      </w:pPr>
+      <w:r>
+        <w:t>For the worked scenario, propose one additional case that could reveal a failure, describe its expected outcome before running it, and explain what would need to remain fixed for a fair comparison. Do not reuse W4 as a new final test after receiving feedback.</w:t>
+      </w:r>
+    </w:p>
+    <w:p>
+      <w:pPr>
+        <w:pStyle w:val="Heading3"/>
+      </w:pPr>
+      <w:r>
+        <w:t>My reasoning and evidence</w:t>
+      </w:r>
+    </w:p>
+    <w:p>
+      <w:r>
+        <w:t>________________________________________________________________</w:t>
+      </w:r>
+    </w:p>
+    <w:p>
+      <w:r>
+        <w:t>________________________________________________________________</w:t>
+      </w:r>
+    </w:p>
+    <w:p>
+      <w:r>
+        <w:t>________________________________________________________________</w:t>
+      </w:r>
+    </w:p>
+    <w:p>
+      <w:r>
+        <w:t>________________________________________________________________</w:t>
+      </w:r>
+    </w:p>
+    <w:p>
+      <w:r>
+        <w:t>________________________________________________________________</w:t>
+      </w:r>
+    </w:p>
+    <w:p>
+      <w:r>
+        <w:t>________________________________________________________________</w:t>
+      </w:r>
+    </w:p>
+    <w:p>
+      <w:r>
+        <w:t>________________________________________________________________</w:t>
+      </w:r>
+    </w:p>
+    <w:p>
+      <w:pPr>
+        <w:pStyle w:val="Heading1"/>
+      </w:pPr>
+      <w:r>
+        <w:t>22. Extension · Lexical and vector retrieval — W1 Explain the mechanism</w:t>
+      </w:r>
+    </w:p>
+    <w:p>
+      <w:r>
+        <w:t>Keep this extension’s procedure and values separate from the main RAG assessment.</w:t>
+      </w:r>
+    </w:p>
+    <w:p>
+      <w:pPr>
+        <w:pStyle w:val="Heading2"/>
+      </w:pPr>
+      <w:r>
+        <w:t>Reference procedure</w:t>
+      </w:r>
+    </w:p>
+    <w:p>
+      <w:pPr>
+        <w:spacing w:line="336" w:lineRule="auto" w:after="180"/>
+      </w:pPr>
+      <w:r>
+        <w:rPr>
+          <w:b w:val="0"/>
+        </w:rPr>
+        <w:t>Toy ranking practice: lowercase exact-word matching counts distinct query terms. Query red sensor; D1 red sensor manual, D2 red paint gives lexical2 and1. Query vector[1,0], D1[.4,.9], D2[.8,.1] gives dot products.4 and.8. Supplied relevance favours the sensor manual. No normalisation or real embedding model is assumed. Independent battery task uses its own vectors.</w:t>
+      </w:r>
+    </w:p>
+    <w:p>
+      <w:pPr>
+        <w:pStyle w:val="Heading2"/>
+      </w:pPr>
+      <w:r>
+        <w:t>Extension task and response</w:t>
+      </w:r>
+    </w:p>
+    <w:p>
+      <w:pPr>
+        <w:pStyle w:val="ListBullet"/>
+      </w:pPr>
+      <w:r>
+        <w:t>Explain the weekly mechanism in your own words. Use the worked scenario to name its input, decision rule and output.</w:t>
+      </w:r>
+    </w:p>
+    <w:p>
+      <w:pPr>
+        <w:pStyle w:val="Heading3"/>
+      </w:pPr>
+      <w:r>
+        <w:t>My reasoning and evidence</w:t>
+      </w:r>
+    </w:p>
+    <w:p>
+      <w:r>
+        <w:t>________________________________________________________________</w:t>
+      </w:r>
+    </w:p>
+    <w:p>
+      <w:r>
+        <w:t>________________________________________________________________</w:t>
+      </w:r>
+    </w:p>
+    <w:p>
+      <w:r>
+        <w:t>________________________________________________________________</w:t>
+      </w:r>
+    </w:p>
+    <w:p>
+      <w:r>
+        <w:t>________________________________________________________________</w:t>
+      </w:r>
+    </w:p>
+    <w:p>
+      <w:r>
+        <w:t>________________________________________________________________</w:t>
+      </w:r>
+    </w:p>
+    <w:p>
+      <w:r>
+        <w:t>________________________________________________________________</w:t>
+      </w:r>
+    </w:p>
+    <w:p>
+      <w:pPr>
+        <w:pStyle w:val="Heading1"/>
+      </w:pPr>
+      <w:r>
+        <w:t>23. Extension · Lexical and vector retrieval — W2 Trace the worked case</w:t>
+      </w:r>
+    </w:p>
+    <w:p>
+      <w:r>
+        <w:t>Keep this extension’s procedure and values separate from the main RAG assessment.</w:t>
+      </w:r>
+    </w:p>
+    <w:p>
+      <w:pPr>
+        <w:pStyle w:val="Heading2"/>
+      </w:pPr>
+      <w:r>
+        <w:t>Reference procedure</w:t>
+      </w:r>
+    </w:p>
+    <w:p>
+      <w:pPr>
+        <w:spacing w:line="336" w:lineRule="auto" w:after="180"/>
+      </w:pPr>
+      <w:r>
+        <w:rPr>
+          <w:b w:val="0"/>
+        </w:rPr>
+        <w:t>Toy ranking practice: lowercase exact-word matching counts distinct query terms. Query red sensor; D1 red sensor manual, D2 red paint gives lexical2 and1. Query vector[1,0], D1[.4,.9], D2[.8,.1] gives dot products.4 and.8. Supplied relevance favours the sensor manual. No normalisation or real embedding model is assumed. Independent battery task uses its own vectors.</w:t>
+      </w:r>
+    </w:p>
+    <w:p>
+      <w:pPr>
+        <w:pStyle w:val="Heading2"/>
+      </w:pPr>
+      <w:r>
+        <w:t>Extension task and response</w:t>
+      </w:r>
+    </w:p>
+    <w:p>
+      <w:pPr>
+        <w:pStyle w:val="ListBullet"/>
+      </w:pPr>
+      <w:r>
+        <w:t>Query terms red sensor. D1 text red sensor manual; D2 text red paint. Their lexical scores are 2 and 1. Vector query [1, 0], D1=[.4, .9], D2=[.8, .1]. Show the intermediate steps and give the conclusion with its scope.</w:t>
+      </w:r>
+    </w:p>
+    <w:p>
+      <w:pPr>
+        <w:pStyle w:val="Heading3"/>
+      </w:pPr>
+      <w:r>
+        <w:t>My reasoning and evidence</w:t>
+      </w:r>
+    </w:p>
+    <w:p>
+      <w:r>
+        <w:t>________________________________________________________________</w:t>
+      </w:r>
+    </w:p>
+    <w:p>
+      <w:r>
+        <w:t>________________________________________________________________</w:t>
+      </w:r>
+    </w:p>
+    <w:p>
+      <w:r>
+        <w:t>________________________________________________________________</w:t>
+      </w:r>
+    </w:p>
+    <w:p>
+      <w:r>
+        <w:t>________________________________________________________________</w:t>
+      </w:r>
+    </w:p>
+    <w:p>
+      <w:r>
+        <w:t>________________________________________________________________</w:t>
+      </w:r>
+    </w:p>
+    <w:p>
+      <w:r>
+        <w:t>________________________________________________________________</w:t>
+      </w:r>
+    </w:p>
+    <w:p>
+      <w:r>
+        <w:t>________________________________________________________________</w:t>
+      </w:r>
+    </w:p>
+    <w:p>
+      <w:pPr>
+        <w:pStyle w:val="Heading1"/>
+      </w:pPr>
+      <w:r>
+        <w:t>24. Extension · Lexical and vector retrieval — W3 Audit the limit</w:t>
+      </w:r>
+    </w:p>
+    <w:p>
+      <w:r>
+        <w:t>Keep this extension’s procedure and values separate from the main RAG assessment.</w:t>
+      </w:r>
+    </w:p>
+    <w:p>
+      <w:pPr>
+        <w:pStyle w:val="Heading2"/>
+      </w:pPr>
+      <w:r>
+        <w:t>Reference procedure</w:t>
+      </w:r>
+    </w:p>
+    <w:p>
+      <w:pPr>
+        <w:spacing w:line="336" w:lineRule="auto" w:after="180"/>
+      </w:pPr>
+      <w:r>
+        <w:rPr>
+          <w:b w:val="0"/>
+        </w:rPr>
+        <w:t>Toy ranking practice: lowercase exact-word matching counts distinct query terms. Query red sensor; D1 red sensor manual, D2 red paint gives lexical2 and1. Query vector[1,0], D1[.4,.9], D2[.8,.1] gives dot products.4 and.8. Supplied relevance favours the sensor manual. No normalisation or real embedding model is assumed. Independent battery task uses its own vectors.</w:t>
+      </w:r>
+    </w:p>
+    <w:p>
+      <w:pPr>
+        <w:pStyle w:val="Heading2"/>
+      </w:pPr>
+      <w:r>
+        <w:t>Extension task and response</w:t>
+      </w:r>
+    </w:p>
+    <w:p>
+      <w:pPr>
+        <w:pStyle w:val="ListBullet"/>
+      </w:pPr>
+      <w:r>
+        <w:t>A report omits this qualification: Similarity and relevance are different quantities; exact terminology, metadata and permissions may be necessary. Explain how omitting it could change a reader's interpretation, and write an accurate replacement.</w:t>
+      </w:r>
+    </w:p>
+    <w:p>
+      <w:pPr>
+        <w:pStyle w:val="Heading3"/>
+      </w:pPr>
+      <w:r>
+        <w:t>My reasoning and evidence</w:t>
+      </w:r>
+    </w:p>
+    <w:p>
+      <w:r>
+        <w:t>________________________________________________________________</w:t>
+      </w:r>
+    </w:p>
+    <w:p>
+      <w:r>
+        <w:t>________________________________________________________________</w:t>
+      </w:r>
+    </w:p>
+    <w:p>
+      <w:r>
+        <w:t>________________________________________________________________</w:t>
+      </w:r>
+    </w:p>
+    <w:p>
+      <w:r>
+        <w:t>________________________________________________________________</w:t>
+      </w:r>
+    </w:p>
+    <w:p>
+      <w:r>
+        <w:t>________________________________________________________________</w:t>
+      </w:r>
+    </w:p>
+    <w:p>
+      <w:r>
+        <w:t>________________________________________________________________</w:t>
+      </w:r>
+    </w:p>
+    <w:p>
+      <w:pPr>
+        <w:pStyle w:val="Heading1"/>
+      </w:pPr>
+      <w:r>
+        <w:t>25. Extension · Lexical and vector retrieval — W4 Apply a new case independently</w:t>
+      </w:r>
+    </w:p>
+    <w:p>
+      <w:r>
+        <w:t>Keep this extension’s procedure and values separate from the main RAG assessment.</w:t>
+      </w:r>
+    </w:p>
+    <w:p>
+      <w:pPr>
+        <w:pStyle w:val="Heading2"/>
+      </w:pPr>
+      <w:r>
+        <w:t>Reference procedure</w:t>
+      </w:r>
+    </w:p>
+    <w:p>
+      <w:pPr>
+        <w:spacing w:line="336" w:lineRule="auto" w:after="180"/>
+      </w:pPr>
+      <w:r>
+        <w:rPr>
+          <w:b w:val="0"/>
+        </w:rPr>
+        <w:t>Toy ranking practice: lowercase exact-word matching counts distinct query terms. Query red sensor; D1 red sensor manual, D2 red paint gives lexical2 and1. Query vector[1,0], D1[.4,.9], D2[.8,.1] gives dot products.4 and.8. Supplied relevance favours the sensor manual. No normalisation or real embedding model is assumed. Independent battery task uses its own vectors.</w:t>
+      </w:r>
+    </w:p>
+    <w:p>
+      <w:pPr>
+        <w:pStyle w:val="Heading2"/>
+      </w:pPr>
+      <w:r>
+        <w:t>Extension task and response</w:t>
+      </w:r>
+    </w:p>
+    <w:p>
+      <w:pPr>
+        <w:pStyle w:val="ListBullet"/>
+      </w:pPr>
+      <w:r>
+        <w:t>Query terms blue battery. E1 text blue battery guide, vector [.2, .8]; E2 text blue ribbon, vector [.9, .1]. Query vector [1, 0]. Compute both rankings.</w:t>
+      </w:r>
+    </w:p>
+    <w:p>
+      <w:pPr>
+        <w:pStyle w:val="Heading3"/>
+      </w:pPr>
+      <w:r>
+        <w:t>My reasoning and evidence</w:t>
+      </w:r>
+    </w:p>
+    <w:p>
+      <w:r>
+        <w:t>________________________________________________________________</w:t>
+      </w:r>
+    </w:p>
+    <w:p>
+      <w:r>
+        <w:t>________________________________________________________________</w:t>
+      </w:r>
+    </w:p>
+    <w:p>
+      <w:r>
+        <w:t>________________________________________________________________</w:t>
+      </w:r>
+    </w:p>
+    <w:p>
+      <w:r>
+        <w:t>________________________________________________________________</w:t>
+      </w:r>
+    </w:p>
+    <w:p>
+      <w:r>
+        <w:t>________________________________________________________________</w:t>
+      </w:r>
+    </w:p>
+    <w:p>
+      <w:r>
+        <w:t>________________________________________________________________</w:t>
+      </w:r>
+    </w:p>
+    <w:p>
+      <w:r>
+        <w:t>________________________________________________________________</w:t>
+      </w:r>
+    </w:p>
+    <w:p>
+      <w:r>
+        <w:t>________________________________________________________________</w:t>
+      </w:r>
+    </w:p>
+    <w:p>
+      <w:pPr>
+        <w:pStyle w:val="Heading1"/>
+      </w:pPr>
+      <w:r>
+        <w:t>26. Extension · Lexical and vector retrieval — W5 Design a revealing follow-up</w:t>
+      </w:r>
+    </w:p>
+    <w:p>
+      <w:r>
+        <w:t>Keep this extension’s procedure and values separate from the main RAG assessment.</w:t>
+      </w:r>
+    </w:p>
+    <w:p>
+      <w:pPr>
+        <w:pStyle w:val="Heading2"/>
+      </w:pPr>
+      <w:r>
+        <w:t>Reference procedure</w:t>
+      </w:r>
+    </w:p>
+    <w:p>
+      <w:pPr>
+        <w:spacing w:line="336" w:lineRule="auto" w:after="180"/>
+      </w:pPr>
+      <w:r>
+        <w:rPr>
+          <w:b w:val="0"/>
+        </w:rPr>
+        <w:t>Toy ranking practice: lowercase exact-word matching counts distinct query terms. Query red sensor; D1 red sensor manual, D2 red paint gives lexical2 and1. Query vector[1,0], D1[.4,.9], D2[.8,.1] gives dot products.4 and.8. Supplied relevance favours the sensor manual. No normalisation or real embedding model is assumed. Independent battery task uses its own vectors.</w:t>
+      </w:r>
+    </w:p>
+    <w:p>
+      <w:pPr>
+        <w:pStyle w:val="Heading2"/>
+      </w:pPr>
+      <w:r>
+        <w:t>Extension task and response</w:t>
+      </w:r>
+    </w:p>
+    <w:p>
+      <w:pPr>
+        <w:pStyle w:val="ListBullet"/>
+      </w:pPr>
+      <w:r>
+        <w:t>For the worked scenario, propose one additional case that could reveal a failure, describe its expected outcome before running it, and explain what would need to remain fixed for a fair comparison. Do not reuse W4 as a new final test after receiving feedback.</w:t>
+      </w:r>
+    </w:p>
+    <w:p>
+      <w:pPr>
+        <w:pStyle w:val="Heading3"/>
+      </w:pPr>
+      <w:r>
+        <w:t>My reasoning and evidence</w:t>
+      </w:r>
+    </w:p>
+    <w:p>
+      <w:r>
+        <w:t>________________________________________________________________</w:t>
+      </w:r>
+    </w:p>
+    <w:p>
+      <w:r>
+        <w:t>________________________________________________________________</w:t>
+      </w:r>
+    </w:p>
+    <w:p>
+      <w:r>
+        <w:t>________________________________________________________________</w:t>
+      </w:r>
+    </w:p>
+    <w:p>
+      <w:r>
+        <w:t>________________________________________________________________</w:t>
+      </w:r>
+    </w:p>
+    <w:p>
+      <w:r>
+        <w:t>________________________________________________________________</w:t>
+      </w:r>
+    </w:p>
+    <w:p>
+      <w:r>
+        <w:t>________________________________________________________________</w:t>
+      </w:r>
+    </w:p>
+    <w:p>
+      <w:r>
+        <w:t>________________________________________________________________</w:t>
+      </w:r>
+    </w:p>
+    <w:p>
+      <w:pPr>
+        <w:pStyle w:val="Heading1"/>
+      </w:pPr>
+      <w:r>
+        <w:t>28. Extra practice · Pictured case</w:t>
+      </w:r>
+    </w:p>
+    <w:p>
+      <w:r>
+        <w:t>Use when helpful; keep this practice separate from the selected first attempt.</w:t>
+      </w:r>
+    </w:p>
+    <w:p>
+      <w:pPr>
+        <w:pStyle w:val="Heading2"/>
+      </w:pPr>
+      <w:r>
+        <w:t>Additional evidence</w:t>
       </w:r>
     </w:p>
     <w:p>
@@ -2706,16 +2780,7 @@
     </w:p>
     <w:p>
       <w:pPr>
-        <w:pStyle w:val="Heading3"/>
-      </w:pPr>
-      <w:r>
-        <w:t>Record the help used</w:t>
-      </w:r>
-    </w:p>
-    <w:p>
-      <w:pPr>
         <w:spacing w:line="336" w:lineRule="auto" w:after="180"/>
-        <w:shd w:fill="F1F6F8"/>
       </w:pPr>
       <w:r>
         <w:rPr>
@@ -2775,12 +2840,20 @@
         <w:pStyle w:val="Heading1"/>
       </w:pPr>
       <w:r>
-        <w:t>29. Project portfolio milestone</w:t>
-      </w:r>
-    </w:p>
-    <w:p>
-      <w:r>
-        <w:t>Keep this week’s input, deciding step, result and limit together in the Verified Study Buddy record.</w:t>
+        <w:t>29. Reference · Project milestone</w:t>
+      </w:r>
+    </w:p>
+    <w:p>
+      <w:r>
+        <w:t>Use when helpful; keep this practice separate from the selected first attempt.</w:t>
+      </w:r>
+    </w:p>
+    <w:p>
+      <w:pPr>
+        <w:pStyle w:val="Heading2"/>
+      </w:pPr>
+      <w:r>
+        <w:t>Additional evidence</w:t>
       </w:r>
     </w:p>
     <w:p>
@@ -2993,12 +3066,459 @@
         <w:pStyle w:val="Heading1"/>
       </w:pPr>
       <w:r>
-        <w:t>30. Supported practice and learning evidence</w:t>
-      </w:r>
-    </w:p>
-    <w:p>
-      <w:r>
-        <w:t>Try the supported questions before comparing with hints and feedback. Record what you repaired and the evidence you retained.</w:t>
+        <w:t>30. Extra practice · Pictures, feedback and repair</w:t>
+      </w:r>
+    </w:p>
+    <w:p>
+      <w:r>
+        <w:t>Try before opening feedback; keep the selected independent task separate.</w:t>
+      </w:r>
+    </w:p>
+    <w:p>
+      <w:pPr>
+        <w:pStyle w:val="Heading2"/>
+      </w:pPr>
+      <w:r>
+        <w:t>First supported question</w:t>
+      </w:r>
+    </w:p>
+    <w:p>
+      <w:pPr>
+        <w:pStyle w:val="ListBullet"/>
+      </w:pPr>
+      <w:r>
+        <w:t>Turn a short science source into an answer with a visible claim-to-source map.</w:t>
+      </w:r>
+    </w:p>
+    <w:p>
+      <w:pPr>
+        <w:pStyle w:val="Heading3"/>
+      </w:pPr>
+      <w:r>
+        <w:t>Practice 1: explain the deciding evidence</w:t>
+      </w:r>
+    </w:p>
+    <w:p>
+      <w:pPr>
+        <w:pStyle w:val="ListBullet"/>
+      </w:pPr>
+      <w:r>
+        <w:t>Which labelled step matches this detail? Both claims match S4. A claim that melting takes exactly two minutes would not match.</w:t>
+      </w:r>
+    </w:p>
+    <w:p>
+      <w:pPr>
+        <w:pStyle w:val="ListBullet"/>
+      </w:pPr>
+      <w:r>
+        <w:t>1. Check each claim</w:t>
+      </w:r>
+    </w:p>
+    <w:p>
+      <w:pPr>
+        <w:pStyle w:val="ListBullet"/>
+      </w:pPr>
+      <w:r>
+        <w:t>2. Draft two claims</w:t>
+      </w:r>
+    </w:p>
+    <w:p>
+      <w:pPr>
+        <w:pStyle w:val="ListBullet"/>
+      </w:pPr>
+      <w:r>
+        <w:t>3. Read source</w:t>
+      </w:r>
+    </w:p>
+    <w:p>
+      <w:pPr>
+        <w:pStyle w:val="Heading3"/>
+      </w:pPr>
+      <w:r>
+        <w:t>My selected conclusion, deciding fact and explanation</w:t>
+      </w:r>
+    </w:p>
+    <w:p>
+      <w:r>
+        <w:t>________________________________________________________________</w:t>
+      </w:r>
+    </w:p>
+    <w:p>
+      <w:r>
+        <w:t>________________________________________________________________</w:t>
+      </w:r>
+    </w:p>
+    <w:p>
+      <w:r>
+        <w:t>________________________________________________________________</w:t>
+      </w:r>
+    </w:p>
+    <w:p>
+      <w:r>
+        <w:t>________________________________________________________________</w:t>
+      </w:r>
+    </w:p>
+    <w:p>
+      <w:r>
+        <w:t>________________________________________________________________</w:t>
+      </w:r>
+    </w:p>
+    <w:p>
+      <w:pPr>
+        <w:pStyle w:val="ListBullet"/>
+      </w:pPr>
+      <w:r>
+        <w:t>Hint if needed: Read the steps in the pictorial case. Match the supplied detail to the stage that performs or records it.</w:t>
+      </w:r>
+    </w:p>
+    <w:p>
+      <w:pPr>
+        <w:pStyle w:val="ListBullet"/>
+      </w:pPr>
+      <w:r>
+        <w:t>After your attempt, compare with the supported explanation: Check each claim Both claims match S4. A claim that melting takes exactly two minutes would not match. Read the picture in order. Both claims match S4. A claim that melting takes exactly two minutes would not match. The arrows show which recorded input or intermediate result each decision uses. Explain the deciding step aloud before checking the changed case; pointing to the final answer alone does not show how it follows.</w:t>
+      </w:r>
+    </w:p>
+    <w:p>
+      <w:pPr>
+        <w:pStyle w:val="Heading2"/>
+      </w:pPr>
+      <w:r>
+        <w:t>Check after trying · reference / check after trying</w:t>
+      </w:r>
+    </w:p>
+    <w:p>
+      <w:pPr>
+        <w:pStyle w:val="Heading3"/>
+      </w:pPr>
+      <w:r>
+        <w:t>Practice 2: explain the deciding evidence</w:t>
+      </w:r>
+    </w:p>
+    <w:p>
+      <w:pPr>
+        <w:pStyle w:val="Heading2"/>
+      </w:pPr>
+      <w:r>
+        <w:t>Changed-case question</w:t>
+      </w:r>
+    </w:p>
+    <w:p>
+      <w:pPr>
+        <w:pStyle w:val="ListBullet"/>
+      </w:pPr>
+      <w:r>
+        <w:t>Changed-case practice: The question asks exactly how long this ice takes to melt. Which conclusion is supported by the supplied facts?</w:t>
+      </w:r>
+    </w:p>
+    <w:p>
+      <w:pPr>
+        <w:pStyle w:val="ListBullet"/>
+      </w:pPr>
+      <w:r>
+        <w:t>1. We can decide the result without examining the changed input or the procedure.</w:t>
+      </w:r>
+    </w:p>
+    <w:p>
+      <w:pPr>
+        <w:pStyle w:val="ListBullet"/>
+      </w:pPr>
+      <w:r>
+        <w:t>2. This one example guarantees correct results for every future input.</w:t>
+      </w:r>
+    </w:p>
+    <w:p>
+      <w:pPr>
+        <w:pStyle w:val="ListBullet"/>
+      </w:pPr>
+      <w:r>
+        <w:t>3. Say that S4 does not provide a time.</w:t>
+      </w:r>
+    </w:p>
+    <w:p>
+      <w:pPr>
+        <w:pStyle w:val="Heading3"/>
+      </w:pPr>
+      <w:r>
+        <w:t>My selected conclusion, deciding fact and explanation</w:t>
+      </w:r>
+    </w:p>
+    <w:p>
+      <w:r>
+        <w:t>________________________________________________________________</w:t>
+      </w:r>
+    </w:p>
+    <w:p>
+      <w:r>
+        <w:t>________________________________________________________________</w:t>
+      </w:r>
+    </w:p>
+    <w:p>
+      <w:r>
+        <w:t>________________________________________________________________</w:t>
+      </w:r>
+    </w:p>
+    <w:p>
+      <w:r>
+        <w:t>________________________________________________________________</w:t>
+      </w:r>
+    </w:p>
+    <w:p>
+      <w:r>
+        <w:t>________________________________________________________________</w:t>
+      </w:r>
+    </w:p>
+    <w:p>
+      <w:pPr>
+        <w:pStyle w:val="ListBullet"/>
+      </w:pPr>
+      <w:r>
+        <w:t>Hint if needed: Use the changed condition and the deciding step in the pictorial trace. The answer must say what follows from those facts.</w:t>
+      </w:r>
+    </w:p>
+    <w:p>
+      <w:pPr>
+        <w:pStyle w:val="ListBullet"/>
+      </w:pPr>
+      <w:r>
+        <w:t>After your attempt, compare with the supported explanation: Say that S4 does not provide a time. A general change of state does not determine a duration for an unspecified sample.</w:t>
+      </w:r>
+    </w:p>
+    <w:p>
+      <w:pPr>
+        <w:pStyle w:val="Heading2"/>
+      </w:pPr>
+      <w:r>
+        <w:t>Check changed case · reference / check after trying</w:t>
+      </w:r>
+    </w:p>
+    <w:p>
+      <w:pPr>
+        <w:pStyle w:val="Heading3"/>
+      </w:pPr>
+      <w:r>
+        <w:t>Repair a missing building block</w:t>
+      </w:r>
+    </w:p>
+    <w:p>
+      <w:pPr>
+        <w:pStyle w:val="Heading2"/>
+      </w:pPr>
+      <w:r>
+        <w:t>Repair and keep evidence</w:t>
+      </w:r>
+    </w:p>
+    <w:p>
+      <w:pPr>
+        <w:spacing w:line="336" w:lineRule="auto" w:after="180"/>
+      </w:pPr>
+      <w:r>
+        <w:rPr>
+          <w:b w:val="0"/>
+        </w:rPr>
+        <w:t xml:space="preserve">Review Model Memory vs Retrieval (ai-3/17). Goal: Explain the </w:t>
+      </w:r>
+      <w:r>
+        <w:rPr>
+          <w:b/>
+        </w:rPr>
+        <w:t>mechanism</w:t>
+      </w:r>
+      <w:r>
+        <w:rPr>
+          <w:b w:val="0"/>
+        </w:rPr>
+        <w:t xml:space="preserve"> and terminology of retrieval and indexing. Short practice: Why can the assistant not certify 15: 00 when the notice is missing?</w:t>
+      </w:r>
+    </w:p>
+    <w:p>
+      <w:pPr>
+        <w:spacing w:line="336" w:lineRule="auto" w:after="180"/>
+      </w:pPr>
+      <w:r>
+        <w:rPr>
+          <w:b w:val="0"/>
+        </w:rPr>
+        <w:t xml:space="preserve">Point to the relevant step in the picture, then write the changed result and the rule or </w:t>
+      </w:r>
+      <w:r>
+        <w:rPr>
+          <w:b/>
+        </w:rPr>
+        <w:t>evidence</w:t>
+      </w:r>
+      <w:r>
+        <w:rPr>
+          <w:b w:val="0"/>
+        </w:rPr>
+        <w:t xml:space="preserve"> that supports it.. Return to this week and explain what you changed.</w:t>
+      </w:r>
+    </w:p>
+    <w:p>
+      <w:pPr>
+        <w:spacing w:line="336" w:lineRule="auto" w:after="180"/>
+      </w:pPr>
+      <w:r>
+        <w:rPr>
+          <w:b w:val="0"/>
+        </w:rPr>
+        <w:t xml:space="preserve">Review Source Quality (ai-3/15). Goal: Explain the </w:t>
+      </w:r>
+      <w:r>
+        <w:rPr>
+          <w:b/>
+        </w:rPr>
+        <w:t>mechanism</w:t>
+      </w:r>
+      <w:r>
+        <w:rPr>
+          <w:b w:val="0"/>
+        </w:rPr>
+        <w:t xml:space="preserve"> and terminology of conflicting and time-sensitive sources. Short practice: Which source fields must be checked before answering day 9?.</w:t>
+      </w:r>
+    </w:p>
+    <w:p>
+      <w:pPr>
+        <w:spacing w:line="336" w:lineRule="auto" w:after="180"/>
+      </w:pPr>
+      <w:r>
+        <w:rPr>
+          <w:b w:val="0"/>
+        </w:rPr>
+        <w:t>Return to this week and explain what you changed.</w:t>
+      </w:r>
+    </w:p>
+    <w:p>
+      <w:pPr>
+        <w:spacing w:line="336" w:lineRule="auto" w:after="180"/>
+      </w:pPr>
+      <w:r>
+        <w:rPr>
+          <w:b w:val="0"/>
+        </w:rPr>
+        <w:t xml:space="preserve">Review Speech and Audio Systems (ai-3/12). Goal: Explain the </w:t>
+      </w:r>
+      <w:r>
+        <w:rPr>
+          <w:b/>
+        </w:rPr>
+        <w:t>mechanism</w:t>
+      </w:r>
+      <w:r>
+        <w:rPr>
+          <w:b w:val="0"/>
+        </w:rPr>
+        <w:t xml:space="preserve"> and terminology of speech pipelines and multimodal </w:t>
+      </w:r>
+      <w:r>
+        <w:rPr>
+          <w:b/>
+        </w:rPr>
+        <w:t>evidence</w:t>
+      </w:r>
+      <w:r>
+        <w:rPr>
+          <w:b w:val="0"/>
+        </w:rPr>
+        <w:t>.</w:t>
+      </w:r>
+    </w:p>
+    <w:p>
+      <w:pPr>
+        <w:spacing w:line="336" w:lineRule="auto" w:after="180"/>
+      </w:pPr>
+      <w:r>
+        <w:rPr>
+          <w:b w:val="0"/>
+        </w:rPr>
+        <w:t xml:space="preserve">Short practice: Which stage was initially wrong, and which stage was correctly operating on a wrong </w:t>
+      </w:r>
+      <w:r>
+        <w:rPr>
+          <w:b/>
+        </w:rPr>
+        <w:t>input</w:t>
+      </w:r>
+      <w:r>
+        <w:rPr>
+          <w:b w:val="0"/>
+        </w:rPr>
+        <w:t>?. Return to this week and explain what you changed.</w:t>
+      </w:r>
+    </w:p>
+    <w:p>
+      <w:pPr>
+        <w:spacing w:line="336" w:lineRule="auto" w:after="180"/>
+      </w:pPr>
+      <w:r>
+        <w:rPr>
+          <w:b w:val="0"/>
+        </w:rPr>
+        <w:t xml:space="preserve">Use Download completed work in the hosted lesson to export your answers, reflections, practice feedback and code-run </w:t>
+      </w:r>
+      <w:r>
+        <w:rPr>
+          <w:b/>
+        </w:rPr>
+        <w:t>evidence</w:t>
+      </w:r>
+      <w:r>
+        <w:rPr>
+          <w:b w:val="0"/>
+        </w:rPr>
+        <w:t>. Open the HTML copy to read or print it.</w:t>
+      </w:r>
+    </w:p>
+    <w:p>
+      <w:pPr>
+        <w:spacing w:line="336" w:lineRule="auto" w:after="180"/>
+      </w:pPr>
+      <w:r>
+        <w:rPr>
+          <w:b w:val="0"/>
+        </w:rPr>
+        <w:t>Drafts stay in this browser when storage is available; clear drafts on a shared device.</w:t>
+      </w:r>
+    </w:p>
+    <w:p>
+      <w:pPr>
+        <w:pStyle w:val="Heading3"/>
+      </w:pPr>
+      <w:r>
+        <w:t>What I repaired, the evidence I kept and the next test</w:t>
+      </w:r>
+    </w:p>
+    <w:p>
+      <w:r>
+        <w:t>________________________________________________________________</w:t>
+      </w:r>
+    </w:p>
+    <w:p>
+      <w:r>
+        <w:t>________________________________________________________________</w:t>
+      </w:r>
+    </w:p>
+    <w:p>
+      <w:r>
+        <w:t>________________________________________________________________</w:t>
+      </w:r>
+    </w:p>
+    <w:p>
+      <w:r>
+        <w:t>________________________________________________________________</w:t>
+      </w:r>
+    </w:p>
+    <w:p>
+      <w:r>
+        <w:t>________________________________________________________________</w:t>
+      </w:r>
+    </w:p>
+    <w:p>
+      <w:pPr>
+        <w:pStyle w:val="Heading2"/>
+      </w:pPr>
+      <w:r>
+        <w:t>Earlier wording, alternatives and picture transcripts · reference / check after trying</w:t>
       </w:r>
     </w:p>
     <w:p>
@@ -3014,577 +3534,28 @@
     </w:p>
     <w:p>
       <w:pPr>
-        <w:spacing w:line="336" w:lineRule="auto" w:after="180"/>
-      </w:pPr>
-      <w:r>
-        <w:rPr>
-          <w:b w:val="0"/>
-        </w:rPr>
-        <w:t>Turn a short science source into an answer with a visible claim-to-source map.</w:t>
-      </w:r>
-    </w:p>
-    <w:p>
-      <w:pPr>
         <w:pStyle w:val="Heading3"/>
       </w:pPr>
       <w:r>
-        <w:t>Practice 1: explain the deciding evidence</w:t>
-      </w:r>
-    </w:p>
-    <w:p>
-      <w:pPr>
-        <w:spacing w:line="336" w:lineRule="auto" w:after="180"/>
-      </w:pPr>
-      <w:r>
-        <w:rPr>
-          <w:b w:val="0"/>
-        </w:rPr>
-        <w:t>Which labelled step matches this detail? Both claims match S4. A claim that melting takes exactly two minutes would not match.</w:t>
-      </w:r>
-    </w:p>
-    <w:p>
-      <w:pPr>
-        <w:spacing w:line="336" w:lineRule="auto" w:after="180"/>
-        <w:shd w:fill="F4F9FC"/>
-      </w:pPr>
-      <w:r>
-        <w:rPr>
-          <w:b w:val="0"/>
-        </w:rPr>
-        <w:t>1. Check each claim</w:t>
-      </w:r>
-    </w:p>
-    <w:p>
-      <w:pPr>
-        <w:spacing w:line="336" w:lineRule="auto" w:after="180"/>
-        <w:shd w:fill="F4F9FC"/>
-      </w:pPr>
-      <w:r>
-        <w:rPr>
-          <w:b w:val="0"/>
-        </w:rPr>
-        <w:t>2. Draft two claims</w:t>
-      </w:r>
-    </w:p>
-    <w:p>
-      <w:pPr>
-        <w:spacing w:line="336" w:lineRule="auto" w:after="180"/>
-        <w:shd w:fill="F4F9FC"/>
-      </w:pPr>
-      <w:r>
-        <w:rPr>
-          <w:b w:val="0"/>
-        </w:rPr>
-        <w:t>3. Read source</w:t>
-      </w:r>
-    </w:p>
-    <w:p>
-      <w:pPr>
-        <w:pStyle w:val="Heading3"/>
-      </w:pPr>
-      <w:r>
-        <w:t>My selected conclusion, deciding fact and explanation</w:t>
-      </w:r>
-    </w:p>
-    <w:p>
-      <w:r>
-        <w:t>________________________________________________________________</w:t>
-      </w:r>
-    </w:p>
-    <w:p>
-      <w:r>
-        <w:t>________________________________________________________________</w:t>
-      </w:r>
-    </w:p>
-    <w:p>
-      <w:r>
-        <w:t>________________________________________________________________</w:t>
-      </w:r>
-    </w:p>
-    <w:p>
-      <w:r>
-        <w:t>________________________________________________________________</w:t>
-      </w:r>
-    </w:p>
-    <w:p>
-      <w:r>
-        <w:t>________________________________________________________________</w:t>
-      </w:r>
-    </w:p>
-    <w:p>
-      <w:pPr>
-        <w:pStyle w:val="Heading3"/>
-      </w:pPr>
-      <w:r>
-        <w:t>Hint · try first</w:t>
-      </w:r>
-    </w:p>
-    <w:p>
-      <w:pPr>
-        <w:spacing w:line="336" w:lineRule="auto" w:after="180"/>
-        <w:shd w:fill="F1F6F8"/>
-      </w:pPr>
-      <w:r>
-        <w:rPr>
-          <w:b w:val="0"/>
-        </w:rPr>
-        <w:t>Hint if needed: Read the steps in the pictorial case. Match the supplied detail to the stage that performs or records it.</w:t>
-      </w:r>
-    </w:p>
-    <w:p>
-      <w:pPr>
-        <w:pStyle w:val="Heading3"/>
-      </w:pPr>
-      <w:r>
-        <w:t>Feedback · compare after trying</w:t>
-      </w:r>
-    </w:p>
-    <w:p>
-      <w:pPr>
-        <w:spacing w:line="336" w:lineRule="auto" w:after="180"/>
-        <w:shd w:fill="F1F6FC"/>
-      </w:pPr>
-      <w:r>
-        <w:rPr>
-          <w:b w:val="0"/>
-        </w:rPr>
-        <w:t>After your attempt, compare with the supported explanation: Check each claim Both claims match S4. A claim that melting takes exactly two minutes would not match. Read the picture in order. Both claims match S4.</w:t>
-      </w:r>
-    </w:p>
-    <w:p>
-      <w:pPr>
-        <w:spacing w:line="336" w:lineRule="auto" w:after="180"/>
-        <w:shd w:fill="F1F6FC"/>
-      </w:pPr>
-      <w:r>
-        <w:rPr>
-          <w:b w:val="0"/>
-        </w:rPr>
-        <w:t xml:space="preserve">A claim that melting takes exactly two minutes would not match. The arrows show which recorded </w:t>
-      </w:r>
-      <w:r>
-        <w:rPr>
-          <w:b/>
-        </w:rPr>
-        <w:t>input</w:t>
-      </w:r>
-      <w:r>
-        <w:rPr>
-          <w:b w:val="0"/>
-        </w:rPr>
-        <w:t xml:space="preserve"> or intermediate result each decision uses.</w:t>
-      </w:r>
-    </w:p>
-    <w:p>
-      <w:pPr>
-        <w:spacing w:line="336" w:lineRule="auto" w:after="180"/>
-        <w:shd w:fill="F1F6FC"/>
-      </w:pPr>
-      <w:r>
-        <w:rPr>
-          <w:b w:val="0"/>
-        </w:rPr>
-        <w:t>Explain the deciding step aloud before checking the changed case; pointing to the final answer alone does not show how it follows.</w:t>
-      </w:r>
-    </w:p>
-    <w:p>
-      <w:pPr>
-        <w:pStyle w:val="Heading3"/>
-      </w:pPr>
-      <w:r>
-        <w:t>Practice 2: explain the deciding evidence</w:t>
-      </w:r>
-    </w:p>
-    <w:p>
-      <w:pPr>
-        <w:pStyle w:val="Heading3"/>
-      </w:pPr>
-      <w:r>
-        <w:t>Changed case · predict first</w:t>
-      </w:r>
-    </w:p>
-    <w:p>
-      <w:pPr>
-        <w:spacing w:line="336" w:lineRule="auto" w:after="180"/>
-        <w:shd w:fill="F5F1FB"/>
-      </w:pPr>
-      <w:r>
-        <w:rPr>
-          <w:b w:val="0"/>
-        </w:rPr>
-        <w:t>Changed-case practice: The question asks exactly how long this ice takes to melt. Which conclusion is supported by the supplied facts?</w:t>
-      </w:r>
-    </w:p>
-    <w:p>
-      <w:pPr>
-        <w:spacing w:line="336" w:lineRule="auto" w:after="180"/>
-        <w:shd w:fill="F4F9FC"/>
-      </w:pPr>
-      <w:r>
-        <w:rPr>
-          <w:b w:val="0"/>
-        </w:rPr>
-        <w:t xml:space="preserve">1. We can decide the result without examining the changed </w:t>
-      </w:r>
-      <w:r>
-        <w:rPr>
-          <w:b/>
-        </w:rPr>
-        <w:t>input</w:t>
-      </w:r>
-      <w:r>
-        <w:rPr>
-          <w:b w:val="0"/>
-        </w:rPr>
-        <w:t xml:space="preserve"> or the procedure.</w:t>
-      </w:r>
-    </w:p>
-    <w:p>
-      <w:pPr>
-        <w:spacing w:line="336" w:lineRule="auto" w:after="180"/>
-        <w:shd w:fill="F4F9FC"/>
-      </w:pPr>
-      <w:r>
-        <w:rPr>
-          <w:b w:val="0"/>
-        </w:rPr>
-        <w:t xml:space="preserve">2. This one example guarantees correct results for every future </w:t>
-      </w:r>
-      <w:r>
-        <w:rPr>
-          <w:b/>
-        </w:rPr>
-        <w:t>input</w:t>
-      </w:r>
-      <w:r>
-        <w:rPr>
-          <w:b w:val="0"/>
-        </w:rPr>
-        <w:t>.</w:t>
-      </w:r>
-    </w:p>
-    <w:p>
-      <w:pPr>
-        <w:spacing w:line="336" w:lineRule="auto" w:after="180"/>
-        <w:shd w:fill="F4F9FC"/>
-      </w:pPr>
-      <w:r>
-        <w:rPr>
-          <w:b w:val="0"/>
-        </w:rPr>
-        <w:t>3. Say that S4 does not provide a time.</w:t>
-      </w:r>
-    </w:p>
-    <w:p>
-      <w:pPr>
-        <w:pStyle w:val="Heading3"/>
-      </w:pPr>
-      <w:r>
-        <w:t>My selected conclusion, deciding fact and explanation</w:t>
-      </w:r>
-    </w:p>
-    <w:p>
-      <w:r>
-        <w:t>________________________________________________________________</w:t>
-      </w:r>
-    </w:p>
-    <w:p>
-      <w:r>
-        <w:t>________________________________________________________________</w:t>
-      </w:r>
-    </w:p>
-    <w:p>
-      <w:r>
-        <w:t>________________________________________________________________</w:t>
-      </w:r>
-    </w:p>
-    <w:p>
-      <w:r>
-        <w:t>________________________________________________________________</w:t>
-      </w:r>
-    </w:p>
-    <w:p>
-      <w:r>
-        <w:t>________________________________________________________________</w:t>
-      </w:r>
-    </w:p>
-    <w:p>
-      <w:pPr>
-        <w:pStyle w:val="Heading3"/>
-      </w:pPr>
-      <w:r>
-        <w:t>Hint · try first</w:t>
-      </w:r>
-    </w:p>
-    <w:p>
-      <w:pPr>
-        <w:spacing w:line="336" w:lineRule="auto" w:after="180"/>
-        <w:shd w:fill="F1F6F8"/>
-      </w:pPr>
-      <w:r>
-        <w:rPr>
-          <w:b w:val="0"/>
-        </w:rPr>
-        <w:t>Hint if needed: Use the changed condition and the deciding step in the pictorial trace. The answer must say what follows from those facts.</w:t>
-      </w:r>
-    </w:p>
-    <w:p>
-      <w:pPr>
-        <w:pStyle w:val="Heading3"/>
-      </w:pPr>
-      <w:r>
-        <w:t>Feedback · compare after trying</w:t>
-      </w:r>
-    </w:p>
-    <w:p>
-      <w:pPr>
-        <w:spacing w:line="336" w:lineRule="auto" w:after="180"/>
-        <w:shd w:fill="F1F6FC"/>
-      </w:pPr>
-      <w:r>
-        <w:rPr>
-          <w:b w:val="0"/>
-        </w:rPr>
-        <w:t>After your attempt, compare with the supported explanation: Say that S4 does not provide a time. A general change of state does not determine a duration for an unspecified sample.</w:t>
-      </w:r>
-    </w:p>
-    <w:p>
-      <w:pPr>
-        <w:pStyle w:val="Heading3"/>
-      </w:pPr>
-      <w:r>
-        <w:t>Repair a missing building block</w:t>
-      </w:r>
-    </w:p>
-    <w:p>
-      <w:pPr>
-        <w:spacing w:line="336" w:lineRule="auto" w:after="180"/>
-      </w:pPr>
-      <w:r>
-        <w:rPr>
-          <w:b w:val="0"/>
-        </w:rPr>
-        <w:t xml:space="preserve">Review Model Memory vs Retrieval (ai-3/17). Goal: Explain the </w:t>
-      </w:r>
-      <w:r>
-        <w:rPr>
-          <w:b/>
-        </w:rPr>
-        <w:t>mechanism</w:t>
-      </w:r>
-      <w:r>
-        <w:rPr>
-          <w:b w:val="0"/>
-        </w:rPr>
-        <w:t xml:space="preserve"> and terminology of retrieval and indexing. Short practice: Why can the assistant not certify 15: 00 when the notice is missing?</w:t>
-      </w:r>
-    </w:p>
-    <w:p>
-      <w:pPr>
-        <w:spacing w:line="336" w:lineRule="auto" w:after="180"/>
-      </w:pPr>
-      <w:r>
-        <w:rPr>
-          <w:b w:val="0"/>
-        </w:rPr>
-        <w:t xml:space="preserve">Point to the relevant step in the picture, then write the changed result and the rule or </w:t>
-      </w:r>
-      <w:r>
-        <w:rPr>
-          <w:b/>
-        </w:rPr>
-        <w:t>evidence</w:t>
-      </w:r>
-      <w:r>
-        <w:rPr>
-          <w:b w:val="0"/>
-        </w:rPr>
-        <w:t xml:space="preserve"> that supports it.. Return to this week and explain what you changed.</w:t>
-      </w:r>
-    </w:p>
-    <w:p>
-      <w:pPr>
-        <w:spacing w:line="336" w:lineRule="auto" w:after="180"/>
-      </w:pPr>
-      <w:r>
-        <w:rPr>
-          <w:b w:val="0"/>
-        </w:rPr>
-        <w:t xml:space="preserve">Review Source Quality (ai-3/15). Goal: Explain the </w:t>
-      </w:r>
-      <w:r>
-        <w:rPr>
-          <w:b/>
-        </w:rPr>
-        <w:t>mechanism</w:t>
-      </w:r>
-      <w:r>
-        <w:rPr>
-          <w:b w:val="0"/>
-        </w:rPr>
-        <w:t xml:space="preserve"> and terminology of conflicting and time-sensitive sources. Short practice: Which source fields must be checked before answering day 9?.</w:t>
-      </w:r>
-    </w:p>
-    <w:p>
-      <w:pPr>
-        <w:spacing w:line="336" w:lineRule="auto" w:after="180"/>
-      </w:pPr>
-      <w:r>
-        <w:rPr>
-          <w:b w:val="0"/>
-        </w:rPr>
-        <w:t>Return to this week and explain what you changed.</w:t>
-      </w:r>
-    </w:p>
-    <w:p>
-      <w:pPr>
-        <w:spacing w:line="336" w:lineRule="auto" w:after="180"/>
-      </w:pPr>
-      <w:r>
-        <w:rPr>
-          <w:b w:val="0"/>
-        </w:rPr>
-        <w:t xml:space="preserve">Review Speech and Audio Systems (ai-3/12). Goal: Explain the </w:t>
-      </w:r>
-      <w:r>
-        <w:rPr>
-          <w:b/>
-        </w:rPr>
-        <w:t>mechanism</w:t>
-      </w:r>
-      <w:r>
-        <w:rPr>
-          <w:b w:val="0"/>
-        </w:rPr>
-        <w:t xml:space="preserve"> and terminology of speech pipelines and multimodal </w:t>
-      </w:r>
-      <w:r>
-        <w:rPr>
-          <w:b/>
-        </w:rPr>
-        <w:t>evidence</w:t>
-      </w:r>
-      <w:r>
-        <w:rPr>
-          <w:b w:val="0"/>
-        </w:rPr>
-        <w:t>.</w:t>
-      </w:r>
-    </w:p>
-    <w:p>
-      <w:pPr>
-        <w:spacing w:line="336" w:lineRule="auto" w:after="180"/>
-      </w:pPr>
-      <w:r>
-        <w:rPr>
-          <w:b w:val="0"/>
-        </w:rPr>
-        <w:t xml:space="preserve">Short practice: Which stage was initially wrong, and which stage was correctly operating on a wrong </w:t>
-      </w:r>
-      <w:r>
-        <w:rPr>
-          <w:b/>
-        </w:rPr>
-        <w:t>input</w:t>
-      </w:r>
-      <w:r>
-        <w:rPr>
-          <w:b w:val="0"/>
-        </w:rPr>
-        <w:t>?. Return to this week and explain what you changed.</w:t>
-      </w:r>
-    </w:p>
-    <w:p>
-      <w:pPr>
-        <w:pStyle w:val="Heading3"/>
-      </w:pPr>
-      <w:r>
         <w:t>Keep your completed work</w:t>
       </w:r>
     </w:p>
     <w:p>
       <w:pPr>
-        <w:spacing w:line="336" w:lineRule="auto" w:after="180"/>
-      </w:pPr>
-      <w:r>
-        <w:rPr>
-          <w:b w:val="0"/>
-        </w:rPr>
-        <w:t xml:space="preserve">Use Download completed work in the hosted lesson to export your answers, reflections, practice feedback and code-run </w:t>
-      </w:r>
-      <w:r>
-        <w:rPr>
-          <w:b/>
-        </w:rPr>
-        <w:t>evidence</w:t>
-      </w:r>
-      <w:r>
-        <w:rPr>
-          <w:b w:val="0"/>
-        </w:rPr>
-        <w:t>. Open the HTML copy to read or print it.</w:t>
-      </w:r>
-    </w:p>
-    <w:p>
-      <w:pPr>
-        <w:spacing w:line="336" w:lineRule="auto" w:after="180"/>
-      </w:pPr>
-      <w:r>
-        <w:rPr>
-          <w:b w:val="0"/>
-        </w:rPr>
-        <w:t>Drafts stay in this browser when storage is available; clear drafts on a shared device.</w:t>
-      </w:r>
-    </w:p>
-    <w:p>
-      <w:pPr>
-        <w:pStyle w:val="Heading3"/>
-      </w:pPr>
-      <w:r>
-        <w:t>What I repaired, the evidence I kept and the next test</w:t>
-      </w:r>
-    </w:p>
-    <w:p>
-      <w:r>
-        <w:t>________________________________________________________________</w:t>
-      </w:r>
-    </w:p>
-    <w:p>
-      <w:r>
-        <w:t>________________________________________________________________</w:t>
-      </w:r>
-    </w:p>
-    <w:p>
-      <w:r>
-        <w:t>________________________________________________________________</w:t>
-      </w:r>
-    </w:p>
-    <w:p>
-      <w:r>
-        <w:t>________________________________________________________________</w:t>
-      </w:r>
-    </w:p>
-    <w:p>
-      <w:r>
-        <w:t>________________________________________________________________</w:t>
-      </w:r>
-    </w:p>
-    <w:p>
-      <w:pPr>
         <w:pStyle w:val="Heading1"/>
       </w:pPr>
       <w:r>
-        <w:t>31. Visual concept journey</w:t>
-      </w:r>
-    </w:p>
-    <w:p>
-      <w:r>
-        <w:t>Explain each Retrieval Augmented Generation picture from its labels, then record a relevant limit.</w:t>
-      </w:r>
-    </w:p>
-    <w:p>
-      <w:pPr>
-        <w:pStyle w:val="Heading3"/>
+        <w:t>31. Reference · Six-picture response sheets</w:t>
+      </w:r>
+    </w:p>
+    <w:p>
+      <w:r>
+        <w:t>Choose the relevant picture rather than repeating every task.</w:t>
+      </w:r>
+    </w:p>
+    <w:p>
+      <w:pPr>
+        <w:pStyle w:val="Heading2"/>
       </w:pPr>
       <w:r>
         <w:t>01. Retrieval Augmented Generation: the case</w:t>
@@ -3663,7 +3634,6 @@
     <w:p>
       <w:pPr>
         <w:spacing w:line="336" w:lineRule="auto" w:after="180"/>
-        <w:shd w:fill="F5F1FB"/>
       </w:pPr>
       <w:r>
         <w:rPr>
@@ -3702,7 +3672,7 @@
     </w:p>
     <w:p>
       <w:pPr>
-        <w:pStyle w:val="Heading3"/>
+        <w:pStyle w:val="Heading2"/>
       </w:pPr>
       <w:r>
         <w:t>02. Follow the deciding steps</w:t>
@@ -3769,7 +3739,6 @@
     <w:p>
       <w:pPr>
         <w:spacing w:line="336" w:lineRule="auto" w:after="180"/>
-        <w:shd w:fill="F5F1FB"/>
       </w:pPr>
       <w:r>
         <w:rPr>
@@ -3820,7 +3789,7 @@
     </w:p>
     <w:p>
       <w:pPr>
-        <w:pStyle w:val="Heading3"/>
+        <w:pStyle w:val="Heading2"/>
       </w:pPr>
       <w:r>
         <w:t>03. Building a grounded answer — evidence trace</w:t>
@@ -3970,7 +3939,6 @@
     <w:p>
       <w:pPr>
         <w:spacing w:line="336" w:lineRule="auto" w:after="180"/>
-        <w:shd w:fill="F5F1FB"/>
       </w:pPr>
       <w:r>
         <w:rPr>
@@ -4009,7 +3977,7 @@
     </w:p>
     <w:p>
       <w:pPr>
-        <w:pStyle w:val="Heading3"/>
+        <w:pStyle w:val="Heading2"/>
       </w:pPr>
       <w:r>
         <w:t>04. Change one thing. Trace what follows.</w:t>
@@ -4076,7 +4044,6 @@
     <w:p>
       <w:pPr>
         <w:spacing w:line="336" w:lineRule="auto" w:after="180"/>
-        <w:shd w:fill="F5F1FB"/>
       </w:pPr>
       <w:r>
         <w:rPr>
@@ -4115,7 +4082,7 @@
     </w:p>
     <w:p>
       <w:pPr>
-        <w:pStyle w:val="Heading3"/>
+        <w:pStyle w:val="Heading2"/>
       </w:pPr>
       <w:r>
         <w:t>05. Connect the explanation to its limit</w:t>
@@ -4205,7 +4172,6 @@
     <w:p>
       <w:pPr>
         <w:spacing w:line="336" w:lineRule="auto" w:after="180"/>
-        <w:shd w:fill="F5F1FB"/>
       </w:pPr>
       <w:r>
         <w:rPr>
@@ -4244,7 +4210,7 @@
     </w:p>
     <w:p>
       <w:pPr>
-        <w:pStyle w:val="Heading3"/>
+        <w:pStyle w:val="Heading2"/>
       </w:pPr>
       <w:r>
         <w:t>06. Make the idea visible in your project</w:t>
@@ -4358,7 +4324,6 @@
     <w:p>
       <w:pPr>
         <w:spacing w:line="336" w:lineRule="auto" w:after="180"/>
-        <w:shd w:fill="F5F1FB"/>
       </w:pPr>
       <w:r>
         <w:rPr>
@@ -4405,6 +4370,62 @@
     <w:p>
       <w:r>
         <w:t>________________________________________________________________</w:t>
+      </w:r>
+    </w:p>
+    <w:p>
+      <w:pPr>
+        <w:pStyle w:val="Heading2"/>
+      </w:pPr>
+      <w:r>
+        <w:t>Earlier wording, alternatives and picture transcripts · reference / check after trying</w:t>
+      </w:r>
+    </w:p>
+    <w:p>
+      <w:pPr>
+        <w:pStyle w:val="Heading3"/>
+      </w:pPr>
+      <w:r>
+        <w:t>01. Retrieval Augmented Generation: the case</w:t>
+      </w:r>
+    </w:p>
+    <w:p>
+      <w:pPr>
+        <w:pStyle w:val="Heading3"/>
+      </w:pPr>
+      <w:r>
+        <w:t>02. Follow the deciding steps</w:t>
+      </w:r>
+    </w:p>
+    <w:p>
+      <w:pPr>
+        <w:pStyle w:val="Heading3"/>
+      </w:pPr>
+      <w:r>
+        <w:t>03. Building a grounded answer — evidence trace</w:t>
+      </w:r>
+    </w:p>
+    <w:p>
+      <w:pPr>
+        <w:pStyle w:val="Heading3"/>
+      </w:pPr>
+      <w:r>
+        <w:t>04. Change one thing. Trace what follows.</w:t>
+      </w:r>
+    </w:p>
+    <w:p>
+      <w:pPr>
+        <w:pStyle w:val="Heading3"/>
+      </w:pPr>
+      <w:r>
+        <w:t>05. Connect the explanation to its limit</w:t>
+      </w:r>
+    </w:p>
+    <w:p>
+      <w:pPr>
+        <w:pStyle w:val="Heading3"/>
+      </w:pPr>
+      <w:r>
+        <w:t>06. Make the idea visible in your project</w:t>
       </w:r>
     </w:p>
     <w:sectPr>
